--- a/research/TRD-EHR/paper1-trd-prediction/supplement.docx
+++ b/research/TRD-EHR/paper1-trd-prediction/supplement.docx
@@ -7011,7 +7011,7 @@
               <w:jc w:val="left"/>
             </w:pPr>
             <w:r>
-              <w:t xml:space="preserve">0.602 (not computed)</w:t>
+              <w:t xml:space="preserve">0.602 (0.587–0.619)</w:t>
             </w:r>
           </w:p>
         </w:tc>

--- a/research/TRD-EHR/paper1-trd-prediction/supplement.docx
+++ b/research/TRD-EHR/paper1-trd-prediction/supplement.docx
@@ -466,7 +466,7 @@
         <w:pStyle w:val="BodyText"/>
       </w:pPr>
       <w:r>
-        <w:t xml:space="preserve">Upstream data preparation assembled, for each patient, all antidepressant medication orders beginning on or after the date of the first documented depression diagnosis. The earliest start date in that set defined the index date, one per patient. Among candidate index orders, 57.9% begin on the same date as the first recorded depression diagnosis.</w:t>
+        <w:t xml:space="preserve">Upstream data preparation assembled, for each patient, all antidepressant medication orders beginning on or after the date of the first documented depression diagnosis. The earliest start date in that set defined the index date, one per patient. In 25,645 of the 42,579 cohort patients (60.2%, 95% CI 59.8–60.7), the index prescription was written on the same day as the first recorded depression diagnosis.</w:t>
       </w:r>
     </w:p>
     <w:p>
@@ -474,7 +474,7 @@
         <w:pStyle w:val="BodyText"/>
       </w:pPr>
       <w:r>
-        <w:t xml:space="preserve">Index selection did not depend on subsequent dose, exposure duration, response, or switching. Post-index information was used to establish 365 days of follow-up and ascertain the outcome. Clinical content was restricted to the 730-day window ending on the index date. Total recorded pre-index history length (median 1,792 days) was retained separately as a duration variable, although clinical content outside the fixed window was not used.</w:t>
+        <w:t xml:space="preserve">The index was chosen without looking at anything after it, such as later dose, exposure duration, response, or switching. Post-index information was used to establish 365 days of follow-up and ascertain the outcome. Clinical content was restricted to the 730-day window ending on the index date. Total recorded pre-index history length (median 1,792 days) was retained separately as a duration variable, although clinical content outside the fixed window was not used.</w:t>
       </w:r>
     </w:p>
     <w:p>
@@ -2624,7 +2624,7 @@
         <w:pStyle w:val="BodyText"/>
       </w:pPr>
       <w:r>
-        <w:t xml:space="preserve">The primary analysis used plain cosine similarity with k = 50 and</w:t>
+        <w:t xml:space="preserve">A sweep evaluated every k from 1 to all 34,063 training patients for both metrics, under</w:t>
       </w:r>
       <w:r>
         <w:t xml:space="preserve"> </w:t>
@@ -2638,7 +2638,7 @@
         <w:t xml:space="preserve"> </w:t>
       </w:r>
       <w:r>
-        <w:t xml:space="preserve">= 5. A sweep evaluated every k from 1 to all 34,063 training patients for both metrics, under</w:t>
+        <w:t xml:space="preserve">= 1, 2, and 5. Nearest retrieval selected the k most similar training patients. Each metric was reported at its best k, the k with the highest test AUC, the smallest on a tie: 295 for importance-weighted and 757 for plain cosine similarity, under</w:t>
       </w:r>
       <w:r>
         <w:t xml:space="preserve"> </w:t>
@@ -2652,7 +2652,7 @@
         <w:t xml:space="preserve"> </w:t>
       </w:r>
       <w:r>
-        <w:t xml:space="preserve">= 1, 2, and 5. Nearest retrieval selected the k most similar training patients. Farthest retrieval, which selected the least similar, and random retrieval served as negative controls at k = 50. These analyses were restricted to embeddings; no mixed-data similarity metric was specified for FEATURE.</w:t>
+        <w:t xml:space="preserve">= 1. Random retrieval drew k training patients at random for each test patient and averaged their outcomes with equal weights. It was scored at every k, nested so that k + 1 neighbors extend the k already drawn, and repeated in 1,000 draws seeded from the study seed; its band at each k is the 2.5th to 97.5th percentile of the AUC across draws, and its best k is the highest mean across draws. Farthest retrieval, which selected the 50 least similar patients, served as a second negative control. It has no best k of its own: adding neighbors only moves it toward the all-patients value of the nearest arms. Every best k was selected on the test patients, so the values at it are optimistic. These analyses were restricted to embeddings; no mixed-data similarity metric was specified for FEATURE.</w:t>
       </w:r>
     </w:p>
     <w:bookmarkEnd w:id="30"/>
@@ -2762,7 +2762,7 @@
         <w:pStyle w:val="FirstParagraph"/>
       </w:pPr>
       <w:r>
-        <w:t xml:space="preserve">Standard classifiers, encoder comparisons, and concept permutations used the full cohort and common test split. The primary Qwen3-Embedding-8B encoder received both similarity metrics, the negative controls, and the neighborhood-size sweep. Other encoders were evaluated with nearest and random retrieval under plain cosine similarity at k = 50, so the importance-weighted metric and the sweep describe the primary encoder only.</w:t>
+        <w:t xml:space="preserve">Standard classifiers, encoder comparisons, and concept permutations used the full cohort and common test split. The primary Qwen3-Embedding-8B encoder received both similarity metrics, the negative controls, and the neighborhood-size sweep. Retrieval results for the other encoders are not reported; both similarity metrics and the sweep describe the primary encoder only.</w:t>
       </w:r>
     </w:p>
     <w:bookmarkEnd w:id="32"/>
@@ -3234,7 +3234,7 @@
     </w:p>
     <w:bookmarkEnd w:id="42"/>
     <w:bookmarkEnd w:id="43"/>
-    <w:bookmarkStart w:id="46" w:name="s2-precision-recall-performance"/>
+    <w:bookmarkStart w:id="49" w:name="s2-precision-recall-performance"/>
     <w:p>
       <w:pPr>
         <w:pStyle w:val="Heading1"/>
@@ -3256,7 +3256,7 @@
         <w:pStyle w:val="BodyText"/>
       </w:pPr>
       <w:r>
-        <w:t xml:space="preserve">AUPRC remained modest across models (Tables S1–S2; Figure S4). The leading embedded and feature models achieved 0.302 and 0.298, respectively. These values are also summarized in Table 2.</w:t>
+        <w:t xml:space="preserve">AUPRC remained modest across models (Tables S1–S2; Figure S4). The leading embedded and feature models achieved 0.302 and 0.298, respectively. These values are also summarized in Table 2. At each retrieval arm’s best k, AUPRC was 0.272 (95% CI 0.251–0.294) for importance-weighted, 0.264 (95% CI 0.244–0.286) for plain cosine, and 0.176 (95% CI 0.165–0.188) for random retrieval. Random retrieval therefore sat at the no-skill reference. The best k was chosen on the test patients by ROC AUC, so these values are optimistic.</w:t>
       </w:r>
     </w:p>
     <w:p>
@@ -3597,6 +3597,126 @@
             </w:pPr>
             <w:r>
               <w:t xml:space="preserve">0.298</w:t>
+            </w:r>
+          </w:p>
+        </w:tc>
+      </w:tr>
+    </w:tbl>
+    <w:p>
+      <w:pPr>
+        <w:pStyle w:val="BodyText"/>
+      </w:pPr>
+      <w:r>
+        <w:t xml:space="preserve">Retrieval rows, each at its own test-selected best k, with bootstrap 95% CIs:</w:t>
+      </w:r>
+    </w:p>
+    <w:tbl>
+      <w:tblPr>
+        <w:tblStyle w:val="Table"/>
+        <w:tblW w:type="pct" w:w="0.0"/>
+        <w:tblLook w:firstRow="1" w:lastRow="0" w:firstColumn="0" w:lastColumn="0" w:noHBand="0" w:noVBand="0" w:val="0020"/>
+      </w:tblPr>
+      <w:tblGrid/>
+      <w:tr>
+        <w:tc>
+          <w:p>
+            <w:pPr>
+              <w:pStyle w:val="Compact"/>
+              <w:jc w:val="left"/>
+            </w:pPr>
+            <w:r>
+              <w:rPr>
+                <w:bCs/>
+                <w:b/>
+              </w:rPr>
+              <w:t xml:space="preserve">Retrieval arm</w:t>
+            </w:r>
+          </w:p>
+        </w:tc>
+        <w:tc>
+          <w:p>
+            <w:pPr>
+              <w:pStyle w:val="Compact"/>
+              <w:jc w:val="left"/>
+            </w:pPr>
+            <w:r>
+              <w:rPr>
+                <w:bCs/>
+                <w:b/>
+              </w:rPr>
+              <w:t xml:space="preserve">AUPRC (95% CI)</w:t>
+            </w:r>
+          </w:p>
+        </w:tc>
+      </w:tr>
+      <w:tr>
+        <w:tc>
+          <w:p>
+            <w:pPr>
+              <w:pStyle w:val="Compact"/>
+              <w:jc w:val="left"/>
+            </w:pPr>
+            <w:r>
+              <w:t xml:space="preserve">Importance-weighted cosine, k = 295</w:t>
+            </w:r>
+          </w:p>
+        </w:tc>
+        <w:tc>
+          <w:p>
+            <w:pPr>
+              <w:pStyle w:val="Compact"/>
+              <w:jc w:val="left"/>
+            </w:pPr>
+            <w:r>
+              <w:t xml:space="preserve">0.272 (0.251–0.294)</w:t>
+            </w:r>
+          </w:p>
+        </w:tc>
+      </w:tr>
+      <w:tr>
+        <w:tc>
+          <w:p>
+            <w:pPr>
+              <w:pStyle w:val="Compact"/>
+              <w:jc w:val="left"/>
+            </w:pPr>
+            <w:r>
+              <w:t xml:space="preserve">Plain cosine, k = 757</w:t>
+            </w:r>
+          </w:p>
+        </w:tc>
+        <w:tc>
+          <w:p>
+            <w:pPr>
+              <w:pStyle w:val="Compact"/>
+              <w:jc w:val="left"/>
+            </w:pPr>
+            <w:r>
+              <w:t xml:space="preserve">0.264 (0.244–0.286)</w:t>
+            </w:r>
+          </w:p>
+        </w:tc>
+      </w:tr>
+      <w:tr>
+        <w:tc>
+          <w:p>
+            <w:pPr>
+              <w:pStyle w:val="Compact"/>
+              <w:jc w:val="left"/>
+            </w:pPr>
+            <w:r>
+              <w:t xml:space="preserve">Random, uniform weights, k = 32,720</w:t>
+            </w:r>
+          </w:p>
+        </w:tc>
+        <w:tc>
+          <w:p>
+            <w:pPr>
+              <w:pStyle w:val="Compact"/>
+              <w:jc w:val="left"/>
+            </w:pPr>
+            <w:r>
+              <w:t xml:space="preserve">0.176 (0.165–0.188)</w:t>
             </w:r>
           </w:p>
         </w:tc>
@@ -3861,925 +3981,7 @@
         <w:pStyle w:val="BodyText"/>
       </w:pPr>
       <w:r>
-        <w:t xml:space="preserve">Figure S4. Precision–recall curves for the best classifier on each representation (held-out test set; primary Qwen3-Embedding-8B encoder). (A) Embedded logistic regression; (B) feature-vector XGBoost. The no-skill AUPRC reference is 0.175, the positive rate.</w:t>
-      </w:r>
-    </w:p>
-    <w:bookmarkEnd w:id="46"/>
-    <w:bookmarkStart w:id="49" w:name="s3-calibration"/>
-    <w:p>
-      <w:pPr>
-        <w:pStyle w:val="Heading1"/>
-      </w:pPr>
-      <w:r>
-        <w:t xml:space="preserve">S3 Calibration</w:t>
-      </w:r>
-    </w:p>
-    <w:p>
-      <w:pPr>
-        <w:pStyle w:val="FirstParagraph"/>
-      </w:pPr>
-      <w:r>
-        <w:t xml:space="preserve">Table S3 reports Brier score and weighted calibration error (WCE), for which lower values are better. Scores ranged from 0.137 to 0.140 and 0.004 to 0.018, respectively. The binned calibration slopes and intercepts originally reported in the manuscript are retained below, separately from the individual-level logistic slopes in section S9. Binned slopes should not be interpreted as conventional logistic calibration slopes.</w:t>
-      </w:r>
-    </w:p>
-    <w:p>
-      <w:pPr>
-        <w:pStyle w:val="BodyText"/>
-      </w:pPr>
-      <w:r>
-        <w:t xml:space="preserve">Table S3. Brier score and weighted calibration error for all 8 primary representation–classifier combinations. Both metrics describe the cohort’s observed outcome frequency.</w:t>
-      </w:r>
-    </w:p>
-    <w:tbl>
-      <w:tblPr>
-        <w:tblStyle w:val="Table"/>
-        <w:tblW w:type="pct" w:w="0.0"/>
-        <w:tblLook w:firstRow="1" w:lastRow="0" w:firstColumn="0" w:lastColumn="0" w:noHBand="0" w:noVBand="0" w:val="0020"/>
-      </w:tblPr>
-      <w:tblGrid/>
-      <w:tr>
-        <w:tc>
-          <w:p>
-            <w:pPr>
-              <w:pStyle w:val="Compact"/>
-              <w:jc w:val="left"/>
-            </w:pPr>
-            <w:r>
-              <w:rPr>
-                <w:bCs/>
-                <w:b/>
-              </w:rPr>
-              <w:t xml:space="preserve">Representation</w:t>
-            </w:r>
-          </w:p>
-        </w:tc>
-        <w:tc>
-          <w:p>
-            <w:pPr>
-              <w:pStyle w:val="Compact"/>
-              <w:jc w:val="left"/>
-            </w:pPr>
-            <w:r>
-              <w:rPr>
-                <w:bCs/>
-                <w:b/>
-              </w:rPr>
-              <w:t xml:space="preserve">Classifier</w:t>
-            </w:r>
-          </w:p>
-        </w:tc>
-        <w:tc>
-          <w:p>
-            <w:pPr>
-              <w:pStyle w:val="Compact"/>
-              <w:jc w:val="left"/>
-            </w:pPr>
-            <w:r>
-              <w:rPr>
-                <w:bCs/>
-                <w:b/>
-              </w:rPr>
-              <w:t xml:space="preserve">Brier</w:t>
-            </w:r>
-          </w:p>
-        </w:tc>
-        <w:tc>
-          <w:p>
-            <w:pPr>
-              <w:pStyle w:val="Compact"/>
-              <w:jc w:val="left"/>
-            </w:pPr>
-            <w:r>
-              <w:rPr>
-                <w:bCs/>
-                <w:b/>
-              </w:rPr>
-              <w:t xml:space="preserve">WCE</w:t>
-            </w:r>
-          </w:p>
-        </w:tc>
-      </w:tr>
-      <w:tr>
-        <w:tc>
-          <w:p>
-            <w:pPr>
-              <w:pStyle w:val="Compact"/>
-              <w:jc w:val="left"/>
-            </w:pPr>
-            <w:r>
-              <w:t xml:space="preserve">EMBEDDED</w:t>
-            </w:r>
-          </w:p>
-        </w:tc>
-        <w:tc>
-          <w:p>
-            <w:pPr>
-              <w:pStyle w:val="Compact"/>
-              <w:jc w:val="left"/>
-            </w:pPr>
-            <w:r>
-              <w:t xml:space="preserve">Logistic regression</w:t>
-            </w:r>
-          </w:p>
-        </w:tc>
-        <w:tc>
-          <w:p>
-            <w:pPr>
-              <w:pStyle w:val="Compact"/>
-              <w:jc w:val="left"/>
-            </w:pPr>
-            <w:r>
-              <w:t xml:space="preserve">0.137</w:t>
-            </w:r>
-          </w:p>
-        </w:tc>
-        <w:tc>
-          <w:p>
-            <w:pPr>
-              <w:pStyle w:val="Compact"/>
-              <w:jc w:val="left"/>
-            </w:pPr>
-            <w:r>
-              <w:t xml:space="preserve">0.010</w:t>
-            </w:r>
-          </w:p>
-        </w:tc>
-      </w:tr>
-      <w:tr>
-        <w:tc>
-          <w:p>
-            <w:pPr>
-              <w:pStyle w:val="Compact"/>
-              <w:jc w:val="left"/>
-            </w:pPr>
-            <w:r>
-              <w:t xml:space="preserve">EMBEDDED</w:t>
-            </w:r>
-          </w:p>
-        </w:tc>
-        <w:tc>
-          <w:p>
-            <w:pPr>
-              <w:pStyle w:val="Compact"/>
-              <w:jc w:val="left"/>
-            </w:pPr>
-            <w:r>
-              <w:t xml:space="preserve">Random forest</w:t>
-            </w:r>
-          </w:p>
-        </w:tc>
-        <w:tc>
-          <w:p>
-            <w:pPr>
-              <w:pStyle w:val="Compact"/>
-              <w:jc w:val="left"/>
-            </w:pPr>
-            <w:r>
-              <w:t xml:space="preserve">0.140</w:t>
-            </w:r>
-          </w:p>
-        </w:tc>
-        <w:tc>
-          <w:p>
-            <w:pPr>
-              <w:pStyle w:val="Compact"/>
-              <w:jc w:val="left"/>
-            </w:pPr>
-            <w:r>
-              <w:t xml:space="preserve">0.006</w:t>
-            </w:r>
-          </w:p>
-        </w:tc>
-      </w:tr>
-      <w:tr>
-        <w:tc>
-          <w:p>
-            <w:pPr>
-              <w:pStyle w:val="Compact"/>
-              <w:jc w:val="left"/>
-            </w:pPr>
-            <w:r>
-              <w:t xml:space="preserve">EMBEDDED</w:t>
-            </w:r>
-          </w:p>
-        </w:tc>
-        <w:tc>
-          <w:p>
-            <w:pPr>
-              <w:pStyle w:val="Compact"/>
-              <w:jc w:val="left"/>
-            </w:pPr>
-            <w:r>
-              <w:t xml:space="preserve">Gradient boosting</w:t>
-            </w:r>
-          </w:p>
-        </w:tc>
-        <w:tc>
-          <w:p>
-            <w:pPr>
-              <w:pStyle w:val="Compact"/>
-              <w:jc w:val="left"/>
-            </w:pPr>
-            <w:r>
-              <w:t xml:space="preserve">0.139</w:t>
-            </w:r>
-          </w:p>
-        </w:tc>
-        <w:tc>
-          <w:p>
-            <w:pPr>
-              <w:pStyle w:val="Compact"/>
-              <w:jc w:val="left"/>
-            </w:pPr>
-            <w:r>
-              <w:t xml:space="preserve">0.004</w:t>
-            </w:r>
-          </w:p>
-        </w:tc>
-      </w:tr>
-      <w:tr>
-        <w:tc>
-          <w:p>
-            <w:pPr>
-              <w:pStyle w:val="Compact"/>
-              <w:jc w:val="left"/>
-            </w:pPr>
-            <w:r>
-              <w:t xml:space="preserve">EMBEDDED</w:t>
-            </w:r>
-          </w:p>
-        </w:tc>
-        <w:tc>
-          <w:p>
-            <w:pPr>
-              <w:pStyle w:val="Compact"/>
-              <w:jc w:val="left"/>
-            </w:pPr>
-            <w:r>
-              <w:t xml:space="preserve">XGBoost</w:t>
-            </w:r>
-          </w:p>
-        </w:tc>
-        <w:tc>
-          <w:p>
-            <w:pPr>
-              <w:pStyle w:val="Compact"/>
-              <w:jc w:val="left"/>
-            </w:pPr>
-            <w:r>
-              <w:t xml:space="preserve">0.139</w:t>
-            </w:r>
-          </w:p>
-        </w:tc>
-        <w:tc>
-          <w:p>
-            <w:pPr>
-              <w:pStyle w:val="Compact"/>
-              <w:jc w:val="left"/>
-            </w:pPr>
-            <w:r>
-              <w:t xml:space="preserve">0.013</w:t>
-            </w:r>
-          </w:p>
-        </w:tc>
-      </w:tr>
-      <w:tr>
-        <w:tc>
-          <w:p>
-            <w:pPr>
-              <w:pStyle w:val="Compact"/>
-              <w:jc w:val="left"/>
-            </w:pPr>
-            <w:r>
-              <w:t xml:space="preserve">FEATURE</w:t>
-            </w:r>
-          </w:p>
-        </w:tc>
-        <w:tc>
-          <w:p>
-            <w:pPr>
-              <w:pStyle w:val="Compact"/>
-              <w:jc w:val="left"/>
-            </w:pPr>
-            <w:r>
-              <w:t xml:space="preserve">Logistic regression</w:t>
-            </w:r>
-          </w:p>
-        </w:tc>
-        <w:tc>
-          <w:p>
-            <w:pPr>
-              <w:pStyle w:val="Compact"/>
-              <w:jc w:val="left"/>
-            </w:pPr>
-            <w:r>
-              <w:t xml:space="preserve">0.139</w:t>
-            </w:r>
-          </w:p>
-        </w:tc>
-        <w:tc>
-          <w:p>
-            <w:pPr>
-              <w:pStyle w:val="Compact"/>
-              <w:jc w:val="left"/>
-            </w:pPr>
-            <w:r>
-              <w:t xml:space="preserve">0.005</w:t>
-            </w:r>
-          </w:p>
-        </w:tc>
-      </w:tr>
-      <w:tr>
-        <w:tc>
-          <w:p>
-            <w:pPr>
-              <w:pStyle w:val="Compact"/>
-              <w:jc w:val="left"/>
-            </w:pPr>
-            <w:r>
-              <w:t xml:space="preserve">FEATURE</w:t>
-            </w:r>
-          </w:p>
-        </w:tc>
-        <w:tc>
-          <w:p>
-            <w:pPr>
-              <w:pStyle w:val="Compact"/>
-              <w:jc w:val="left"/>
-            </w:pPr>
-            <w:r>
-              <w:t xml:space="preserve">Random forest</w:t>
-            </w:r>
-          </w:p>
-        </w:tc>
-        <w:tc>
-          <w:p>
-            <w:pPr>
-              <w:pStyle w:val="Compact"/>
-              <w:jc w:val="left"/>
-            </w:pPr>
-            <w:r>
-              <w:t xml:space="preserve">0.139</w:t>
-            </w:r>
-          </w:p>
-        </w:tc>
-        <w:tc>
-          <w:p>
-            <w:pPr>
-              <w:pStyle w:val="Compact"/>
-              <w:jc w:val="left"/>
-            </w:pPr>
-            <w:r>
-              <w:t xml:space="preserve">0.018</w:t>
-            </w:r>
-          </w:p>
-        </w:tc>
-      </w:tr>
-      <w:tr>
-        <w:tc>
-          <w:p>
-            <w:pPr>
-              <w:pStyle w:val="Compact"/>
-              <w:jc w:val="left"/>
-            </w:pPr>
-            <w:r>
-              <w:t xml:space="preserve">FEATURE</w:t>
-            </w:r>
-          </w:p>
-        </w:tc>
-        <w:tc>
-          <w:p>
-            <w:pPr>
-              <w:pStyle w:val="Compact"/>
-              <w:jc w:val="left"/>
-            </w:pPr>
-            <w:r>
-              <w:t xml:space="preserve">Gradient boosting</w:t>
-            </w:r>
-          </w:p>
-        </w:tc>
-        <w:tc>
-          <w:p>
-            <w:pPr>
-              <w:pStyle w:val="Compact"/>
-              <w:jc w:val="left"/>
-            </w:pPr>
-            <w:r>
-              <w:t xml:space="preserve">0.138</w:t>
-            </w:r>
-          </w:p>
-        </w:tc>
-        <w:tc>
-          <w:p>
-            <w:pPr>
-              <w:pStyle w:val="Compact"/>
-              <w:jc w:val="left"/>
-            </w:pPr>
-            <w:r>
-              <w:t xml:space="preserve">0.010</w:t>
-            </w:r>
-          </w:p>
-        </w:tc>
-      </w:tr>
-      <w:tr>
-        <w:tc>
-          <w:p>
-            <w:pPr>
-              <w:pStyle w:val="Compact"/>
-              <w:jc w:val="left"/>
-            </w:pPr>
-            <w:r>
-              <w:t xml:space="preserve">FEATURE</w:t>
-            </w:r>
-          </w:p>
-        </w:tc>
-        <w:tc>
-          <w:p>
-            <w:pPr>
-              <w:pStyle w:val="Compact"/>
-              <w:jc w:val="left"/>
-            </w:pPr>
-            <w:r>
-              <w:t xml:space="preserve">XGBoost</w:t>
-            </w:r>
-          </w:p>
-        </w:tc>
-        <w:tc>
-          <w:p>
-            <w:pPr>
-              <w:pStyle w:val="Compact"/>
-              <w:jc w:val="left"/>
-            </w:pPr>
-            <w:r>
-              <w:t xml:space="preserve">0.138</w:t>
-            </w:r>
-          </w:p>
-        </w:tc>
-        <w:tc>
-          <w:p>
-            <w:pPr>
-              <w:pStyle w:val="Compact"/>
-              <w:jc w:val="left"/>
-            </w:pPr>
-            <w:r>
-              <w:t xml:space="preserve">0.012</w:t>
-            </w:r>
-          </w:p>
-        </w:tc>
-      </w:tr>
-    </w:tbl>
-    <w:p>
-      <w:pPr>
-        <w:pStyle w:val="BodyText"/>
-      </w:pPr>
-      <w:r>
-        <w:t xml:space="preserve">Table S4. Slopes and intercepts fitted to the binned calibration curves. These descriptive values are retained from the original overall calibration analysis and are not individual-level logistic calibration parameters. See section S9 for the latter.</w:t>
-      </w:r>
-    </w:p>
-    <w:tbl>
-      <w:tblPr>
-        <w:tblStyle w:val="Table"/>
-        <w:tblW w:type="pct" w:w="0.0"/>
-        <w:tblLook w:firstRow="1" w:lastRow="0" w:firstColumn="0" w:lastColumn="0" w:noHBand="0" w:noVBand="0" w:val="0020"/>
-      </w:tblPr>
-      <w:tblGrid/>
-      <w:tr>
-        <w:tc>
-          <w:p>
-            <w:pPr>
-              <w:pStyle w:val="Compact"/>
-              <w:jc w:val="left"/>
-            </w:pPr>
-            <w:r>
-              <w:rPr>
-                <w:bCs/>
-                <w:b/>
-              </w:rPr>
-              <w:t xml:space="preserve">Representation</w:t>
-            </w:r>
-          </w:p>
-        </w:tc>
-        <w:tc>
-          <w:p>
-            <w:pPr>
-              <w:pStyle w:val="Compact"/>
-              <w:jc w:val="left"/>
-            </w:pPr>
-            <w:r>
-              <w:rPr>
-                <w:bCs/>
-                <w:b/>
-              </w:rPr>
-              <w:t xml:space="preserve">Classifier</w:t>
-            </w:r>
-          </w:p>
-        </w:tc>
-        <w:tc>
-          <w:p>
-            <w:pPr>
-              <w:pStyle w:val="Compact"/>
-              <w:jc w:val="left"/>
-            </w:pPr>
-            <w:r>
-              <w:rPr>
-                <w:bCs/>
-                <w:b/>
-              </w:rPr>
-              <w:t xml:space="preserve">Binned slope</w:t>
-            </w:r>
-          </w:p>
-        </w:tc>
-        <w:tc>
-          <w:p>
-            <w:pPr>
-              <w:pStyle w:val="Compact"/>
-              <w:jc w:val="left"/>
-            </w:pPr>
-            <w:r>
-              <w:rPr>
-                <w:bCs/>
-                <w:b/>
-              </w:rPr>
-              <w:t xml:space="preserve">Binned intercept</w:t>
-            </w:r>
-          </w:p>
-        </w:tc>
-      </w:tr>
-      <w:tr>
-        <w:tc>
-          <w:p>
-            <w:pPr>
-              <w:pStyle w:val="Compact"/>
-              <w:jc w:val="left"/>
-            </w:pPr>
-            <w:r>
-              <w:t xml:space="preserve">EMBEDDED</w:t>
-            </w:r>
-          </w:p>
-        </w:tc>
-        <w:tc>
-          <w:p>
-            <w:pPr>
-              <w:pStyle w:val="Compact"/>
-              <w:jc w:val="left"/>
-            </w:pPr>
-            <w:r>
-              <w:t xml:space="preserve">Logistic regression</w:t>
-            </w:r>
-          </w:p>
-        </w:tc>
-        <w:tc>
-          <w:p>
-            <w:pPr>
-              <w:pStyle w:val="Compact"/>
-              <w:jc w:val="left"/>
-            </w:pPr>
-            <w:r>
-              <w:t xml:space="preserve">1.27</w:t>
-            </w:r>
-          </w:p>
-        </w:tc>
-        <w:tc>
-          <w:p>
-            <w:pPr>
-              <w:pStyle w:val="Compact"/>
-              <w:jc w:val="left"/>
-            </w:pPr>
-            <w:r>
-              <w:t xml:space="preserve">−0.07</w:t>
-            </w:r>
-          </w:p>
-        </w:tc>
-      </w:tr>
-      <w:tr>
-        <w:tc>
-          <w:p>
-            <w:pPr>
-              <w:pStyle w:val="Compact"/>
-              <w:jc w:val="left"/>
-            </w:pPr>
-            <w:r>
-              <w:t xml:space="preserve">EMBEDDED</w:t>
-            </w:r>
-          </w:p>
-        </w:tc>
-        <w:tc>
-          <w:p>
-            <w:pPr>
-              <w:pStyle w:val="Compact"/>
-              <w:jc w:val="left"/>
-            </w:pPr>
-            <w:r>
-              <w:t xml:space="preserve">Random forest</w:t>
-            </w:r>
-          </w:p>
-        </w:tc>
-        <w:tc>
-          <w:p>
-            <w:pPr>
-              <w:pStyle w:val="Compact"/>
-              <w:jc w:val="left"/>
-            </w:pPr>
-            <w:r>
-              <w:t xml:space="preserve">1.15</w:t>
-            </w:r>
-          </w:p>
-        </w:tc>
-        <w:tc>
-          <w:p>
-            <w:pPr>
-              <w:pStyle w:val="Compact"/>
-              <w:jc w:val="left"/>
-            </w:pPr>
-            <w:r>
-              <w:t xml:space="preserve">−0.02</w:t>
-            </w:r>
-          </w:p>
-        </w:tc>
-      </w:tr>
-      <w:tr>
-        <w:tc>
-          <w:p>
-            <w:pPr>
-              <w:pStyle w:val="Compact"/>
-              <w:jc w:val="left"/>
-            </w:pPr>
-            <w:r>
-              <w:t xml:space="preserve">EMBEDDED</w:t>
-            </w:r>
-          </w:p>
-        </w:tc>
-        <w:tc>
-          <w:p>
-            <w:pPr>
-              <w:pStyle w:val="Compact"/>
-              <w:jc w:val="left"/>
-            </w:pPr>
-            <w:r>
-              <w:t xml:space="preserve">Gradient boosting</w:t>
-            </w:r>
-          </w:p>
-        </w:tc>
-        <w:tc>
-          <w:p>
-            <w:pPr>
-              <w:pStyle w:val="Compact"/>
-              <w:jc w:val="left"/>
-            </w:pPr>
-            <w:r>
-              <w:t xml:space="preserve">1.01</w:t>
-            </w:r>
-          </w:p>
-        </w:tc>
-        <w:tc>
-          <w:p>
-            <w:pPr>
-              <w:pStyle w:val="Compact"/>
-              <w:jc w:val="left"/>
-            </w:pPr>
-            <w:r>
-              <w:t xml:space="preserve">0.01</w:t>
-            </w:r>
-          </w:p>
-        </w:tc>
-      </w:tr>
-      <w:tr>
-        <w:tc>
-          <w:p>
-            <w:pPr>
-              <w:pStyle w:val="Compact"/>
-              <w:jc w:val="left"/>
-            </w:pPr>
-            <w:r>
-              <w:t xml:space="preserve">EMBEDDED</w:t>
-            </w:r>
-          </w:p>
-        </w:tc>
-        <w:tc>
-          <w:p>
-            <w:pPr>
-              <w:pStyle w:val="Compact"/>
-              <w:jc w:val="left"/>
-            </w:pPr>
-            <w:r>
-              <w:t xml:space="preserve">XGBoost</w:t>
-            </w:r>
-          </w:p>
-        </w:tc>
-        <w:tc>
-          <w:p>
-            <w:pPr>
-              <w:pStyle w:val="Compact"/>
-              <w:jc w:val="left"/>
-            </w:pPr>
-            <w:r>
-              <w:t xml:space="preserve">0.75</w:t>
-            </w:r>
-          </w:p>
-        </w:tc>
-        <w:tc>
-          <w:p>
-            <w:pPr>
-              <w:pStyle w:val="Compact"/>
-              <w:jc w:val="left"/>
-            </w:pPr>
-            <w:r>
-              <w:t xml:space="preserve">0.07</w:t>
-            </w:r>
-          </w:p>
-        </w:tc>
-      </w:tr>
-      <w:tr>
-        <w:tc>
-          <w:p>
-            <w:pPr>
-              <w:pStyle w:val="Compact"/>
-              <w:jc w:val="left"/>
-            </w:pPr>
-            <w:r>
-              <w:t xml:space="preserve">FEATURE</w:t>
-            </w:r>
-          </w:p>
-        </w:tc>
-        <w:tc>
-          <w:p>
-            <w:pPr>
-              <w:pStyle w:val="Compact"/>
-              <w:jc w:val="left"/>
-            </w:pPr>
-            <w:r>
-              <w:t xml:space="preserve">Logistic regression</w:t>
-            </w:r>
-          </w:p>
-        </w:tc>
-        <w:tc>
-          <w:p>
-            <w:pPr>
-              <w:pStyle w:val="Compact"/>
-              <w:jc w:val="left"/>
-            </w:pPr>
-            <w:r>
-              <w:t xml:space="preserve">0.78</w:t>
-            </w:r>
-          </w:p>
-        </w:tc>
-        <w:tc>
-          <w:p>
-            <w:pPr>
-              <w:pStyle w:val="Compact"/>
-              <w:jc w:val="left"/>
-            </w:pPr>
-            <w:r>
-              <w:t xml:space="preserve">0.06</w:t>
-            </w:r>
-          </w:p>
-        </w:tc>
-      </w:tr>
-      <w:tr>
-        <w:tc>
-          <w:p>
-            <w:pPr>
-              <w:pStyle w:val="Compact"/>
-              <w:jc w:val="left"/>
-            </w:pPr>
-            <w:r>
-              <w:t xml:space="preserve">FEATURE</w:t>
-            </w:r>
-          </w:p>
-        </w:tc>
-        <w:tc>
-          <w:p>
-            <w:pPr>
-              <w:pStyle w:val="Compact"/>
-              <w:jc w:val="left"/>
-            </w:pPr>
-            <w:r>
-              <w:t xml:space="preserve">Random forest</w:t>
-            </w:r>
-          </w:p>
-        </w:tc>
-        <w:tc>
-          <w:p>
-            <w:pPr>
-              <w:pStyle w:val="Compact"/>
-              <w:jc w:val="left"/>
-            </w:pPr>
-            <w:r>
-              <w:t xml:space="preserve">1.84</w:t>
-            </w:r>
-          </w:p>
-        </w:tc>
-        <w:tc>
-          <w:p>
-            <w:pPr>
-              <w:pStyle w:val="Compact"/>
-              <w:jc w:val="left"/>
-            </w:pPr>
-            <w:r>
-              <w:t xml:space="preserve">−0.15</w:t>
-            </w:r>
-          </w:p>
-        </w:tc>
-      </w:tr>
-      <w:tr>
-        <w:tc>
-          <w:p>
-            <w:pPr>
-              <w:pStyle w:val="Compact"/>
-              <w:jc w:val="left"/>
-            </w:pPr>
-            <w:r>
-              <w:t xml:space="preserve">FEATURE</w:t>
-            </w:r>
-          </w:p>
-        </w:tc>
-        <w:tc>
-          <w:p>
-            <w:pPr>
-              <w:pStyle w:val="Compact"/>
-              <w:jc w:val="left"/>
-            </w:pPr>
-            <w:r>
-              <w:t xml:space="preserve">Gradient boosting</w:t>
-            </w:r>
-          </w:p>
-        </w:tc>
-        <w:tc>
-          <w:p>
-            <w:pPr>
-              <w:pStyle w:val="Compact"/>
-              <w:jc w:val="left"/>
-            </w:pPr>
-            <w:r>
-              <w:t xml:space="preserve">0.87</w:t>
-            </w:r>
-          </w:p>
-        </w:tc>
-        <w:tc>
-          <w:p>
-            <w:pPr>
-              <w:pStyle w:val="Compact"/>
-              <w:jc w:val="left"/>
-            </w:pPr>
-            <w:r>
-              <w:t xml:space="preserve">0.04</w:t>
-            </w:r>
-          </w:p>
-        </w:tc>
-      </w:tr>
-      <w:tr>
-        <w:tc>
-          <w:p>
-            <w:pPr>
-              <w:pStyle w:val="Compact"/>
-              <w:jc w:val="left"/>
-            </w:pPr>
-            <w:r>
-              <w:t xml:space="preserve">FEATURE</w:t>
-            </w:r>
-          </w:p>
-        </w:tc>
-        <w:tc>
-          <w:p>
-            <w:pPr>
-              <w:pStyle w:val="Compact"/>
-              <w:jc w:val="left"/>
-            </w:pPr>
-            <w:r>
-              <w:t xml:space="preserve">XGBoost</w:t>
-            </w:r>
-          </w:p>
-        </w:tc>
-        <w:tc>
-          <w:p>
-            <w:pPr>
-              <w:pStyle w:val="Compact"/>
-              <w:jc w:val="left"/>
-            </w:pPr>
-            <w:r>
-              <w:t xml:space="preserve">1.02</w:t>
-            </w:r>
-          </w:p>
-        </w:tc>
-        <w:tc>
-          <w:p>
-            <w:pPr>
-              <w:pStyle w:val="Compact"/>
-              <w:jc w:val="left"/>
-            </w:pPr>
-            <w:r>
-              <w:t xml:space="preserve">0.02</w:t>
-            </w:r>
-          </w:p>
-        </w:tc>
-      </w:tr>
-    </w:tbl>
-    <w:p>
-      <w:pPr>
-        <w:pStyle w:val="BodyText"/>
-      </w:pPr>
-      <w:r>
-        <w:t xml:space="preserve">A Embedded logistic regression</w:t>
+        <w:t xml:space="preserve">C Importance-weighted nearest retrieval, k = 295</w:t>
       </w:r>
     </w:p>
     <w:p>
@@ -4796,7 +3998,62 @@
               <a:graphicData uri="http://schemas.openxmlformats.org/drawingml/2006/picture">
                 <pic:pic>
                   <pic:nvPicPr>
-                    <pic:cNvPr descr="../results/Qwen-Qwen3-Embedding-8B/google_medgemma-27b-text-it/calibration_curves/calibration_curve_logistic_regression_EMBEDDED.png" id="0" name="Picture"/>
+                    <pic:cNvPr descr="../results/Qwen-Qwen3-Embedding-8B/google_medgemma-27b-text-it/neighbor_count_sweep/best_k_panels/pr_curve_NEAREST_IMPORTANCE_WEIGHTED_alpha1_k295.png" id="0" name="Picture"/>
+                    <pic:cNvPicPr>
+                      <a:picLocks noChangeArrowheads="1" noChangeAspect="1"/>
+                    </pic:cNvPicPr>
+                  </pic:nvPicPr>
+                  <pic:blipFill>
+                    <a:blip r:embed="rId46"/>
+                    <a:stretch>
+                      <a:fillRect/>
+                    </a:stretch>
+                  </pic:blipFill>
+                  <pic:spPr bwMode="auto">
+                    <a:xfrm>
+                      <a:off x="0" y="0"/>
+                      <a:ext cx="5303520" cy="2863900"/>
+                    </a:xfrm>
+                    <a:prstGeom prst="rect">
+                      <a:avLst/>
+                    </a:prstGeom>
+                    <a:noFill/>
+                    <a:ln w="9525">
+                      <a:noFill/>
+                      <a:headEnd/>
+                      <a:tailEnd/>
+                    </a:ln>
+                  </pic:spPr>
+                </pic:pic>
+              </a:graphicData>
+            </a:graphic>
+          </wp:inline>
+        </w:drawing>
+      </w:r>
+    </w:p>
+    <w:p>
+      <w:pPr>
+        <w:pStyle w:val="BodyText"/>
+      </w:pPr>
+      <w:r>
+        <w:t xml:space="preserve">D Plain-cosine nearest retrieval, k = 757</w:t>
+      </w:r>
+    </w:p>
+    <w:p>
+      <w:pPr>
+        <w:pStyle w:val="BodyText"/>
+      </w:pPr>
+      <w:r>
+        <w:drawing>
+          <wp:inline>
+            <wp:extent cx="5303520" cy="2863900"/>
+            <wp:effectExtent b="0" l="0" r="0" t="0"/>
+            <wp:docPr descr="" title="" id="1" name="Picture"/>
+            <a:graphic>
+              <a:graphicData uri="http://schemas.openxmlformats.org/drawingml/2006/picture">
+                <pic:pic>
+                  <pic:nvPicPr>
+                    <pic:cNvPr descr="../results/Qwen-Qwen3-Embedding-8B/google_medgemma-27b-text-it/neighbor_count_sweep/best_k_panels/pr_curve_NEAREST_PLAIN_COSINE_alpha1_k757.png" id="0" name="Picture"/>
                     <pic:cNvPicPr>
                       <a:picLocks noChangeArrowheads="1" noChangeAspect="1"/>
                     </pic:cNvPicPr>
@@ -4834,7 +4091,7 @@
         <w:pStyle w:val="BodyText"/>
       </w:pPr>
       <w:r>
-        <w:t xml:space="preserve">B Feature vector XGBoost</w:t>
+        <w:t xml:space="preserve">E Random retrieval, uniform weights, k = 32,720</w:t>
       </w:r>
     </w:p>
     <w:p>
@@ -4851,7 +4108,7 @@
               <a:graphicData uri="http://schemas.openxmlformats.org/drawingml/2006/picture">
                 <pic:pic>
                   <pic:nvPicPr>
-                    <pic:cNvPr descr="../results/Qwen-Qwen3-Embedding-8B/google_medgemma-27b-text-it/calibration_curves/calibration_curve_xgboost_FEATURE.png" id="0" name="Picture"/>
+                    <pic:cNvPr descr="../results/Qwen-Qwen3-Embedding-8B/google_medgemma-27b-text-it/neighbor_count_sweep/best_k_panels/pr_curve_RANDOM_UNIFORM_k32720.png" id="0" name="Picture"/>
                     <pic:cNvPicPr>
                       <a:picLocks noChangeArrowheads="1" noChangeAspect="1"/>
                     </pic:cNvPicPr>
@@ -4889,11 +4146,1540 @@
         <w:pStyle w:val="BodyText"/>
       </w:pPr>
       <w:r>
-        <w:t xml:space="preserve">Figure S5. Calibration curves for embedded logistic regression (A) and feature-vector XGBoost (B). The diagonal indicates agreement between predicted and observed outcome frequency; points above it indicate underprediction in that bin, and points below indicate overprediction. The sample is enriched for depression.</w:t>
+        <w:t xml:space="preserve">Figure S4. Precision–recall curves (held-out test set; primary Qwen3-Embedding-8B encoder). (A) Embedded logistic regression; (B) feature-vector XGBoost; (C–E) the 3 retrieval arms, each at its own test-selected best k. C is the draw of 1,000 whose ROC AUC at that k is closest to their mean. Retrieval panels print average precision, which differs from the table AUPRC in the third decimal. The no-skill reference is 0.175, the positive rate.</w:t>
       </w:r>
     </w:p>
     <w:bookmarkEnd w:id="49"/>
-    <w:bookmarkStart w:id="56" w:name="s4-encoder-similarity-geometry"/>
+    <w:bookmarkStart w:id="55" w:name="s3-calibration"/>
+    <w:p>
+      <w:pPr>
+        <w:pStyle w:val="Heading1"/>
+      </w:pPr>
+      <w:r>
+        <w:t xml:space="preserve">S3 Calibration</w:t>
+      </w:r>
+    </w:p>
+    <w:p>
+      <w:pPr>
+        <w:pStyle w:val="FirstParagraph"/>
+      </w:pPr>
+      <w:r>
+        <w:t xml:space="preserve">Table S3 reports Brier score and weighted calibration error (WCE), for which lower values are better. Scores ranged from 0.137 to 0.140 and 0.004 to 0.018, respectively. The binned calibration slopes and intercepts originally reported in the manuscript are retained below, separately from the individual-level logistic slopes in section S9. Binned slopes should not be interpreted as conventional logistic calibration slopes.</w:t>
+      </w:r>
+    </w:p>
+    <w:p>
+      <w:pPr>
+        <w:pStyle w:val="BodyText"/>
+      </w:pPr>
+      <w:r>
+        <w:t xml:space="preserve">Table S3. Brier score and weighted calibration error for all 8 primary representation–classifier combinations. Both metrics describe the cohort’s observed outcome frequency.</w:t>
+      </w:r>
+    </w:p>
+    <w:tbl>
+      <w:tblPr>
+        <w:tblStyle w:val="Table"/>
+        <w:tblW w:type="pct" w:w="0.0"/>
+        <w:tblLook w:firstRow="1" w:lastRow="0" w:firstColumn="0" w:lastColumn="0" w:noHBand="0" w:noVBand="0" w:val="0020"/>
+      </w:tblPr>
+      <w:tblGrid/>
+      <w:tr>
+        <w:tc>
+          <w:p>
+            <w:pPr>
+              <w:pStyle w:val="Compact"/>
+              <w:jc w:val="left"/>
+            </w:pPr>
+            <w:r>
+              <w:rPr>
+                <w:bCs/>
+                <w:b/>
+              </w:rPr>
+              <w:t xml:space="preserve">Representation</w:t>
+            </w:r>
+          </w:p>
+        </w:tc>
+        <w:tc>
+          <w:p>
+            <w:pPr>
+              <w:pStyle w:val="Compact"/>
+              <w:jc w:val="left"/>
+            </w:pPr>
+            <w:r>
+              <w:rPr>
+                <w:bCs/>
+                <w:b/>
+              </w:rPr>
+              <w:t xml:space="preserve">Classifier</w:t>
+            </w:r>
+          </w:p>
+        </w:tc>
+        <w:tc>
+          <w:p>
+            <w:pPr>
+              <w:pStyle w:val="Compact"/>
+              <w:jc w:val="left"/>
+            </w:pPr>
+            <w:r>
+              <w:rPr>
+                <w:bCs/>
+                <w:b/>
+              </w:rPr>
+              <w:t xml:space="preserve">Brier</w:t>
+            </w:r>
+          </w:p>
+        </w:tc>
+        <w:tc>
+          <w:p>
+            <w:pPr>
+              <w:pStyle w:val="Compact"/>
+              <w:jc w:val="left"/>
+            </w:pPr>
+            <w:r>
+              <w:rPr>
+                <w:bCs/>
+                <w:b/>
+              </w:rPr>
+              <w:t xml:space="preserve">WCE</w:t>
+            </w:r>
+          </w:p>
+        </w:tc>
+      </w:tr>
+      <w:tr>
+        <w:tc>
+          <w:p>
+            <w:pPr>
+              <w:pStyle w:val="Compact"/>
+              <w:jc w:val="left"/>
+            </w:pPr>
+            <w:r>
+              <w:t xml:space="preserve">EMBEDDED</w:t>
+            </w:r>
+          </w:p>
+        </w:tc>
+        <w:tc>
+          <w:p>
+            <w:pPr>
+              <w:pStyle w:val="Compact"/>
+              <w:jc w:val="left"/>
+            </w:pPr>
+            <w:r>
+              <w:t xml:space="preserve">Logistic regression</w:t>
+            </w:r>
+          </w:p>
+        </w:tc>
+        <w:tc>
+          <w:p>
+            <w:pPr>
+              <w:pStyle w:val="Compact"/>
+              <w:jc w:val="left"/>
+            </w:pPr>
+            <w:r>
+              <w:t xml:space="preserve">0.137</w:t>
+            </w:r>
+          </w:p>
+        </w:tc>
+        <w:tc>
+          <w:p>
+            <w:pPr>
+              <w:pStyle w:val="Compact"/>
+              <w:jc w:val="left"/>
+            </w:pPr>
+            <w:r>
+              <w:t xml:space="preserve">0.010</w:t>
+            </w:r>
+          </w:p>
+        </w:tc>
+      </w:tr>
+      <w:tr>
+        <w:tc>
+          <w:p>
+            <w:pPr>
+              <w:pStyle w:val="Compact"/>
+              <w:jc w:val="left"/>
+            </w:pPr>
+            <w:r>
+              <w:t xml:space="preserve">EMBEDDED</w:t>
+            </w:r>
+          </w:p>
+        </w:tc>
+        <w:tc>
+          <w:p>
+            <w:pPr>
+              <w:pStyle w:val="Compact"/>
+              <w:jc w:val="left"/>
+            </w:pPr>
+            <w:r>
+              <w:t xml:space="preserve">Random forest</w:t>
+            </w:r>
+          </w:p>
+        </w:tc>
+        <w:tc>
+          <w:p>
+            <w:pPr>
+              <w:pStyle w:val="Compact"/>
+              <w:jc w:val="left"/>
+            </w:pPr>
+            <w:r>
+              <w:t xml:space="preserve">0.140</w:t>
+            </w:r>
+          </w:p>
+        </w:tc>
+        <w:tc>
+          <w:p>
+            <w:pPr>
+              <w:pStyle w:val="Compact"/>
+              <w:jc w:val="left"/>
+            </w:pPr>
+            <w:r>
+              <w:t xml:space="preserve">0.006</w:t>
+            </w:r>
+          </w:p>
+        </w:tc>
+      </w:tr>
+      <w:tr>
+        <w:tc>
+          <w:p>
+            <w:pPr>
+              <w:pStyle w:val="Compact"/>
+              <w:jc w:val="left"/>
+            </w:pPr>
+            <w:r>
+              <w:t xml:space="preserve">EMBEDDED</w:t>
+            </w:r>
+          </w:p>
+        </w:tc>
+        <w:tc>
+          <w:p>
+            <w:pPr>
+              <w:pStyle w:val="Compact"/>
+              <w:jc w:val="left"/>
+            </w:pPr>
+            <w:r>
+              <w:t xml:space="preserve">Gradient boosting</w:t>
+            </w:r>
+          </w:p>
+        </w:tc>
+        <w:tc>
+          <w:p>
+            <w:pPr>
+              <w:pStyle w:val="Compact"/>
+              <w:jc w:val="left"/>
+            </w:pPr>
+            <w:r>
+              <w:t xml:space="preserve">0.139</w:t>
+            </w:r>
+          </w:p>
+        </w:tc>
+        <w:tc>
+          <w:p>
+            <w:pPr>
+              <w:pStyle w:val="Compact"/>
+              <w:jc w:val="left"/>
+            </w:pPr>
+            <w:r>
+              <w:t xml:space="preserve">0.004</w:t>
+            </w:r>
+          </w:p>
+        </w:tc>
+      </w:tr>
+      <w:tr>
+        <w:tc>
+          <w:p>
+            <w:pPr>
+              <w:pStyle w:val="Compact"/>
+              <w:jc w:val="left"/>
+            </w:pPr>
+            <w:r>
+              <w:t xml:space="preserve">EMBEDDED</w:t>
+            </w:r>
+          </w:p>
+        </w:tc>
+        <w:tc>
+          <w:p>
+            <w:pPr>
+              <w:pStyle w:val="Compact"/>
+              <w:jc w:val="left"/>
+            </w:pPr>
+            <w:r>
+              <w:t xml:space="preserve">XGBoost</w:t>
+            </w:r>
+          </w:p>
+        </w:tc>
+        <w:tc>
+          <w:p>
+            <w:pPr>
+              <w:pStyle w:val="Compact"/>
+              <w:jc w:val="left"/>
+            </w:pPr>
+            <w:r>
+              <w:t xml:space="preserve">0.139</w:t>
+            </w:r>
+          </w:p>
+        </w:tc>
+        <w:tc>
+          <w:p>
+            <w:pPr>
+              <w:pStyle w:val="Compact"/>
+              <w:jc w:val="left"/>
+            </w:pPr>
+            <w:r>
+              <w:t xml:space="preserve">0.013</w:t>
+            </w:r>
+          </w:p>
+        </w:tc>
+      </w:tr>
+      <w:tr>
+        <w:tc>
+          <w:p>
+            <w:pPr>
+              <w:pStyle w:val="Compact"/>
+              <w:jc w:val="left"/>
+            </w:pPr>
+            <w:r>
+              <w:t xml:space="preserve">FEATURE</w:t>
+            </w:r>
+          </w:p>
+        </w:tc>
+        <w:tc>
+          <w:p>
+            <w:pPr>
+              <w:pStyle w:val="Compact"/>
+              <w:jc w:val="left"/>
+            </w:pPr>
+            <w:r>
+              <w:t xml:space="preserve">Logistic regression</w:t>
+            </w:r>
+          </w:p>
+        </w:tc>
+        <w:tc>
+          <w:p>
+            <w:pPr>
+              <w:pStyle w:val="Compact"/>
+              <w:jc w:val="left"/>
+            </w:pPr>
+            <w:r>
+              <w:t xml:space="preserve">0.139</w:t>
+            </w:r>
+          </w:p>
+        </w:tc>
+        <w:tc>
+          <w:p>
+            <w:pPr>
+              <w:pStyle w:val="Compact"/>
+              <w:jc w:val="left"/>
+            </w:pPr>
+            <w:r>
+              <w:t xml:space="preserve">0.005</w:t>
+            </w:r>
+          </w:p>
+        </w:tc>
+      </w:tr>
+      <w:tr>
+        <w:tc>
+          <w:p>
+            <w:pPr>
+              <w:pStyle w:val="Compact"/>
+              <w:jc w:val="left"/>
+            </w:pPr>
+            <w:r>
+              <w:t xml:space="preserve">FEATURE</w:t>
+            </w:r>
+          </w:p>
+        </w:tc>
+        <w:tc>
+          <w:p>
+            <w:pPr>
+              <w:pStyle w:val="Compact"/>
+              <w:jc w:val="left"/>
+            </w:pPr>
+            <w:r>
+              <w:t xml:space="preserve">Random forest</w:t>
+            </w:r>
+          </w:p>
+        </w:tc>
+        <w:tc>
+          <w:p>
+            <w:pPr>
+              <w:pStyle w:val="Compact"/>
+              <w:jc w:val="left"/>
+            </w:pPr>
+            <w:r>
+              <w:t xml:space="preserve">0.139</w:t>
+            </w:r>
+          </w:p>
+        </w:tc>
+        <w:tc>
+          <w:p>
+            <w:pPr>
+              <w:pStyle w:val="Compact"/>
+              <w:jc w:val="left"/>
+            </w:pPr>
+            <w:r>
+              <w:t xml:space="preserve">0.018</w:t>
+            </w:r>
+          </w:p>
+        </w:tc>
+      </w:tr>
+      <w:tr>
+        <w:tc>
+          <w:p>
+            <w:pPr>
+              <w:pStyle w:val="Compact"/>
+              <w:jc w:val="left"/>
+            </w:pPr>
+            <w:r>
+              <w:t xml:space="preserve">FEATURE</w:t>
+            </w:r>
+          </w:p>
+        </w:tc>
+        <w:tc>
+          <w:p>
+            <w:pPr>
+              <w:pStyle w:val="Compact"/>
+              <w:jc w:val="left"/>
+            </w:pPr>
+            <w:r>
+              <w:t xml:space="preserve">Gradient boosting</w:t>
+            </w:r>
+          </w:p>
+        </w:tc>
+        <w:tc>
+          <w:p>
+            <w:pPr>
+              <w:pStyle w:val="Compact"/>
+              <w:jc w:val="left"/>
+            </w:pPr>
+            <w:r>
+              <w:t xml:space="preserve">0.138</w:t>
+            </w:r>
+          </w:p>
+        </w:tc>
+        <w:tc>
+          <w:p>
+            <w:pPr>
+              <w:pStyle w:val="Compact"/>
+              <w:jc w:val="left"/>
+            </w:pPr>
+            <w:r>
+              <w:t xml:space="preserve">0.010</w:t>
+            </w:r>
+          </w:p>
+        </w:tc>
+      </w:tr>
+      <w:tr>
+        <w:tc>
+          <w:p>
+            <w:pPr>
+              <w:pStyle w:val="Compact"/>
+              <w:jc w:val="left"/>
+            </w:pPr>
+            <w:r>
+              <w:t xml:space="preserve">FEATURE</w:t>
+            </w:r>
+          </w:p>
+        </w:tc>
+        <w:tc>
+          <w:p>
+            <w:pPr>
+              <w:pStyle w:val="Compact"/>
+              <w:jc w:val="left"/>
+            </w:pPr>
+            <w:r>
+              <w:t xml:space="preserve">XGBoost</w:t>
+            </w:r>
+          </w:p>
+        </w:tc>
+        <w:tc>
+          <w:p>
+            <w:pPr>
+              <w:pStyle w:val="Compact"/>
+              <w:jc w:val="left"/>
+            </w:pPr>
+            <w:r>
+              <w:t xml:space="preserve">0.138</w:t>
+            </w:r>
+          </w:p>
+        </w:tc>
+        <w:tc>
+          <w:p>
+            <w:pPr>
+              <w:pStyle w:val="Compact"/>
+              <w:jc w:val="left"/>
+            </w:pPr>
+            <w:r>
+              <w:t xml:space="preserve">0.012</w:t>
+            </w:r>
+          </w:p>
+        </w:tc>
+      </w:tr>
+    </w:tbl>
+    <w:p>
+      <w:pPr>
+        <w:pStyle w:val="BodyText"/>
+      </w:pPr>
+      <w:r>
+        <w:t xml:space="preserve">Retrieval rows, each at its own test-selected best k, with bootstrap 95% CIs:</w:t>
+      </w:r>
+    </w:p>
+    <w:tbl>
+      <w:tblPr>
+        <w:tblStyle w:val="Table"/>
+        <w:tblW w:type="pct" w:w="0.0"/>
+        <w:tblLook w:firstRow="1" w:lastRow="0" w:firstColumn="0" w:lastColumn="0" w:noHBand="0" w:noVBand="0" w:val="0020"/>
+      </w:tblPr>
+      <w:tblGrid/>
+      <w:tr>
+        <w:tc>
+          <w:p>
+            <w:pPr>
+              <w:pStyle w:val="Compact"/>
+              <w:jc w:val="left"/>
+            </w:pPr>
+            <w:r>
+              <w:rPr>
+                <w:bCs/>
+                <w:b/>
+              </w:rPr>
+              <w:t xml:space="preserve">Retrieval arm</w:t>
+            </w:r>
+          </w:p>
+        </w:tc>
+        <w:tc>
+          <w:p>
+            <w:pPr>
+              <w:pStyle w:val="Compact"/>
+              <w:jc w:val="left"/>
+            </w:pPr>
+            <w:r>
+              <w:rPr>
+                <w:bCs/>
+                <w:b/>
+              </w:rPr>
+              <w:t xml:space="preserve">Brier (95% CI)</w:t>
+            </w:r>
+          </w:p>
+        </w:tc>
+        <w:tc>
+          <w:p>
+            <w:pPr>
+              <w:pStyle w:val="Compact"/>
+              <w:jc w:val="left"/>
+            </w:pPr>
+            <w:r>
+              <w:rPr>
+                <w:bCs/>
+                <w:b/>
+              </w:rPr>
+              <w:t xml:space="preserve">WCE (95% CI)</w:t>
+            </w:r>
+          </w:p>
+        </w:tc>
+      </w:tr>
+      <w:tr>
+        <w:tc>
+          <w:p>
+            <w:pPr>
+              <w:pStyle w:val="Compact"/>
+              <w:jc w:val="left"/>
+            </w:pPr>
+            <w:r>
+              <w:t xml:space="preserve">Importance-weighted cosine, k = 295</w:t>
+            </w:r>
+          </w:p>
+        </w:tc>
+        <w:tc>
+          <w:p>
+            <w:pPr>
+              <w:pStyle w:val="Compact"/>
+              <w:jc w:val="left"/>
+            </w:pPr>
+            <w:r>
+              <w:t xml:space="preserve">0.140 (0.134–0.145)</w:t>
+            </w:r>
+          </w:p>
+        </w:tc>
+        <w:tc>
+          <w:p>
+            <w:pPr>
+              <w:pStyle w:val="Compact"/>
+              <w:jc w:val="left"/>
+            </w:pPr>
+            <w:r>
+              <w:t xml:space="preserve">0.005 (0.003–0.014)</w:t>
+            </w:r>
+          </w:p>
+        </w:tc>
+      </w:tr>
+      <w:tr>
+        <w:tc>
+          <w:p>
+            <w:pPr>
+              <w:pStyle w:val="Compact"/>
+              <w:jc w:val="left"/>
+            </w:pPr>
+            <w:r>
+              <w:t xml:space="preserve">Plain cosine, k = 757</w:t>
+            </w:r>
+          </w:p>
+        </w:tc>
+        <w:tc>
+          <w:p>
+            <w:pPr>
+              <w:pStyle w:val="Compact"/>
+              <w:jc w:val="left"/>
+            </w:pPr>
+            <w:r>
+              <w:t xml:space="preserve">0.141 (0.135–0.146)</w:t>
+            </w:r>
+          </w:p>
+        </w:tc>
+        <w:tc>
+          <w:p>
+            <w:pPr>
+              <w:pStyle w:val="Compact"/>
+              <w:jc w:val="left"/>
+            </w:pPr>
+            <w:r>
+              <w:t xml:space="preserve">0.009 (0.004–0.016)</w:t>
+            </w:r>
+          </w:p>
+        </w:tc>
+      </w:tr>
+      <w:tr>
+        <w:tc>
+          <w:p>
+            <w:pPr>
+              <w:pStyle w:val="Compact"/>
+              <w:jc w:val="left"/>
+            </w:pPr>
+            <w:r>
+              <w:t xml:space="preserve">Random, uniform weights, k = 32,720</w:t>
+            </w:r>
+          </w:p>
+        </w:tc>
+        <w:tc>
+          <w:p>
+            <w:pPr>
+              <w:pStyle w:val="Compact"/>
+              <w:jc w:val="left"/>
+            </w:pPr>
+            <w:r>
+              <w:t xml:space="preserve">0.144 (0.139–0.150)</w:t>
+            </w:r>
+          </w:p>
+        </w:tc>
+        <w:tc>
+          <w:p>
+            <w:pPr>
+              <w:pStyle w:val="Compact"/>
+              <w:jc w:val="left"/>
+            </w:pPr>
+            <w:r>
+              <w:t xml:space="preserve">0.000 (0.000–0.009)</w:t>
+            </w:r>
+          </w:p>
+        </w:tc>
+      </w:tr>
+    </w:tbl>
+    <w:p>
+      <w:pPr>
+        <w:pStyle w:val="BodyText"/>
+      </w:pPr>
+      <w:r>
+        <w:t xml:space="preserve">Table S4. Slopes and intercepts fitted to the binned calibration curves. These descriptive values are retained from the original overall calibration analysis and are not individual-level logistic calibration parameters. See section S9 for the latter.</w:t>
+      </w:r>
+    </w:p>
+    <w:tbl>
+      <w:tblPr>
+        <w:tblStyle w:val="Table"/>
+        <w:tblW w:type="pct" w:w="0.0"/>
+        <w:tblLook w:firstRow="1" w:lastRow="0" w:firstColumn="0" w:lastColumn="0" w:noHBand="0" w:noVBand="0" w:val="0020"/>
+      </w:tblPr>
+      <w:tblGrid/>
+      <w:tr>
+        <w:tc>
+          <w:p>
+            <w:pPr>
+              <w:pStyle w:val="Compact"/>
+              <w:jc w:val="left"/>
+            </w:pPr>
+            <w:r>
+              <w:rPr>
+                <w:bCs/>
+                <w:b/>
+              </w:rPr>
+              <w:t xml:space="preserve">Representation</w:t>
+            </w:r>
+          </w:p>
+        </w:tc>
+        <w:tc>
+          <w:p>
+            <w:pPr>
+              <w:pStyle w:val="Compact"/>
+              <w:jc w:val="left"/>
+            </w:pPr>
+            <w:r>
+              <w:rPr>
+                <w:bCs/>
+                <w:b/>
+              </w:rPr>
+              <w:t xml:space="preserve">Classifier</w:t>
+            </w:r>
+          </w:p>
+        </w:tc>
+        <w:tc>
+          <w:p>
+            <w:pPr>
+              <w:pStyle w:val="Compact"/>
+              <w:jc w:val="left"/>
+            </w:pPr>
+            <w:r>
+              <w:rPr>
+                <w:bCs/>
+                <w:b/>
+              </w:rPr>
+              <w:t xml:space="preserve">Binned slope</w:t>
+            </w:r>
+          </w:p>
+        </w:tc>
+        <w:tc>
+          <w:p>
+            <w:pPr>
+              <w:pStyle w:val="Compact"/>
+              <w:jc w:val="left"/>
+            </w:pPr>
+            <w:r>
+              <w:rPr>
+                <w:bCs/>
+                <w:b/>
+              </w:rPr>
+              <w:t xml:space="preserve">Binned intercept</w:t>
+            </w:r>
+          </w:p>
+        </w:tc>
+      </w:tr>
+      <w:tr>
+        <w:tc>
+          <w:p>
+            <w:pPr>
+              <w:pStyle w:val="Compact"/>
+              <w:jc w:val="left"/>
+            </w:pPr>
+            <w:r>
+              <w:t xml:space="preserve">EMBEDDED</w:t>
+            </w:r>
+          </w:p>
+        </w:tc>
+        <w:tc>
+          <w:p>
+            <w:pPr>
+              <w:pStyle w:val="Compact"/>
+              <w:jc w:val="left"/>
+            </w:pPr>
+            <w:r>
+              <w:t xml:space="preserve">Logistic regression</w:t>
+            </w:r>
+          </w:p>
+        </w:tc>
+        <w:tc>
+          <w:p>
+            <w:pPr>
+              <w:pStyle w:val="Compact"/>
+              <w:jc w:val="left"/>
+            </w:pPr>
+            <w:r>
+              <w:t xml:space="preserve">1.27</w:t>
+            </w:r>
+          </w:p>
+        </w:tc>
+        <w:tc>
+          <w:p>
+            <w:pPr>
+              <w:pStyle w:val="Compact"/>
+              <w:jc w:val="left"/>
+            </w:pPr>
+            <w:r>
+              <w:t xml:space="preserve">−0.07</w:t>
+            </w:r>
+          </w:p>
+        </w:tc>
+      </w:tr>
+      <w:tr>
+        <w:tc>
+          <w:p>
+            <w:pPr>
+              <w:pStyle w:val="Compact"/>
+              <w:jc w:val="left"/>
+            </w:pPr>
+            <w:r>
+              <w:t xml:space="preserve">EMBEDDED</w:t>
+            </w:r>
+          </w:p>
+        </w:tc>
+        <w:tc>
+          <w:p>
+            <w:pPr>
+              <w:pStyle w:val="Compact"/>
+              <w:jc w:val="left"/>
+            </w:pPr>
+            <w:r>
+              <w:t xml:space="preserve">Random forest</w:t>
+            </w:r>
+          </w:p>
+        </w:tc>
+        <w:tc>
+          <w:p>
+            <w:pPr>
+              <w:pStyle w:val="Compact"/>
+              <w:jc w:val="left"/>
+            </w:pPr>
+            <w:r>
+              <w:t xml:space="preserve">1.15</w:t>
+            </w:r>
+          </w:p>
+        </w:tc>
+        <w:tc>
+          <w:p>
+            <w:pPr>
+              <w:pStyle w:val="Compact"/>
+              <w:jc w:val="left"/>
+            </w:pPr>
+            <w:r>
+              <w:t xml:space="preserve">−0.02</w:t>
+            </w:r>
+          </w:p>
+        </w:tc>
+      </w:tr>
+      <w:tr>
+        <w:tc>
+          <w:p>
+            <w:pPr>
+              <w:pStyle w:val="Compact"/>
+              <w:jc w:val="left"/>
+            </w:pPr>
+            <w:r>
+              <w:t xml:space="preserve">EMBEDDED</w:t>
+            </w:r>
+          </w:p>
+        </w:tc>
+        <w:tc>
+          <w:p>
+            <w:pPr>
+              <w:pStyle w:val="Compact"/>
+              <w:jc w:val="left"/>
+            </w:pPr>
+            <w:r>
+              <w:t xml:space="preserve">Gradient boosting</w:t>
+            </w:r>
+          </w:p>
+        </w:tc>
+        <w:tc>
+          <w:p>
+            <w:pPr>
+              <w:pStyle w:val="Compact"/>
+              <w:jc w:val="left"/>
+            </w:pPr>
+            <w:r>
+              <w:t xml:space="preserve">1.01</w:t>
+            </w:r>
+          </w:p>
+        </w:tc>
+        <w:tc>
+          <w:p>
+            <w:pPr>
+              <w:pStyle w:val="Compact"/>
+              <w:jc w:val="left"/>
+            </w:pPr>
+            <w:r>
+              <w:t xml:space="preserve">0.01</w:t>
+            </w:r>
+          </w:p>
+        </w:tc>
+      </w:tr>
+      <w:tr>
+        <w:tc>
+          <w:p>
+            <w:pPr>
+              <w:pStyle w:val="Compact"/>
+              <w:jc w:val="left"/>
+            </w:pPr>
+            <w:r>
+              <w:t xml:space="preserve">EMBEDDED</w:t>
+            </w:r>
+          </w:p>
+        </w:tc>
+        <w:tc>
+          <w:p>
+            <w:pPr>
+              <w:pStyle w:val="Compact"/>
+              <w:jc w:val="left"/>
+            </w:pPr>
+            <w:r>
+              <w:t xml:space="preserve">XGBoost</w:t>
+            </w:r>
+          </w:p>
+        </w:tc>
+        <w:tc>
+          <w:p>
+            <w:pPr>
+              <w:pStyle w:val="Compact"/>
+              <w:jc w:val="left"/>
+            </w:pPr>
+            <w:r>
+              <w:t xml:space="preserve">0.75</w:t>
+            </w:r>
+          </w:p>
+        </w:tc>
+        <w:tc>
+          <w:p>
+            <w:pPr>
+              <w:pStyle w:val="Compact"/>
+              <w:jc w:val="left"/>
+            </w:pPr>
+            <w:r>
+              <w:t xml:space="preserve">0.07</w:t>
+            </w:r>
+          </w:p>
+        </w:tc>
+      </w:tr>
+      <w:tr>
+        <w:tc>
+          <w:p>
+            <w:pPr>
+              <w:pStyle w:val="Compact"/>
+              <w:jc w:val="left"/>
+            </w:pPr>
+            <w:r>
+              <w:t xml:space="preserve">FEATURE</w:t>
+            </w:r>
+          </w:p>
+        </w:tc>
+        <w:tc>
+          <w:p>
+            <w:pPr>
+              <w:pStyle w:val="Compact"/>
+              <w:jc w:val="left"/>
+            </w:pPr>
+            <w:r>
+              <w:t xml:space="preserve">Logistic regression</w:t>
+            </w:r>
+          </w:p>
+        </w:tc>
+        <w:tc>
+          <w:p>
+            <w:pPr>
+              <w:pStyle w:val="Compact"/>
+              <w:jc w:val="left"/>
+            </w:pPr>
+            <w:r>
+              <w:t xml:space="preserve">0.78</w:t>
+            </w:r>
+          </w:p>
+        </w:tc>
+        <w:tc>
+          <w:p>
+            <w:pPr>
+              <w:pStyle w:val="Compact"/>
+              <w:jc w:val="left"/>
+            </w:pPr>
+            <w:r>
+              <w:t xml:space="preserve">0.06</w:t>
+            </w:r>
+          </w:p>
+        </w:tc>
+      </w:tr>
+      <w:tr>
+        <w:tc>
+          <w:p>
+            <w:pPr>
+              <w:pStyle w:val="Compact"/>
+              <w:jc w:val="left"/>
+            </w:pPr>
+            <w:r>
+              <w:t xml:space="preserve">FEATURE</w:t>
+            </w:r>
+          </w:p>
+        </w:tc>
+        <w:tc>
+          <w:p>
+            <w:pPr>
+              <w:pStyle w:val="Compact"/>
+              <w:jc w:val="left"/>
+            </w:pPr>
+            <w:r>
+              <w:t xml:space="preserve">Random forest</w:t>
+            </w:r>
+          </w:p>
+        </w:tc>
+        <w:tc>
+          <w:p>
+            <w:pPr>
+              <w:pStyle w:val="Compact"/>
+              <w:jc w:val="left"/>
+            </w:pPr>
+            <w:r>
+              <w:t xml:space="preserve">1.84</w:t>
+            </w:r>
+          </w:p>
+        </w:tc>
+        <w:tc>
+          <w:p>
+            <w:pPr>
+              <w:pStyle w:val="Compact"/>
+              <w:jc w:val="left"/>
+            </w:pPr>
+            <w:r>
+              <w:t xml:space="preserve">−0.15</w:t>
+            </w:r>
+          </w:p>
+        </w:tc>
+      </w:tr>
+      <w:tr>
+        <w:tc>
+          <w:p>
+            <w:pPr>
+              <w:pStyle w:val="Compact"/>
+              <w:jc w:val="left"/>
+            </w:pPr>
+            <w:r>
+              <w:t xml:space="preserve">FEATURE</w:t>
+            </w:r>
+          </w:p>
+        </w:tc>
+        <w:tc>
+          <w:p>
+            <w:pPr>
+              <w:pStyle w:val="Compact"/>
+              <w:jc w:val="left"/>
+            </w:pPr>
+            <w:r>
+              <w:t xml:space="preserve">Gradient boosting</w:t>
+            </w:r>
+          </w:p>
+        </w:tc>
+        <w:tc>
+          <w:p>
+            <w:pPr>
+              <w:pStyle w:val="Compact"/>
+              <w:jc w:val="left"/>
+            </w:pPr>
+            <w:r>
+              <w:t xml:space="preserve">0.87</w:t>
+            </w:r>
+          </w:p>
+        </w:tc>
+        <w:tc>
+          <w:p>
+            <w:pPr>
+              <w:pStyle w:val="Compact"/>
+              <w:jc w:val="left"/>
+            </w:pPr>
+            <w:r>
+              <w:t xml:space="preserve">0.04</w:t>
+            </w:r>
+          </w:p>
+        </w:tc>
+      </w:tr>
+      <w:tr>
+        <w:tc>
+          <w:p>
+            <w:pPr>
+              <w:pStyle w:val="Compact"/>
+              <w:jc w:val="left"/>
+            </w:pPr>
+            <w:r>
+              <w:t xml:space="preserve">FEATURE</w:t>
+            </w:r>
+          </w:p>
+        </w:tc>
+        <w:tc>
+          <w:p>
+            <w:pPr>
+              <w:pStyle w:val="Compact"/>
+              <w:jc w:val="left"/>
+            </w:pPr>
+            <w:r>
+              <w:t xml:space="preserve">XGBoost</w:t>
+            </w:r>
+          </w:p>
+        </w:tc>
+        <w:tc>
+          <w:p>
+            <w:pPr>
+              <w:pStyle w:val="Compact"/>
+              <w:jc w:val="left"/>
+            </w:pPr>
+            <w:r>
+              <w:t xml:space="preserve">1.02</w:t>
+            </w:r>
+          </w:p>
+        </w:tc>
+        <w:tc>
+          <w:p>
+            <w:pPr>
+              <w:pStyle w:val="Compact"/>
+              <w:jc w:val="left"/>
+            </w:pPr>
+            <w:r>
+              <w:t xml:space="preserve">0.02</w:t>
+            </w:r>
+          </w:p>
+        </w:tc>
+      </w:tr>
+    </w:tbl>
+    <w:p>
+      <w:pPr>
+        <w:pStyle w:val="BodyText"/>
+      </w:pPr>
+      <w:r>
+        <w:t xml:space="preserve">Retrieval rows, each at its own test-selected best k, with bootstrap 95% CIs. For random retrieval every predicted risk lies between 0.173 and 0.176, so a slope cannot be estimated.</w:t>
+      </w:r>
+    </w:p>
+    <w:tbl>
+      <w:tblPr>
+        <w:tblStyle w:val="Table"/>
+        <w:tblW w:type="pct" w:w="0.0"/>
+        <w:tblLook w:firstRow="1" w:lastRow="0" w:firstColumn="0" w:lastColumn="0" w:noHBand="0" w:noVBand="0" w:val="0020"/>
+      </w:tblPr>
+      <w:tblGrid/>
+      <w:tr>
+        <w:tc>
+          <w:p>
+            <w:pPr>
+              <w:pStyle w:val="Compact"/>
+              <w:jc w:val="left"/>
+            </w:pPr>
+            <w:r>
+              <w:rPr>
+                <w:bCs/>
+                <w:b/>
+              </w:rPr>
+              <w:t xml:space="preserve">Retrieval arm</w:t>
+            </w:r>
+          </w:p>
+        </w:tc>
+        <w:tc>
+          <w:p>
+            <w:pPr>
+              <w:pStyle w:val="Compact"/>
+              <w:jc w:val="left"/>
+            </w:pPr>
+            <w:r>
+              <w:rPr>
+                <w:bCs/>
+                <w:b/>
+              </w:rPr>
+              <w:t xml:space="preserve">Slope (95% CI)</w:t>
+            </w:r>
+          </w:p>
+        </w:tc>
+        <w:tc>
+          <w:p>
+            <w:pPr>
+              <w:pStyle w:val="Compact"/>
+              <w:jc w:val="left"/>
+            </w:pPr>
+            <w:r>
+              <w:rPr>
+                <w:bCs/>
+                <w:b/>
+              </w:rPr>
+              <w:t xml:space="preserve">Intercept (95% CI)</w:t>
+            </w:r>
+          </w:p>
+        </w:tc>
+      </w:tr>
+      <w:tr>
+        <w:tc>
+          <w:p>
+            <w:pPr>
+              <w:pStyle w:val="Compact"/>
+              <w:jc w:val="left"/>
+            </w:pPr>
+            <w:r>
+              <w:t xml:space="preserve">Weighted cosine, k = 295</w:t>
+            </w:r>
+          </w:p>
+        </w:tc>
+        <w:tc>
+          <w:p>
+            <w:pPr>
+              <w:pStyle w:val="Compact"/>
+              <w:jc w:val="left"/>
+            </w:pPr>
+            <w:r>
+              <w:t xml:space="preserve">1.37 (1.07–1.69)</w:t>
+            </w:r>
+          </w:p>
+        </w:tc>
+        <w:tc>
+          <w:p>
+            <w:pPr>
+              <w:pStyle w:val="Compact"/>
+              <w:jc w:val="left"/>
+            </w:pPr>
+            <w:r>
+              <w:t xml:space="preserve">−0.06 (−0.11 to −0.01)</w:t>
+            </w:r>
+          </w:p>
+        </w:tc>
+      </w:tr>
+      <w:tr>
+        <w:tc>
+          <w:p>
+            <w:pPr>
+              <w:pStyle w:val="Compact"/>
+              <w:jc w:val="left"/>
+            </w:pPr>
+            <w:r>
+              <w:t xml:space="preserve">Plain cosine, k = 757</w:t>
+            </w:r>
+          </w:p>
+        </w:tc>
+        <w:tc>
+          <w:p>
+            <w:pPr>
+              <w:pStyle w:val="Compact"/>
+              <w:jc w:val="left"/>
+            </w:pPr>
+            <w:r>
+              <w:t xml:space="preserve">2.66 (1.30–2.78)</w:t>
+            </w:r>
+          </w:p>
+        </w:tc>
+        <w:tc>
+          <w:p>
+            <w:pPr>
+              <w:pStyle w:val="Compact"/>
+              <w:jc w:val="left"/>
+            </w:pPr>
+            <w:r>
+              <w:t xml:space="preserve">−0.27 (−0.29 to −0.05)</w:t>
+            </w:r>
+          </w:p>
+        </w:tc>
+      </w:tr>
+      <w:tr>
+        <w:tc>
+          <w:p>
+            <w:pPr>
+              <w:pStyle w:val="Compact"/>
+              <w:jc w:val="left"/>
+            </w:pPr>
+            <w:r>
+              <w:t xml:space="preserve">Random, k = 32,720</w:t>
+            </w:r>
+          </w:p>
+        </w:tc>
+        <w:tc>
+          <w:p>
+            <w:pPr>
+              <w:pStyle w:val="Compact"/>
+              <w:jc w:val="left"/>
+            </w:pPr>
+            <w:r>
+              <w:t xml:space="preserve">not estimable</w:t>
+            </w:r>
+          </w:p>
+        </w:tc>
+        <w:tc>
+          <w:p>
+            <w:pPr>
+              <w:pStyle w:val="Compact"/>
+              <w:jc w:val="left"/>
+            </w:pPr>
+            <w:r>
+              <w:t xml:space="preserve">not estimable</w:t>
+            </w:r>
+          </w:p>
+        </w:tc>
+      </w:tr>
+    </w:tbl>
+    <w:p>
+      <w:pPr>
+        <w:pStyle w:val="BodyText"/>
+      </w:pPr>
+      <w:r>
+        <w:t xml:space="preserve">A Embedded logistic regression</w:t>
+      </w:r>
+    </w:p>
+    <w:p>
+      <w:pPr>
+        <w:pStyle w:val="BodyText"/>
+      </w:pPr>
+      <w:r>
+        <w:drawing>
+          <wp:inline>
+            <wp:extent cx="5303520" cy="2863900"/>
+            <wp:effectExtent b="0" l="0" r="0" t="0"/>
+            <wp:docPr descr="" title="" id="1" name="Picture"/>
+            <a:graphic>
+              <a:graphicData uri="http://schemas.openxmlformats.org/drawingml/2006/picture">
+                <pic:pic>
+                  <pic:nvPicPr>
+                    <pic:cNvPr descr="../results/Qwen-Qwen3-Embedding-8B/google_medgemma-27b-text-it/calibration_curves/calibration_curve_logistic_regression_EMBEDDED.png" id="0" name="Picture"/>
+                    <pic:cNvPicPr>
+                      <a:picLocks noChangeArrowheads="1" noChangeAspect="1"/>
+                    </pic:cNvPicPr>
+                  </pic:nvPicPr>
+                  <pic:blipFill>
+                    <a:blip r:embed="rId50"/>
+                    <a:stretch>
+                      <a:fillRect/>
+                    </a:stretch>
+                  </pic:blipFill>
+                  <pic:spPr bwMode="auto">
+                    <a:xfrm>
+                      <a:off x="0" y="0"/>
+                      <a:ext cx="5303520" cy="2863900"/>
+                    </a:xfrm>
+                    <a:prstGeom prst="rect">
+                      <a:avLst/>
+                    </a:prstGeom>
+                    <a:noFill/>
+                    <a:ln w="9525">
+                      <a:noFill/>
+                      <a:headEnd/>
+                      <a:tailEnd/>
+                    </a:ln>
+                  </pic:spPr>
+                </pic:pic>
+              </a:graphicData>
+            </a:graphic>
+          </wp:inline>
+        </w:drawing>
+      </w:r>
+    </w:p>
+    <w:p>
+      <w:pPr>
+        <w:pStyle w:val="BodyText"/>
+      </w:pPr>
+      <w:r>
+        <w:t xml:space="preserve">B Feature vector XGBoost</w:t>
+      </w:r>
+    </w:p>
+    <w:p>
+      <w:pPr>
+        <w:pStyle w:val="BodyText"/>
+      </w:pPr>
+      <w:r>
+        <w:drawing>
+          <wp:inline>
+            <wp:extent cx="5303520" cy="2863900"/>
+            <wp:effectExtent b="0" l="0" r="0" t="0"/>
+            <wp:docPr descr="" title="" id="1" name="Picture"/>
+            <a:graphic>
+              <a:graphicData uri="http://schemas.openxmlformats.org/drawingml/2006/picture">
+                <pic:pic>
+                  <pic:nvPicPr>
+                    <pic:cNvPr descr="../results/Qwen-Qwen3-Embedding-8B/google_medgemma-27b-text-it/calibration_curves/calibration_curve_xgboost_FEATURE.png" id="0" name="Picture"/>
+                    <pic:cNvPicPr>
+                      <a:picLocks noChangeArrowheads="1" noChangeAspect="1"/>
+                    </pic:cNvPicPr>
+                  </pic:nvPicPr>
+                  <pic:blipFill>
+                    <a:blip r:embed="rId51"/>
+                    <a:stretch>
+                      <a:fillRect/>
+                    </a:stretch>
+                  </pic:blipFill>
+                  <pic:spPr bwMode="auto">
+                    <a:xfrm>
+                      <a:off x="0" y="0"/>
+                      <a:ext cx="5303520" cy="2863900"/>
+                    </a:xfrm>
+                    <a:prstGeom prst="rect">
+                      <a:avLst/>
+                    </a:prstGeom>
+                    <a:noFill/>
+                    <a:ln w="9525">
+                      <a:noFill/>
+                      <a:headEnd/>
+                      <a:tailEnd/>
+                    </a:ln>
+                  </pic:spPr>
+                </pic:pic>
+              </a:graphicData>
+            </a:graphic>
+          </wp:inline>
+        </w:drawing>
+      </w:r>
+    </w:p>
+    <w:p>
+      <w:pPr>
+        <w:pStyle w:val="BodyText"/>
+      </w:pPr>
+      <w:r>
+        <w:t xml:space="preserve">C Importance-weighted nearest retrieval, k = 295</w:t>
+      </w:r>
+    </w:p>
+    <w:p>
+      <w:pPr>
+        <w:pStyle w:val="BodyText"/>
+      </w:pPr>
+      <w:r>
+        <w:drawing>
+          <wp:inline>
+            <wp:extent cx="5303520" cy="2863900"/>
+            <wp:effectExtent b="0" l="0" r="0" t="0"/>
+            <wp:docPr descr="" title="" id="1" name="Picture"/>
+            <a:graphic>
+              <a:graphicData uri="http://schemas.openxmlformats.org/drawingml/2006/picture">
+                <pic:pic>
+                  <pic:nvPicPr>
+                    <pic:cNvPr descr="../results/Qwen-Qwen3-Embedding-8B/google_medgemma-27b-text-it/neighbor_count_sweep/best_k_panels/calibration_curve_NEAREST_IMPORTANCE_WEIGHTED_alpha1_k295.png" id="0" name="Picture"/>
+                    <pic:cNvPicPr>
+                      <a:picLocks noChangeArrowheads="1" noChangeAspect="1"/>
+                    </pic:cNvPicPr>
+                  </pic:nvPicPr>
+                  <pic:blipFill>
+                    <a:blip r:embed="rId52"/>
+                    <a:stretch>
+                      <a:fillRect/>
+                    </a:stretch>
+                  </pic:blipFill>
+                  <pic:spPr bwMode="auto">
+                    <a:xfrm>
+                      <a:off x="0" y="0"/>
+                      <a:ext cx="5303520" cy="2863900"/>
+                    </a:xfrm>
+                    <a:prstGeom prst="rect">
+                      <a:avLst/>
+                    </a:prstGeom>
+                    <a:noFill/>
+                    <a:ln w="9525">
+                      <a:noFill/>
+                      <a:headEnd/>
+                      <a:tailEnd/>
+                    </a:ln>
+                  </pic:spPr>
+                </pic:pic>
+              </a:graphicData>
+            </a:graphic>
+          </wp:inline>
+        </w:drawing>
+      </w:r>
+    </w:p>
+    <w:p>
+      <w:pPr>
+        <w:pStyle w:val="BodyText"/>
+      </w:pPr>
+      <w:r>
+        <w:t xml:space="preserve">D Plain-cosine nearest retrieval, k = 757</w:t>
+      </w:r>
+    </w:p>
+    <w:p>
+      <w:pPr>
+        <w:pStyle w:val="BodyText"/>
+      </w:pPr>
+      <w:r>
+        <w:drawing>
+          <wp:inline>
+            <wp:extent cx="5303520" cy="2863900"/>
+            <wp:effectExtent b="0" l="0" r="0" t="0"/>
+            <wp:docPr descr="" title="" id="1" name="Picture"/>
+            <a:graphic>
+              <a:graphicData uri="http://schemas.openxmlformats.org/drawingml/2006/picture">
+                <pic:pic>
+                  <pic:nvPicPr>
+                    <pic:cNvPr descr="../results/Qwen-Qwen3-Embedding-8B/google_medgemma-27b-text-it/neighbor_count_sweep/best_k_panels/calibration_curve_NEAREST_PLAIN_COSINE_alpha1_k757.png" id="0" name="Picture"/>
+                    <pic:cNvPicPr>
+                      <a:picLocks noChangeArrowheads="1" noChangeAspect="1"/>
+                    </pic:cNvPicPr>
+                  </pic:nvPicPr>
+                  <pic:blipFill>
+                    <a:blip r:embed="rId53"/>
+                    <a:stretch>
+                      <a:fillRect/>
+                    </a:stretch>
+                  </pic:blipFill>
+                  <pic:spPr bwMode="auto">
+                    <a:xfrm>
+                      <a:off x="0" y="0"/>
+                      <a:ext cx="5303520" cy="2863900"/>
+                    </a:xfrm>
+                    <a:prstGeom prst="rect">
+                      <a:avLst/>
+                    </a:prstGeom>
+                    <a:noFill/>
+                    <a:ln w="9525">
+                      <a:noFill/>
+                      <a:headEnd/>
+                      <a:tailEnd/>
+                    </a:ln>
+                  </pic:spPr>
+                </pic:pic>
+              </a:graphicData>
+            </a:graphic>
+          </wp:inline>
+        </w:drawing>
+      </w:r>
+    </w:p>
+    <w:p>
+      <w:pPr>
+        <w:pStyle w:val="BodyText"/>
+      </w:pPr>
+      <w:r>
+        <w:t xml:space="preserve">E Random retrieval, uniform weights, k = 32,720</w:t>
+      </w:r>
+    </w:p>
+    <w:p>
+      <w:pPr>
+        <w:pStyle w:val="BodyText"/>
+      </w:pPr>
+      <w:r>
+        <w:drawing>
+          <wp:inline>
+            <wp:extent cx="5303520" cy="2863900"/>
+            <wp:effectExtent b="0" l="0" r="0" t="0"/>
+            <wp:docPr descr="" title="" id="1" name="Picture"/>
+            <a:graphic>
+              <a:graphicData uri="http://schemas.openxmlformats.org/drawingml/2006/picture">
+                <pic:pic>
+                  <pic:nvPicPr>
+                    <pic:cNvPr descr="../results/Qwen-Qwen3-Embedding-8B/google_medgemma-27b-text-it/neighbor_count_sweep/best_k_panels/calibration_curve_RANDOM_UNIFORM_k32720.png" id="0" name="Picture"/>
+                    <pic:cNvPicPr>
+                      <a:picLocks noChangeArrowheads="1" noChangeAspect="1"/>
+                    </pic:cNvPicPr>
+                  </pic:nvPicPr>
+                  <pic:blipFill>
+                    <a:blip r:embed="rId54"/>
+                    <a:stretch>
+                      <a:fillRect/>
+                    </a:stretch>
+                  </pic:blipFill>
+                  <pic:spPr bwMode="auto">
+                    <a:xfrm>
+                      <a:off x="0" y="0"/>
+                      <a:ext cx="5303520" cy="2863900"/>
+                    </a:xfrm>
+                    <a:prstGeom prst="rect">
+                      <a:avLst/>
+                    </a:prstGeom>
+                    <a:noFill/>
+                    <a:ln w="9525">
+                      <a:noFill/>
+                      <a:headEnd/>
+                      <a:tailEnd/>
+                    </a:ln>
+                  </pic:spPr>
+                </pic:pic>
+              </a:graphicData>
+            </a:graphic>
+          </wp:inline>
+        </w:drawing>
+      </w:r>
+    </w:p>
+    <w:p>
+      <w:pPr>
+        <w:pStyle w:val="BodyText"/>
+      </w:pPr>
+      <w:r>
+        <w:t xml:space="preserve">Figure S5. Calibration curves for embedded logistic regression (A), feature-vector XGBoost (B), and the 3 retrieval arms at their own test-selected best k (C–E). Panels C–E carry a 95% CI on each bin. Retrieval panels use 10 bins of equal patient count, because retrieval risks crowd near the outcome rate. Random risks all lie near 0.175, so panel E is one cluster of points. The diagonal indicates agreement between predicted and observed outcome frequency; points above it indicate underprediction in that bin, and points below indicate overprediction. The sample is enriched for depression.</w:t>
+      </w:r>
+    </w:p>
+    <w:bookmarkEnd w:id="55"/>
+    <w:bookmarkStart w:id="62" w:name="s4-encoder-similarity-geometry"/>
     <w:p>
       <w:pPr>
         <w:pStyle w:val="Heading1"/>
@@ -4938,7 +5724,7 @@
                     </pic:cNvPicPr>
                   </pic:nvPicPr>
                   <pic:blipFill>
-                    <a:blip r:embed="rId50"/>
+                    <a:blip r:embed="rId56"/>
                     <a:stretch>
                       <a:fillRect/>
                     </a:stretch>
@@ -4993,7 +5779,7 @@
                     </pic:cNvPicPr>
                   </pic:nvPicPr>
                   <pic:blipFill>
-                    <a:blip r:embed="rId51"/>
+                    <a:blip r:embed="rId57"/>
                     <a:stretch>
                       <a:fillRect/>
                     </a:stretch>
@@ -5056,7 +5842,7 @@
                     </pic:cNvPicPr>
                   </pic:nvPicPr>
                   <pic:blipFill>
-                    <a:blip r:embed="rId52"/>
+                    <a:blip r:embed="rId58"/>
                     <a:stretch>
                       <a:fillRect/>
                     </a:stretch>
@@ -5111,7 +5897,7 @@
                     </pic:cNvPicPr>
                   </pic:nvPicPr>
                   <pic:blipFill>
-                    <a:blip r:embed="rId53"/>
+                    <a:blip r:embed="rId59"/>
                     <a:stretch>
                       <a:fillRect/>
                     </a:stretch>
@@ -5723,7 +6509,7 @@
                     </pic:cNvPicPr>
                   </pic:nvPicPr>
                   <pic:blipFill>
-                    <a:blip r:embed="rId54"/>
+                    <a:blip r:embed="rId60"/>
                     <a:stretch>
                       <a:fillRect/>
                     </a:stretch>
@@ -5778,7 +6564,7 @@
                     </pic:cNvPicPr>
                   </pic:nvPicPr>
                   <pic:blipFill>
-                    <a:blip r:embed="rId55"/>
+                    <a:blip r:embed="rId61"/>
                     <a:stretch>
                       <a:fillRect/>
                     </a:stretch>
@@ -6197,8 +6983,8 @@
         <w:t xml:space="preserve">These findings show sensitivity of the smallest encoder’s geometry to diagnostic wording and missing-value tokens. They may help explain its retrieval behavior, but do not establish why its discrimination was lower (Table S15). Primary analyses used Qwen3-Embedding-8B.</w:t>
       </w:r>
     </w:p>
-    <w:bookmarkEnd w:id="56"/>
-    <w:bookmarkStart w:id="57" w:name="s5-example-patient-narratives"/>
+    <w:bookmarkEnd w:id="62"/>
+    <w:bookmarkStart w:id="63" w:name="s5-example-patient-narratives"/>
     <w:p>
       <w:pPr>
         <w:pStyle w:val="Heading1"/>
@@ -6785,8 +7571,8 @@
         <w:t xml:space="preserve">UNCONTROLLED_HTN: Present | EPILEPSY: Absent</w:t>
       </w:r>
     </w:p>
-    <w:bookmarkEnd w:id="57"/>
-    <w:bookmarkStart w:id="62" w:name="s6-neighbor-prediction"/>
+    <w:bookmarkEnd w:id="63"/>
+    <w:bookmarkStart w:id="70" w:name="s6-neighbor-prediction"/>
     <w:p>
       <w:pPr>
         <w:pStyle w:val="Heading1"/>
@@ -6800,7 +7586,7 @@
         <w:pStyle w:val="FirstParagraph"/>
       </w:pPr>
       <w:r>
-        <w:t xml:space="preserve">Retrieval over the embedding carried outcome information but did not reach the trained classifiers. At k = 50 under plain cosine similarity, nearest retrieval achieved an ROC AUC of 0.594, against 0.499 for random and 0.432 for farthest retrieval (Table S7). Mean effective sample size was 50.0 for nearest and 48.9 for random retrieval, so cosine weights were close to equal within a neighborhood of 50.</w:t>
+        <w:t xml:space="preserve">Retrieval over the embedding carried outcome information but did not reach the trained classifiers. Random retrieval stayed at chance at every k: its band across draws covered 0.5 at all 34,063. Its best k, 32,720, reached 0.500 (2.5th–97.5th percentile across draws 0.484–0.515), and that k is noise. Farthest retrieval reached 0.432 (95% CI 0.416–0.449) (Table S7). At their best k, importance-weighted retrieval exceeded random by 0.125 (95% CI 0.103–0.147) and plain cosine by 0.118 (95% CI 0.096–0.140). These intervals combine bootstrap resampling of the test patients with the spread across the 1,000 random draws. AUPRC at each arm’s best k was 0.272 (95% CI 0.251–0.294) for importance-weighted, 0.264 (95% CI 0.244–0.286) for plain cosine, and 0.176 (95% CI 0.165–0.188) for random retrieval, against an outcome rate of 0.175 (section S2). Calibration is in section S3.</w:t>
       </w:r>
     </w:p>
     <w:p>
@@ -6808,7 +7594,7 @@
         <w:pStyle w:val="BodyText"/>
       </w:pPr>
       <w:r>
-        <w:t xml:space="preserve">Neighborhood size mattered more than the metric. Both curves rose to a plateau from about 300 neighbors (manuscript Figure 4). Each metric at its own best k differed by 0.007 (95% CI −0.001 to 0.014). The best k was selected on test patients, so those maxima are optimistic. Using every training patient as a neighbor involves no selection and gave 0.624 for the importance-weighted metric and 0.608 for plain cosine. The sharpening exponent changed the maxima by at most 0.002.</w:t>
+        <w:t xml:space="preserve">Neighborhood size mattered more than the metric. Both curves rose to a plateau from about 300 neighbors (manuscript Figure 4). Each metric at its own best k differed by 0.007 (95% CI −0.001 to 0.014). The best k was selected on test patients, so those maxima are optimistic. Using every training patient as a neighbor involves no selection and gave 0.624 (95% CI 0.607–0.639) for the importance-weighted metric and 0.608 (95% CI 0.592–0.624) for plain cosine. The sharpening exponent changed the maxima by at most 0.002.</w:t>
       </w:r>
     </w:p>
     <w:p>
@@ -6824,7 +7610,7 @@
         <w:pStyle w:val="BodyText"/>
       </w:pPr>
       <w:r>
-        <w:t xml:space="preserve">Table S7. Neighbor-prediction ROC AUC for the primary encoder by retrieval scheme, similarity metric, and neighborhood size. Rows at k = 50 use</w:t>
+        <w:t xml:space="preserve">Table S7. Neighbor-prediction ROC AUC for the primary encoder by retrieval scheme, similarity metric, and neighborhood size, with</w:t>
       </w:r>
       <w:r>
         <w:t xml:space="preserve"> </w:t>
@@ -6838,7 +7624,7 @@
         <w:t xml:space="preserve"> </w:t>
       </w:r>
       <w:r>
-        <w:t xml:space="preserve">= 5, the primary setting; rows from the sweep use</w:t>
+        <w:t xml:space="preserve">= 1. Best k is the test-selected maximum and is optimistic. The uniform random row gives the mean across 1,000 draws and the 2.5th–97.5th percentile of the draws. Farthest retrieval uses the retrieval pipeline’s k = 50 and</w:t>
       </w:r>
       <w:r>
         <w:t xml:space="preserve"> </w:t>
@@ -6852,7 +7638,7 @@
         <w:t xml:space="preserve"> </w:t>
       </w:r>
       <w:r>
-        <w:t xml:space="preserve">= 1. Best k is the test-selected maximum and is optimistic.</w:t>
+        <w:t xml:space="preserve">= 5.</w:t>
       </w:r>
     </w:p>
     <w:tbl>
@@ -6954,18 +7740,18 @@
               <w:jc w:val="left"/>
             </w:pPr>
             <w:r>
-              <w:t xml:space="preserve">50 (primary)</w:t>
-            </w:r>
-          </w:p>
-        </w:tc>
-        <w:tc>
-          <w:p>
-            <w:pPr>
-              <w:pStyle w:val="Compact"/>
-              <w:jc w:val="left"/>
-            </w:pPr>
-            <w:r>
-              <w:t xml:space="preserve">0.594 (0.578–0.610)</w:t>
+              <w:t xml:space="preserve">best, 757</w:t>
+            </w:r>
+          </w:p>
+        </w:tc>
+        <w:tc>
+          <w:p>
+            <w:pPr>
+              <w:pStyle w:val="Compact"/>
+              <w:jc w:val="left"/>
+            </w:pPr>
+            <w:r>
+              <w:t xml:space="preserve">0.618 (0.602–0.634)</w:t>
             </w:r>
           </w:p>
         </w:tc>
@@ -7000,6 +7786,190 @@
               <w:jc w:val="left"/>
             </w:pPr>
             <w:r>
+              <w:t xml:space="preserve">best, 295</w:t>
+            </w:r>
+          </w:p>
+        </w:tc>
+        <w:tc>
+          <w:p>
+            <w:pPr>
+              <w:pStyle w:val="Compact"/>
+              <w:jc w:val="left"/>
+            </w:pPr>
+            <w:r>
+              <w:t xml:space="preserve">0.625 (0.610–0.641)</w:t>
+            </w:r>
+          </w:p>
+        </w:tc>
+      </w:tr>
+      <w:tr>
+        <w:tc>
+          <w:p>
+            <w:pPr>
+              <w:pStyle w:val="Compact"/>
+              <w:jc w:val="left"/>
+            </w:pPr>
+            <w:r>
+              <w:t xml:space="preserve">Nearest</w:t>
+            </w:r>
+          </w:p>
+        </w:tc>
+        <w:tc>
+          <w:p>
+            <w:pPr>
+              <w:pStyle w:val="Compact"/>
+              <w:jc w:val="left"/>
+            </w:pPr>
+            <w:r>
+              <w:t xml:space="preserve">Plain cosine</w:t>
+            </w:r>
+          </w:p>
+        </w:tc>
+        <w:tc>
+          <w:p>
+            <w:pPr>
+              <w:pStyle w:val="Compact"/>
+              <w:jc w:val="left"/>
+            </w:pPr>
+            <w:r>
+              <w:t xml:space="preserve">all, 34,063</w:t>
+            </w:r>
+          </w:p>
+        </w:tc>
+        <w:tc>
+          <w:p>
+            <w:pPr>
+              <w:pStyle w:val="Compact"/>
+              <w:jc w:val="left"/>
+            </w:pPr>
+            <w:r>
+              <w:t xml:space="preserve">0.608 (0.592–0.624)</w:t>
+            </w:r>
+          </w:p>
+        </w:tc>
+      </w:tr>
+      <w:tr>
+        <w:tc>
+          <w:p>
+            <w:pPr>
+              <w:pStyle w:val="Compact"/>
+              <w:jc w:val="left"/>
+            </w:pPr>
+            <w:r>
+              <w:t xml:space="preserve">Nearest</w:t>
+            </w:r>
+          </w:p>
+        </w:tc>
+        <w:tc>
+          <w:p>
+            <w:pPr>
+              <w:pStyle w:val="Compact"/>
+              <w:jc w:val="left"/>
+            </w:pPr>
+            <w:r>
+              <w:t xml:space="preserve">Importance-weighted</w:t>
+            </w:r>
+          </w:p>
+        </w:tc>
+        <w:tc>
+          <w:p>
+            <w:pPr>
+              <w:pStyle w:val="Compact"/>
+              <w:jc w:val="left"/>
+            </w:pPr>
+            <w:r>
+              <w:t xml:space="preserve">all, 34,063</w:t>
+            </w:r>
+          </w:p>
+        </w:tc>
+        <w:tc>
+          <w:p>
+            <w:pPr>
+              <w:pStyle w:val="Compact"/>
+              <w:jc w:val="left"/>
+            </w:pPr>
+            <w:r>
+              <w:t xml:space="preserve">0.624 (0.607–0.639)</w:t>
+            </w:r>
+          </w:p>
+        </w:tc>
+      </w:tr>
+      <w:tr>
+        <w:tc>
+          <w:p>
+            <w:pPr>
+              <w:pStyle w:val="Compact"/>
+              <w:jc w:val="left"/>
+            </w:pPr>
+            <w:r>
+              <w:t xml:space="preserve">Random</w:t>
+            </w:r>
+          </w:p>
+        </w:tc>
+        <w:tc>
+          <w:p>
+            <w:pPr>
+              <w:pStyle w:val="Compact"/>
+              <w:jc w:val="left"/>
+            </w:pPr>
+            <w:r>
+              <w:t xml:space="preserve">Uniform</w:t>
+            </w:r>
+          </w:p>
+        </w:tc>
+        <w:tc>
+          <w:p>
+            <w:pPr>
+              <w:pStyle w:val="Compact"/>
+              <w:jc w:val="left"/>
+            </w:pPr>
+            <w:r>
+              <w:t xml:space="preserve">best, 32,720</w:t>
+            </w:r>
+          </w:p>
+        </w:tc>
+        <w:tc>
+          <w:p>
+            <w:pPr>
+              <w:pStyle w:val="Compact"/>
+              <w:jc w:val="left"/>
+            </w:pPr>
+            <w:r>
+              <w:t xml:space="preserve">0.500 (0.484–0.515)</w:t>
+            </w:r>
+          </w:p>
+        </w:tc>
+      </w:tr>
+      <w:tr>
+        <w:tc>
+          <w:p>
+            <w:pPr>
+              <w:pStyle w:val="Compact"/>
+              <w:jc w:val="left"/>
+            </w:pPr>
+            <w:r>
+              <w:t xml:space="preserve">Farthest</w:t>
+            </w:r>
+          </w:p>
+        </w:tc>
+        <w:tc>
+          <w:p>
+            <w:pPr>
+              <w:pStyle w:val="Compact"/>
+              <w:jc w:val="left"/>
+            </w:pPr>
+            <w:r>
+              <w:t xml:space="preserve">Plain cosine</w:t>
+            </w:r>
+          </w:p>
+        </w:tc>
+        <w:tc>
+          <w:p>
+            <w:pPr>
+              <w:pStyle w:val="Compact"/>
+              <w:jc w:val="left"/>
+            </w:pPr>
+            <w:r>
               <w:t xml:space="preserve">50</w:t>
             </w:r>
           </w:p>
@@ -7011,282 +7981,6 @@
               <w:jc w:val="left"/>
             </w:pPr>
             <w:r>
-              <w:t xml:space="preserve">0.602 (0.587–0.619)</w:t>
-            </w:r>
-          </w:p>
-        </w:tc>
-      </w:tr>
-      <w:tr>
-        <w:tc>
-          <w:p>
-            <w:pPr>
-              <w:pStyle w:val="Compact"/>
-              <w:jc w:val="left"/>
-            </w:pPr>
-            <w:r>
-              <w:t xml:space="preserve">Nearest</w:t>
-            </w:r>
-          </w:p>
-        </w:tc>
-        <w:tc>
-          <w:p>
-            <w:pPr>
-              <w:pStyle w:val="Compact"/>
-              <w:jc w:val="left"/>
-            </w:pPr>
-            <w:r>
-              <w:t xml:space="preserve">Plain cosine</w:t>
-            </w:r>
-          </w:p>
-        </w:tc>
-        <w:tc>
-          <w:p>
-            <w:pPr>
-              <w:pStyle w:val="Compact"/>
-              <w:jc w:val="left"/>
-            </w:pPr>
-            <w:r>
-              <w:t xml:space="preserve">best, 757</w:t>
-            </w:r>
-          </w:p>
-        </w:tc>
-        <w:tc>
-          <w:p>
-            <w:pPr>
-              <w:pStyle w:val="Compact"/>
-              <w:jc w:val="left"/>
-            </w:pPr>
-            <w:r>
-              <w:t xml:space="preserve">0.618 (0.602–0.634)</w:t>
-            </w:r>
-          </w:p>
-        </w:tc>
-      </w:tr>
-      <w:tr>
-        <w:tc>
-          <w:p>
-            <w:pPr>
-              <w:pStyle w:val="Compact"/>
-              <w:jc w:val="left"/>
-            </w:pPr>
-            <w:r>
-              <w:t xml:space="preserve">Nearest</w:t>
-            </w:r>
-          </w:p>
-        </w:tc>
-        <w:tc>
-          <w:p>
-            <w:pPr>
-              <w:pStyle w:val="Compact"/>
-              <w:jc w:val="left"/>
-            </w:pPr>
-            <w:r>
-              <w:t xml:space="preserve">Importance-weighted</w:t>
-            </w:r>
-          </w:p>
-        </w:tc>
-        <w:tc>
-          <w:p>
-            <w:pPr>
-              <w:pStyle w:val="Compact"/>
-              <w:jc w:val="left"/>
-            </w:pPr>
-            <w:r>
-              <w:t xml:space="preserve">best, 295</w:t>
-            </w:r>
-          </w:p>
-        </w:tc>
-        <w:tc>
-          <w:p>
-            <w:pPr>
-              <w:pStyle w:val="Compact"/>
-              <w:jc w:val="left"/>
-            </w:pPr>
-            <w:r>
-              <w:t xml:space="preserve">0.625 (0.610–0.641)</w:t>
-            </w:r>
-          </w:p>
-        </w:tc>
-      </w:tr>
-      <w:tr>
-        <w:tc>
-          <w:p>
-            <w:pPr>
-              <w:pStyle w:val="Compact"/>
-              <w:jc w:val="left"/>
-            </w:pPr>
-            <w:r>
-              <w:t xml:space="preserve">Nearest</w:t>
-            </w:r>
-          </w:p>
-        </w:tc>
-        <w:tc>
-          <w:p>
-            <w:pPr>
-              <w:pStyle w:val="Compact"/>
-              <w:jc w:val="left"/>
-            </w:pPr>
-            <w:r>
-              <w:t xml:space="preserve">Plain cosine</w:t>
-            </w:r>
-          </w:p>
-        </w:tc>
-        <w:tc>
-          <w:p>
-            <w:pPr>
-              <w:pStyle w:val="Compact"/>
-              <w:jc w:val="left"/>
-            </w:pPr>
-            <w:r>
-              <w:t xml:space="preserve">all, 34,063</w:t>
-            </w:r>
-          </w:p>
-        </w:tc>
-        <w:tc>
-          <w:p>
-            <w:pPr>
-              <w:pStyle w:val="Compact"/>
-              <w:jc w:val="left"/>
-            </w:pPr>
-            <w:r>
-              <w:t xml:space="preserve">0.608 (0.592–0.624)</w:t>
-            </w:r>
-          </w:p>
-        </w:tc>
-      </w:tr>
-      <w:tr>
-        <w:tc>
-          <w:p>
-            <w:pPr>
-              <w:pStyle w:val="Compact"/>
-              <w:jc w:val="left"/>
-            </w:pPr>
-            <w:r>
-              <w:t xml:space="preserve">Nearest</w:t>
-            </w:r>
-          </w:p>
-        </w:tc>
-        <w:tc>
-          <w:p>
-            <w:pPr>
-              <w:pStyle w:val="Compact"/>
-              <w:jc w:val="left"/>
-            </w:pPr>
-            <w:r>
-              <w:t xml:space="preserve">Importance-weighted</w:t>
-            </w:r>
-          </w:p>
-        </w:tc>
-        <w:tc>
-          <w:p>
-            <w:pPr>
-              <w:pStyle w:val="Compact"/>
-              <w:jc w:val="left"/>
-            </w:pPr>
-            <w:r>
-              <w:t xml:space="preserve">all, 34,063</w:t>
-            </w:r>
-          </w:p>
-        </w:tc>
-        <w:tc>
-          <w:p>
-            <w:pPr>
-              <w:pStyle w:val="Compact"/>
-              <w:jc w:val="left"/>
-            </w:pPr>
-            <w:r>
-              <w:t xml:space="preserve">0.624 (0.607–0.639)</w:t>
-            </w:r>
-          </w:p>
-        </w:tc>
-      </w:tr>
-      <w:tr>
-        <w:tc>
-          <w:p>
-            <w:pPr>
-              <w:pStyle w:val="Compact"/>
-              <w:jc w:val="left"/>
-            </w:pPr>
-            <w:r>
-              <w:t xml:space="preserve">Random</w:t>
-            </w:r>
-          </w:p>
-        </w:tc>
-        <w:tc>
-          <w:p>
-            <w:pPr>
-              <w:pStyle w:val="Compact"/>
-              <w:jc w:val="left"/>
-            </w:pPr>
-            <w:r>
-              <w:t xml:space="preserve">Plain cosine</w:t>
-            </w:r>
-          </w:p>
-        </w:tc>
-        <w:tc>
-          <w:p>
-            <w:pPr>
-              <w:pStyle w:val="Compact"/>
-              <w:jc w:val="left"/>
-            </w:pPr>
-            <w:r>
-              <w:t xml:space="preserve">50</w:t>
-            </w:r>
-          </w:p>
-        </w:tc>
-        <w:tc>
-          <w:p>
-            <w:pPr>
-              <w:pStyle w:val="Compact"/>
-              <w:jc w:val="left"/>
-            </w:pPr>
-            <w:r>
-              <w:t xml:space="preserve">0.499 (0.483–0.515)</w:t>
-            </w:r>
-          </w:p>
-        </w:tc>
-      </w:tr>
-      <w:tr>
-        <w:tc>
-          <w:p>
-            <w:pPr>
-              <w:pStyle w:val="Compact"/>
-              <w:jc w:val="left"/>
-            </w:pPr>
-            <w:r>
-              <w:t xml:space="preserve">Farthest</w:t>
-            </w:r>
-          </w:p>
-        </w:tc>
-        <w:tc>
-          <w:p>
-            <w:pPr>
-              <w:pStyle w:val="Compact"/>
-              <w:jc w:val="left"/>
-            </w:pPr>
-            <w:r>
-              <w:t xml:space="preserve">Plain cosine</w:t>
-            </w:r>
-          </w:p>
-        </w:tc>
-        <w:tc>
-          <w:p>
-            <w:pPr>
-              <w:pStyle w:val="Compact"/>
-              <w:jc w:val="left"/>
-            </w:pPr>
-            <w:r>
-              <w:t xml:space="preserve">50</w:t>
-            </w:r>
-          </w:p>
-        </w:tc>
-        <w:tc>
-          <w:p>
-            <w:pPr>
-              <w:pStyle w:val="Compact"/>
-              <w:jc w:val="left"/>
-            </w:pPr>
-            <w:r>
               <w:t xml:space="preserve">0.432 (0.416–0.449)</w:t>
             </w:r>
           </w:p>
@@ -7298,7 +7992,7 @@
         <w:pStyle w:val="BodyText"/>
       </w:pPr>
       <w:r>
-        <w:t xml:space="preserve">A Nearest retrieval</w:t>
+        <w:t xml:space="preserve">A Importance-weighted nearest retrieval, k = 295</w:t>
       </w:r>
     </w:p>
     <w:p>
@@ -7315,13 +8009,13 @@
               <a:graphicData uri="http://schemas.openxmlformats.org/drawingml/2006/picture">
                 <pic:pic>
                   <pic:nvPicPr>
-                    <pic:cNvPr descr="../results/Qwen-Qwen3-Embedding-8B/google_medgemma-27b-text-it/roc_curves/roc_curve_NEAREST_COSINE.png" id="0" name="Picture"/>
+                    <pic:cNvPr descr="../results/Qwen-Qwen3-Embedding-8B/google_medgemma-27b-text-it/neighbor_count_sweep/best_k_panels/roc_curve_NEAREST_IMPORTANCE_WEIGHTED_alpha1_k295.png" id="0" name="Picture"/>
                     <pic:cNvPicPr>
                       <a:picLocks noChangeArrowheads="1" noChangeAspect="1"/>
                     </pic:cNvPicPr>
                   </pic:nvPicPr>
                   <pic:blipFill>
-                    <a:blip r:embed="rId58"/>
+                    <a:blip r:embed="rId64"/>
                     <a:stretch>
                       <a:fillRect/>
                     </a:stretch>
@@ -7353,7 +8047,7 @@
         <w:pStyle w:val="BodyText"/>
       </w:pPr>
       <w:r>
-        <w:t xml:space="preserve">B Random retrieval</w:t>
+        <w:t xml:space="preserve">B Plain-cosine nearest retrieval, k = 757</w:t>
       </w:r>
     </w:p>
     <w:p>
@@ -7370,13 +8064,13 @@
               <a:graphicData uri="http://schemas.openxmlformats.org/drawingml/2006/picture">
                 <pic:pic>
                   <pic:nvPicPr>
-                    <pic:cNvPr descr="../results/Qwen-Qwen3-Embedding-8B/google_medgemma-27b-text-it/roc_curves/roc_curve_RANDOM_COSINE.png" id="0" name="Picture"/>
+                    <pic:cNvPr descr="../results/Qwen-Qwen3-Embedding-8B/google_medgemma-27b-text-it/neighbor_count_sweep/best_k_panels/roc_curve_NEAREST_PLAIN_COSINE_alpha1_k757.png" id="0" name="Picture"/>
                     <pic:cNvPicPr>
                       <a:picLocks noChangeArrowheads="1" noChangeAspect="1"/>
                     </pic:cNvPicPr>
                   </pic:nvPicPr>
                   <pic:blipFill>
-                    <a:blip r:embed="rId59"/>
+                    <a:blip r:embed="rId65"/>
                     <a:stretch>
                       <a:fillRect/>
                     </a:stretch>
@@ -7408,15 +8102,7 @@
         <w:pStyle w:val="BodyText"/>
       </w:pPr>
       <w:r>
-        <w:t xml:space="preserve">Figure S8. ROC curves for plain-cosine nearest (A) and random (B) retrieval at k = 50. Shaded bands are bootstrap 95% CIs. ROC: receiver operating characteristic.</w:t>
-      </w:r>
-    </w:p>
-    <w:p>
-      <w:pPr>
-        <w:pStyle w:val="BodyText"/>
-      </w:pPr>
-      <w:r>
-        <w:t xml:space="preserve">A Nearest retrieval</w:t>
+        <w:t xml:space="preserve">C Random retrieval, uniform weights, k = 32,720</w:t>
       </w:r>
     </w:p>
     <w:p>
@@ -7433,13 +8119,13 @@
               <a:graphicData uri="http://schemas.openxmlformats.org/drawingml/2006/picture">
                 <pic:pic>
                   <pic:nvPicPr>
-                    <pic:cNvPr descr="../results/Qwen-Qwen3-Embedding-8B/google_medgemma-27b-text-it/confusion_matrices/confusion_matrix_NEAREST_COSINE.png" id="0" name="Picture"/>
+                    <pic:cNvPr descr="../results/Qwen-Qwen3-Embedding-8B/google_medgemma-27b-text-it/neighbor_count_sweep/best_k_panels/roc_curve_RANDOM_UNIFORM_k32720.png" id="0" name="Picture"/>
                     <pic:cNvPicPr>
                       <a:picLocks noChangeArrowheads="1" noChangeAspect="1"/>
                     </pic:cNvPicPr>
                   </pic:nvPicPr>
                   <pic:blipFill>
-                    <a:blip r:embed="rId60"/>
+                    <a:blip r:embed="rId66"/>
                     <a:stretch>
                       <a:fillRect/>
                     </a:stretch>
@@ -7471,7 +8157,29 @@
         <w:pStyle w:val="BodyText"/>
       </w:pPr>
       <w:r>
-        <w:t xml:space="preserve">B Random retrieval</w:t>
+        <w:t xml:space="preserve">Figure S8. ROC curves for importance-weighted (A) and plain-cosine (B) nearest retrieval and uniform random retrieval (C), each at its own test-selected best k, with</w:t>
+      </w:r>
+      <w:r>
+        <w:t xml:space="preserve"> </w:t>
+      </w:r>
+      <m:oMath>
+        <m:r>
+          <m:t>α</m:t>
+        </m:r>
+      </m:oMath>
+      <w:r>
+        <w:t xml:space="preserve"> </w:t>
+      </w:r>
+      <w:r>
+        <w:t xml:space="preserve">= 1 for A and B. C is the draw whose AUC at that k is closest to the mean of 1,000 draws. Shaded bands are bootstrap 95% CIs. ROC: receiver operating characteristic.</w:t>
+      </w:r>
+    </w:p>
+    <w:p>
+      <w:pPr>
+        <w:pStyle w:val="BodyText"/>
+      </w:pPr>
+      <w:r>
+        <w:t xml:space="preserve">A Importance-weighted nearest retrieval, k = 295</w:t>
       </w:r>
     </w:p>
     <w:p>
@@ -7488,13 +8196,13 @@
               <a:graphicData uri="http://schemas.openxmlformats.org/drawingml/2006/picture">
                 <pic:pic>
                   <pic:nvPicPr>
-                    <pic:cNvPr descr="../results/Qwen-Qwen3-Embedding-8B/google_medgemma-27b-text-it/confusion_matrices/confusion_matrix_RANDOM_COSINE.png" id="0" name="Picture"/>
+                    <pic:cNvPr descr="../results/Qwen-Qwen3-Embedding-8B/google_medgemma-27b-text-it/neighbor_count_sweep/best_k_panels/confusion_matrix_NEAREST_IMPORTANCE_WEIGHTED_alpha1_k295.png" id="0" name="Picture"/>
                     <pic:cNvPicPr>
                       <a:picLocks noChangeArrowheads="1" noChangeAspect="1"/>
                     </pic:cNvPicPr>
                   </pic:nvPicPr>
                   <pic:blipFill>
-                    <a:blip r:embed="rId61"/>
+                    <a:blip r:embed="rId67"/>
                     <a:stretch>
                       <a:fillRect/>
                     </a:stretch>
@@ -7526,11 +8234,121 @@
         <w:pStyle w:val="BodyText"/>
       </w:pPr>
       <w:r>
-        <w:t xml:space="preserve">Figure S9. Confusion matrices for plain-cosine nearest (A) and random (B) retrieval at k = 50, at test-selected Youden J thresholds. These operating points were selected and evaluated in the same patients and are descriptive.</w:t>
-      </w:r>
-    </w:p>
-    <w:bookmarkEnd w:id="62"/>
-    <w:bookmarkStart w:id="67" w:name="s7-record-length-and-prediction"/>
+        <w:t xml:space="preserve">B Plain-cosine nearest retrieval, k = 757</w:t>
+      </w:r>
+    </w:p>
+    <w:p>
+      <w:pPr>
+        <w:pStyle w:val="BodyText"/>
+      </w:pPr>
+      <w:r>
+        <w:drawing>
+          <wp:inline>
+            <wp:extent cx="5303520" cy="2863900"/>
+            <wp:effectExtent b="0" l="0" r="0" t="0"/>
+            <wp:docPr descr="" title="" id="1" name="Picture"/>
+            <a:graphic>
+              <a:graphicData uri="http://schemas.openxmlformats.org/drawingml/2006/picture">
+                <pic:pic>
+                  <pic:nvPicPr>
+                    <pic:cNvPr descr="../results/Qwen-Qwen3-Embedding-8B/google_medgemma-27b-text-it/neighbor_count_sweep/best_k_panels/confusion_matrix_NEAREST_PLAIN_COSINE_alpha1_k757.png" id="0" name="Picture"/>
+                    <pic:cNvPicPr>
+                      <a:picLocks noChangeArrowheads="1" noChangeAspect="1"/>
+                    </pic:cNvPicPr>
+                  </pic:nvPicPr>
+                  <pic:blipFill>
+                    <a:blip r:embed="rId68"/>
+                    <a:stretch>
+                      <a:fillRect/>
+                    </a:stretch>
+                  </pic:blipFill>
+                  <pic:spPr bwMode="auto">
+                    <a:xfrm>
+                      <a:off x="0" y="0"/>
+                      <a:ext cx="5303520" cy="2863900"/>
+                    </a:xfrm>
+                    <a:prstGeom prst="rect">
+                      <a:avLst/>
+                    </a:prstGeom>
+                    <a:noFill/>
+                    <a:ln w="9525">
+                      <a:noFill/>
+                      <a:headEnd/>
+                      <a:tailEnd/>
+                    </a:ln>
+                  </pic:spPr>
+                </pic:pic>
+              </a:graphicData>
+            </a:graphic>
+          </wp:inline>
+        </w:drawing>
+      </w:r>
+    </w:p>
+    <w:p>
+      <w:pPr>
+        <w:pStyle w:val="BodyText"/>
+      </w:pPr>
+      <w:r>
+        <w:t xml:space="preserve">C Random retrieval, uniform weights, k = 32,720</w:t>
+      </w:r>
+    </w:p>
+    <w:p>
+      <w:pPr>
+        <w:pStyle w:val="BodyText"/>
+      </w:pPr>
+      <w:r>
+        <w:drawing>
+          <wp:inline>
+            <wp:extent cx="5303520" cy="2863900"/>
+            <wp:effectExtent b="0" l="0" r="0" t="0"/>
+            <wp:docPr descr="" title="" id="1" name="Picture"/>
+            <a:graphic>
+              <a:graphicData uri="http://schemas.openxmlformats.org/drawingml/2006/picture">
+                <pic:pic>
+                  <pic:nvPicPr>
+                    <pic:cNvPr descr="../results/Qwen-Qwen3-Embedding-8B/google_medgemma-27b-text-it/neighbor_count_sweep/best_k_panels/confusion_matrix_RANDOM_UNIFORM_k32720.png" id="0" name="Picture"/>
+                    <pic:cNvPicPr>
+                      <a:picLocks noChangeArrowheads="1" noChangeAspect="1"/>
+                    </pic:cNvPicPr>
+                  </pic:nvPicPr>
+                  <pic:blipFill>
+                    <a:blip r:embed="rId69"/>
+                    <a:stretch>
+                      <a:fillRect/>
+                    </a:stretch>
+                  </pic:blipFill>
+                  <pic:spPr bwMode="auto">
+                    <a:xfrm>
+                      <a:off x="0" y="0"/>
+                      <a:ext cx="5303520" cy="2863900"/>
+                    </a:xfrm>
+                    <a:prstGeom prst="rect">
+                      <a:avLst/>
+                    </a:prstGeom>
+                    <a:noFill/>
+                    <a:ln w="9525">
+                      <a:noFill/>
+                      <a:headEnd/>
+                      <a:tailEnd/>
+                    </a:ln>
+                  </pic:spPr>
+                </pic:pic>
+              </a:graphicData>
+            </a:graphic>
+          </wp:inline>
+        </w:drawing>
+      </w:r>
+    </w:p>
+    <w:p>
+      <w:pPr>
+        <w:pStyle w:val="BodyText"/>
+      </w:pPr>
+      <w:r>
+        <w:t xml:space="preserve">Figure S9. Confusion matrices for the three arms of Figure S8 at the same k, at test-selected Youden J thresholds, with bootstrap 95% CIs on every metric at that threshold. These operating points were selected and evaluated in the same patients and are descriptive.</w:t>
+      </w:r>
+    </w:p>
+    <w:bookmarkEnd w:id="70"/>
+    <w:bookmarkStart w:id="75" w:name="s7-record-length-and-prediction"/>
     <w:p>
       <w:pPr>
         <w:pStyle w:val="Heading1"/>
@@ -7552,7 +8370,7 @@
         <w:pStyle w:val="BodyText"/>
       </w:pPr>
       <w:r>
-        <w:t xml:space="preserve">Using the full recorded history, outcome correlations were small: Spearman ρ=−0.073 for pre-index history length, −0.064 for encounter count, and −0.029 for diagnosis-to-index interval. Same-day diagnosis and prescribing occurred in 27,906 patients with outcome frequency 18.4%, compared with 14,673 patients and 15.9% for delayed prescribing. These weak marginal relationships do not rule out care-process contributions to prediction.</w:t>
+        <w:t xml:space="preserve">Using the full recorded history, outcome correlations were small: Spearman ρ=−0.073 for pre-index history length, −0.064 for encounter count, and −0.029 for diagnosis-to-index interval. Prescribing on the day of diagnosis or the next day occurred in 27,906 patients, with outcome frequency 18.4%, compared with 14,673 patients and 15.9% for later prescribing. These weak marginal relationships do not rule out care-process contributions to prediction.</w:t>
       </w:r>
     </w:p>
     <w:p>
@@ -7583,7 +8401,7 @@
                     </pic:cNvPicPr>
                   </pic:nvPicPr>
                   <pic:blipFill>
-                    <a:blip r:embed="rId63"/>
+                    <a:blip r:embed="rId71"/>
                     <a:stretch>
                       <a:fillRect/>
                     </a:stretch>
@@ -7638,7 +8456,7 @@
                     </pic:cNvPicPr>
                   </pic:nvPicPr>
                   <pic:blipFill>
-                    <a:blip r:embed="rId64"/>
+                    <a:blip r:embed="rId72"/>
                     <a:stretch>
                       <a:fillRect/>
                     </a:stretch>
@@ -7701,7 +8519,7 @@
                     </pic:cNvPicPr>
                   </pic:nvPicPr>
                   <pic:blipFill>
-                    <a:blip r:embed="rId65"/>
+                    <a:blip r:embed="rId73"/>
                     <a:stretch>
                       <a:fillRect/>
                     </a:stretch>
@@ -7756,7 +8574,7 @@
                     </pic:cNvPicPr>
                   </pic:nvPicPr>
                   <pic:blipFill>
-                    <a:blip r:embed="rId66"/>
+                    <a:blip r:embed="rId74"/>
                     <a:stretch>
                       <a:fillRect/>
                     </a:stretch>
@@ -7788,7 +8606,7 @@
         <w:pStyle w:val="BodyText"/>
       </w:pPr>
       <w:r>
-        <w:t xml:space="preserve">Figure S10. Record length, diagnosis-to-index interval, encounter count, and outcome frequency by prescription timing. A–C show outcome-stratified distributions; axes are truncated as labeled in the original plots. D compares same-day and delayed prescribing, with group counts above bars and the 17.5% cohort reference as a dashed line.</w:t>
+        <w:t xml:space="preserve">Figure S10. Record length, diagnosis-to-index interval, encounter count, and outcome frequency by prescription timing. A–C show outcome-stratified distributions; axes are truncated as labeled in the original plots. D compares prescribing within 1 day of diagnosis with later prescribing, with group counts above bars and the 17.5% cohort reference as a dashed line.</w:t>
       </w:r>
     </w:p>
     <w:p>
@@ -7796,7 +8614,7 @@
         <w:pStyle w:val="BodyText"/>
       </w:pPr>
       <w:r>
-        <w:t xml:space="preserve">The held-out test set was divided into quintiles of pre-index history length and the neighbor-weighted predictor was scored within each quintile. The primary retrieval arm, nearest retrieval at k = 50 under plain cosine similarity, is reported in Table S8.</w:t>
+        <w:t xml:space="preserve">The held-out test set was divided into quintiles of pre-index history length, and each retrieval arm was scored within each quintile at its own best k from section S6. The best k was chosen on all test patients, so these values are optimistic in the same way.</w:t>
       </w:r>
     </w:p>
     <w:p>
@@ -7804,7 +8622,518 @@
         <w:pStyle w:val="BodyText"/>
       </w:pPr>
       <w:r>
-        <w:t xml:space="preserve">Table S8. Neighbor-weighted discrimination by quintile of pre-index history length (nearest retrieval, plain cosine similarity, k = 50, embedded representation, held-out test set). Quintile bounds are in days of pre-index history.</w:t>
+        <w:t xml:space="preserve">Table S8. Neighbor-prediction ROC AUC by quintile of pre-index history length (embedded representation, held-out test set,</w:t>
+      </w:r>
+      <w:r>
+        <w:t xml:space="preserve"> </w:t>
+      </w:r>
+      <m:oMath>
+        <m:r>
+          <m:t>α</m:t>
+        </m:r>
+      </m:oMath>
+      <w:r>
+        <w:t xml:space="preserve"> </w:t>
+      </w:r>
+      <w:r>
+        <w:t xml:space="preserve">= 1), with bootstrap 95% CIs within each quintile. Days are the quintile’s bounds of pre-index history. Weighted: importance-weighted cosine; plain: plain cosine. Random retrieval uses uniform weights and the draw whose AUC at its best k is closest to the mean of 1,000 draws.</w:t>
+      </w:r>
+    </w:p>
+    <w:tbl>
+      <w:tblPr>
+        <w:tblStyle w:val="Table"/>
+        <w:tblW w:type="pct" w:w="4999.999999999999"/>
+        <w:tblLook w:firstRow="1" w:lastRow="0" w:firstColumn="0" w:lastColumn="0" w:noHBand="0" w:noVBand="0" w:val="0020"/>
+      </w:tblPr>
+      <w:tblGrid>
+        <w:gridCol w:w="1066"/>
+        <w:gridCol w:w="685"/>
+        <w:gridCol w:w="685"/>
+        <w:gridCol w:w="1827"/>
+        <w:gridCol w:w="1827"/>
+        <w:gridCol w:w="1827"/>
+      </w:tblGrid>
+      <w:tr>
+        <w:tc>
+          <w:p>
+            <w:pPr>
+              <w:pStyle w:val="Compact"/>
+              <w:jc w:val="left"/>
+            </w:pPr>
+            <w:r>
+              <w:rPr>
+                <w:bCs/>
+                <w:b/>
+              </w:rPr>
+              <w:t xml:space="preserve">Days</w:t>
+            </w:r>
+          </w:p>
+        </w:tc>
+        <w:tc>
+          <w:p>
+            <w:pPr>
+              <w:pStyle w:val="Compact"/>
+              <w:jc w:val="right"/>
+            </w:pPr>
+            <w:r>
+              <w:rPr>
+                <w:bCs/>
+                <w:b/>
+              </w:rPr>
+              <w:t xml:space="preserve">n</w:t>
+            </w:r>
+          </w:p>
+        </w:tc>
+        <w:tc>
+          <w:p>
+            <w:pPr>
+              <w:pStyle w:val="Compact"/>
+              <w:jc w:val="right"/>
+            </w:pPr>
+            <w:r>
+              <w:rPr>
+                <w:bCs/>
+                <w:b/>
+              </w:rPr>
+              <w:t xml:space="preserve">Events</w:t>
+            </w:r>
+          </w:p>
+        </w:tc>
+        <w:tc>
+          <w:p>
+            <w:pPr>
+              <w:pStyle w:val="Compact"/>
+              <w:jc w:val="left"/>
+            </w:pPr>
+            <w:r>
+              <w:rPr>
+                <w:bCs/>
+                <w:b/>
+              </w:rPr>
+              <w:t xml:space="preserve">Weighted, k = 295</w:t>
+            </w:r>
+          </w:p>
+        </w:tc>
+        <w:tc>
+          <w:p>
+            <w:pPr>
+              <w:pStyle w:val="Compact"/>
+              <w:jc w:val="left"/>
+            </w:pPr>
+            <w:r>
+              <w:rPr>
+                <w:bCs/>
+                <w:b/>
+              </w:rPr>
+              <w:t xml:space="preserve">Plain, k = 757</w:t>
+            </w:r>
+          </w:p>
+        </w:tc>
+        <w:tc>
+          <w:p>
+            <w:pPr>
+              <w:pStyle w:val="Compact"/>
+              <w:jc w:val="left"/>
+            </w:pPr>
+            <w:r>
+              <w:rPr>
+                <w:bCs/>
+                <w:b/>
+              </w:rPr>
+              <w:t xml:space="preserve">Random, k = 32,720</w:t>
+            </w:r>
+          </w:p>
+        </w:tc>
+      </w:tr>
+      <w:tr>
+        <w:tc>
+          <w:p>
+            <w:pPr>
+              <w:pStyle w:val="Compact"/>
+              <w:jc w:val="left"/>
+            </w:pPr>
+            <w:r>
+              <w:t xml:space="preserve">731–1,110</w:t>
+            </w:r>
+          </w:p>
+        </w:tc>
+        <w:tc>
+          <w:p>
+            <w:pPr>
+              <w:pStyle w:val="Compact"/>
+              <w:jc w:val="right"/>
+            </w:pPr>
+            <w:r>
+              <w:t xml:space="preserve">1,706</w:t>
+            </w:r>
+          </w:p>
+        </w:tc>
+        <w:tc>
+          <w:p>
+            <w:pPr>
+              <w:pStyle w:val="Compact"/>
+              <w:jc w:val="right"/>
+            </w:pPr>
+            <w:r>
+              <w:t xml:space="preserve">372</w:t>
+            </w:r>
+          </w:p>
+        </w:tc>
+        <w:tc>
+          <w:p>
+            <w:pPr>
+              <w:pStyle w:val="Compact"/>
+              <w:jc w:val="left"/>
+            </w:pPr>
+            <w:r>
+              <w:t xml:space="preserve">0.625 (0.592–0.657)</w:t>
+            </w:r>
+          </w:p>
+        </w:tc>
+        <w:tc>
+          <w:p>
+            <w:pPr>
+              <w:pStyle w:val="Compact"/>
+              <w:jc w:val="left"/>
+            </w:pPr>
+            <w:r>
+              <w:t xml:space="preserve">0.619 (0.585–0.651)</w:t>
+            </w:r>
+          </w:p>
+        </w:tc>
+        <w:tc>
+          <w:p>
+            <w:pPr>
+              <w:pStyle w:val="Compact"/>
+              <w:jc w:val="left"/>
+            </w:pPr>
+            <w:r>
+              <w:t xml:space="preserve">0.479 (0.447–0.513)</w:t>
+            </w:r>
+          </w:p>
+        </w:tc>
+      </w:tr>
+      <w:tr>
+        <w:tc>
+          <w:p>
+            <w:pPr>
+              <w:pStyle w:val="Compact"/>
+              <w:jc w:val="left"/>
+            </w:pPr>
+            <w:r>
+              <w:t xml:space="preserve">1,111–1,554</w:t>
+            </w:r>
+          </w:p>
+        </w:tc>
+        <w:tc>
+          <w:p>
+            <w:pPr>
+              <w:pStyle w:val="Compact"/>
+              <w:jc w:val="right"/>
+            </w:pPr>
+            <w:r>
+              <w:t xml:space="preserve">1,704</w:t>
+            </w:r>
+          </w:p>
+        </w:tc>
+        <w:tc>
+          <w:p>
+            <w:pPr>
+              <w:pStyle w:val="Compact"/>
+              <w:jc w:val="right"/>
+            </w:pPr>
+            <w:r>
+              <w:t xml:space="preserve">317</w:t>
+            </w:r>
+          </w:p>
+        </w:tc>
+        <w:tc>
+          <w:p>
+            <w:pPr>
+              <w:pStyle w:val="Compact"/>
+              <w:jc w:val="left"/>
+            </w:pPr>
+            <w:r>
+              <w:t xml:space="preserve">0.624 (0.590–0.658)</w:t>
+            </w:r>
+          </w:p>
+        </w:tc>
+        <w:tc>
+          <w:p>
+            <w:pPr>
+              <w:pStyle w:val="Compact"/>
+              <w:jc w:val="left"/>
+            </w:pPr>
+            <w:r>
+              <w:t xml:space="preserve">0.619 (0.584–0.652)</w:t>
+            </w:r>
+          </w:p>
+        </w:tc>
+        <w:tc>
+          <w:p>
+            <w:pPr>
+              <w:pStyle w:val="Compact"/>
+              <w:jc w:val="left"/>
+            </w:pPr>
+            <w:r>
+              <w:t xml:space="preserve">0.526 (0.489–0.561)</w:t>
+            </w:r>
+          </w:p>
+        </w:tc>
+      </w:tr>
+      <w:tr>
+        <w:tc>
+          <w:p>
+            <w:pPr>
+              <w:pStyle w:val="Compact"/>
+              <w:jc w:val="left"/>
+            </w:pPr>
+            <w:r>
+              <w:t xml:space="preserve">1,555–2,066</w:t>
+            </w:r>
+          </w:p>
+        </w:tc>
+        <w:tc>
+          <w:p>
+            <w:pPr>
+              <w:pStyle w:val="Compact"/>
+              <w:jc w:val="right"/>
+            </w:pPr>
+            <w:r>
+              <w:t xml:space="preserve">1,701</w:t>
+            </w:r>
+          </w:p>
+        </w:tc>
+        <w:tc>
+          <w:p>
+            <w:pPr>
+              <w:pStyle w:val="Compact"/>
+              <w:jc w:val="right"/>
+            </w:pPr>
+            <w:r>
+              <w:t xml:space="preserve">290</w:t>
+            </w:r>
+          </w:p>
+        </w:tc>
+        <w:tc>
+          <w:p>
+            <w:pPr>
+              <w:pStyle w:val="Compact"/>
+              <w:jc w:val="left"/>
+            </w:pPr>
+            <w:r>
+              <w:t xml:space="preserve">0.600 (0.564–0.636)</w:t>
+            </w:r>
+          </w:p>
+        </w:tc>
+        <w:tc>
+          <w:p>
+            <w:pPr>
+              <w:pStyle w:val="Compact"/>
+              <w:jc w:val="left"/>
+            </w:pPr>
+            <w:r>
+              <w:t xml:space="preserve">0.608 (0.572–0.643)</w:t>
+            </w:r>
+          </w:p>
+        </w:tc>
+        <w:tc>
+          <w:p>
+            <w:pPr>
+              <w:pStyle w:val="Compact"/>
+              <w:jc w:val="left"/>
+            </w:pPr>
+            <w:r>
+              <w:t xml:space="preserve">0.531 (0.492–0.564)</w:t>
+            </w:r>
+          </w:p>
+        </w:tc>
+      </w:tr>
+      <w:tr>
+        <w:tc>
+          <w:p>
+            <w:pPr>
+              <w:pStyle w:val="Compact"/>
+              <w:jc w:val="left"/>
+            </w:pPr>
+            <w:r>
+              <w:t xml:space="preserve">2,067–2,733</w:t>
+            </w:r>
+          </w:p>
+        </w:tc>
+        <w:tc>
+          <w:p>
+            <w:pPr>
+              <w:pStyle w:val="Compact"/>
+              <w:jc w:val="right"/>
+            </w:pPr>
+            <w:r>
+              <w:t xml:space="preserve">1,704</w:t>
+            </w:r>
+          </w:p>
+        </w:tc>
+        <w:tc>
+          <w:p>
+            <w:pPr>
+              <w:pStyle w:val="Compact"/>
+              <w:jc w:val="right"/>
+            </w:pPr>
+            <w:r>
+              <w:t xml:space="preserve">282</w:t>
+            </w:r>
+          </w:p>
+        </w:tc>
+        <w:tc>
+          <w:p>
+            <w:pPr>
+              <w:pStyle w:val="Compact"/>
+              <w:jc w:val="left"/>
+            </w:pPr>
+            <w:r>
+              <w:t xml:space="preserve">0.633 (0.598–0.669)</w:t>
+            </w:r>
+          </w:p>
+        </w:tc>
+        <w:tc>
+          <w:p>
+            <w:pPr>
+              <w:pStyle w:val="Compact"/>
+              <w:jc w:val="left"/>
+            </w:pPr>
+            <w:r>
+              <w:t xml:space="preserve">0.626 (0.592–0.663)</w:t>
+            </w:r>
+          </w:p>
+        </w:tc>
+        <w:tc>
+          <w:p>
+            <w:pPr>
+              <w:pStyle w:val="Compact"/>
+              <w:jc w:val="left"/>
+            </w:pPr>
+            <w:r>
+              <w:t xml:space="preserve">0.487 (0.449–0.523)</w:t>
+            </w:r>
+          </w:p>
+        </w:tc>
+      </w:tr>
+      <w:tr>
+        <w:tc>
+          <w:p>
+            <w:pPr>
+              <w:pStyle w:val="Compact"/>
+              <w:jc w:val="left"/>
+            </w:pPr>
+            <w:r>
+              <w:t xml:space="preserve">2,734–5,288</w:t>
+            </w:r>
+          </w:p>
+        </w:tc>
+        <w:tc>
+          <w:p>
+            <w:pPr>
+              <w:pStyle w:val="Compact"/>
+              <w:jc w:val="right"/>
+            </w:pPr>
+            <w:r>
+              <w:t xml:space="preserve">1,701</w:t>
+            </w:r>
+          </w:p>
+        </w:tc>
+        <w:tc>
+          <w:p>
+            <w:pPr>
+              <w:pStyle w:val="Compact"/>
+              <w:jc w:val="right"/>
+            </w:pPr>
+            <w:r>
+              <w:t xml:space="preserve">230</w:t>
+            </w:r>
+          </w:p>
+        </w:tc>
+        <w:tc>
+          <w:p>
+            <w:pPr>
+              <w:pStyle w:val="Compact"/>
+              <w:jc w:val="left"/>
+            </w:pPr>
+            <w:r>
+              <w:t xml:space="preserve">0.619 (0.580–0.655)</w:t>
+            </w:r>
+          </w:p>
+        </w:tc>
+        <w:tc>
+          <w:p>
+            <w:pPr>
+              <w:pStyle w:val="Compact"/>
+              <w:jc w:val="left"/>
+            </w:pPr>
+            <w:r>
+              <w:t xml:space="preserve">0.598 (0.561–0.636)</w:t>
+            </w:r>
+          </w:p>
+        </w:tc>
+        <w:tc>
+          <w:p>
+            <w:pPr>
+              <w:pStyle w:val="Compact"/>
+              <w:jc w:val="left"/>
+            </w:pPr>
+            <w:r>
+              <w:t xml:space="preserve">0.479 (0.437–0.519)</w:t>
+            </w:r>
+          </w:p>
+        </w:tc>
+      </w:tr>
+    </w:tbl>
+    <w:p>
+      <w:pPr>
+        <w:pStyle w:val="BodyText"/>
+      </w:pPr>
+      <w:r>
+        <w:t xml:space="preserve">AUC ranged from 0.600 to 0.633 for importance-weighted and 0.598 to 0.626 for plain cosine retrieval, without a monotonic trend, and every quintile’s interval overlapped the others. Random retrieval stayed near 0.5, and its interval included 0.5 in every quintile. This does not establish independence from record volume; differing case mix and imprecision within strata limit interpretation.</w:t>
+      </w:r>
+    </w:p>
+    <w:p>
+      <w:pPr>
+        <w:pStyle w:val="BodyText"/>
+      </w:pPr>
+      <w:r>
+        <w:t xml:space="preserve">The stratification covers neighbor prediction only, not the trained classifiers. Each quintile contained about 1,700 patients.</w:t>
+      </w:r>
+    </w:p>
+    <w:bookmarkEnd w:id="75"/>
+    <w:bookmarkStart w:id="76" w:name="s8-training-and-test-characteristics"/>
+    <w:p>
+      <w:pPr>
+        <w:pStyle w:val="Heading1"/>
+      </w:pPr>
+      <w:r>
+        <w:t xml:space="preserve">S8 Training and Test Characteristics</w:t>
+      </w:r>
+    </w:p>
+    <w:p>
+      <w:pPr>
+        <w:pStyle w:val="FirstParagraph"/>
+      </w:pPr>
+      <w:r>
+        <w:t xml:space="preserve">Table S9 compares selected characteristics in the shared training and test split.</w:t>
+      </w:r>
+    </w:p>
+    <w:p>
+      <w:pPr>
+        <w:pStyle w:val="BodyText"/>
+      </w:pPr>
+      <w:r>
+        <w:t xml:space="preserve">Across 100 predictor rows, maximum absolute SMD was 0.036. The largest value involved a social-determinant flag present in 22 training patients and no test patient. Outcome rates match because the split was stratified.</w:t>
+      </w:r>
+    </w:p>
+    <w:p>
+      <w:pPr>
+        <w:pStyle w:val="BodyText"/>
+      </w:pPr>
+      <w:r>
+        <w:t xml:space="preserve">Table S9. Held-out patients against training patients on the characteristics reported in Table 1. Continuous variables are median (IQR); categorical and boolean entries are n (%). SMD is training minus held-out, in pooled standard deviations. Vital signs are shown because they describe the cohort, but they are rendered only in the narrative representation and are absent from the feature matrix as published (Supplement S10).</w:t>
       </w:r>
     </w:p>
     <w:tbl>
@@ -7826,286 +9155,6 @@
                 <w:bCs/>
                 <w:b/>
               </w:rPr>
-              <w:t xml:space="preserve">Pre-index history (days)</w:t>
-            </w:r>
-          </w:p>
-        </w:tc>
-        <w:tc>
-          <w:p>
-            <w:pPr>
-              <w:pStyle w:val="Compact"/>
-              <w:jc w:val="left"/>
-            </w:pPr>
-            <w:r>
-              <w:rPr>
-                <w:bCs/>
-                <w:b/>
-              </w:rPr>
-              <w:t xml:space="preserve">Patients</w:t>
-            </w:r>
-          </w:p>
-        </w:tc>
-        <w:tc>
-          <w:p>
-            <w:pPr>
-              <w:pStyle w:val="Compact"/>
-              <w:jc w:val="left"/>
-            </w:pPr>
-            <w:r>
-              <w:rPr>
-                <w:bCs/>
-                <w:b/>
-              </w:rPr>
-              <w:t xml:space="preserve">ROC AUC</w:t>
-            </w:r>
-          </w:p>
-        </w:tc>
-      </w:tr>
-      <w:tr>
-        <w:tc>
-          <w:p>
-            <w:pPr>
-              <w:pStyle w:val="Compact"/>
-              <w:jc w:val="left"/>
-            </w:pPr>
-            <w:r>
-              <w:t xml:space="preserve">731–1,110</w:t>
-            </w:r>
-          </w:p>
-        </w:tc>
-        <w:tc>
-          <w:p>
-            <w:pPr>
-              <w:pStyle w:val="Compact"/>
-              <w:jc w:val="left"/>
-            </w:pPr>
-            <w:r>
-              <w:t xml:space="preserve">1,706</w:t>
-            </w:r>
-          </w:p>
-        </w:tc>
-        <w:tc>
-          <w:p>
-            <w:pPr>
-              <w:pStyle w:val="Compact"/>
-              <w:jc w:val="left"/>
-            </w:pPr>
-            <w:r>
-              <w:t xml:space="preserve">0.580</w:t>
-            </w:r>
-          </w:p>
-        </w:tc>
-      </w:tr>
-      <w:tr>
-        <w:tc>
-          <w:p>
-            <w:pPr>
-              <w:pStyle w:val="Compact"/>
-              <w:jc w:val="left"/>
-            </w:pPr>
-            <w:r>
-              <w:t xml:space="preserve">1,110–1,554</w:t>
-            </w:r>
-          </w:p>
-        </w:tc>
-        <w:tc>
-          <w:p>
-            <w:pPr>
-              <w:pStyle w:val="Compact"/>
-              <w:jc w:val="left"/>
-            </w:pPr>
-            <w:r>
-              <w:t xml:space="preserve">1,704</w:t>
-            </w:r>
-          </w:p>
-        </w:tc>
-        <w:tc>
-          <w:p>
-            <w:pPr>
-              <w:pStyle w:val="Compact"/>
-              <w:jc w:val="left"/>
-            </w:pPr>
-            <w:r>
-              <w:t xml:space="preserve">0.598</w:t>
-            </w:r>
-          </w:p>
-        </w:tc>
-      </w:tr>
-      <w:tr>
-        <w:tc>
-          <w:p>
-            <w:pPr>
-              <w:pStyle w:val="Compact"/>
-              <w:jc w:val="left"/>
-            </w:pPr>
-            <w:r>
-              <w:t xml:space="preserve">1,554–2,066</w:t>
-            </w:r>
-          </w:p>
-        </w:tc>
-        <w:tc>
-          <w:p>
-            <w:pPr>
-              <w:pStyle w:val="Compact"/>
-              <w:jc w:val="left"/>
-            </w:pPr>
-            <w:r>
-              <w:t xml:space="preserve">1,701</w:t>
-            </w:r>
-          </w:p>
-        </w:tc>
-        <w:tc>
-          <w:p>
-            <w:pPr>
-              <w:pStyle w:val="Compact"/>
-              <w:jc w:val="left"/>
-            </w:pPr>
-            <w:r>
-              <w:t xml:space="preserve">0.582</w:t>
-            </w:r>
-          </w:p>
-        </w:tc>
-      </w:tr>
-      <w:tr>
-        <w:tc>
-          <w:p>
-            <w:pPr>
-              <w:pStyle w:val="Compact"/>
-              <w:jc w:val="left"/>
-            </w:pPr>
-            <w:r>
-              <w:t xml:space="preserve">2,066–2,733</w:t>
-            </w:r>
-          </w:p>
-        </w:tc>
-        <w:tc>
-          <w:p>
-            <w:pPr>
-              <w:pStyle w:val="Compact"/>
-              <w:jc w:val="left"/>
-            </w:pPr>
-            <w:r>
-              <w:t xml:space="preserve">1,704</w:t>
-            </w:r>
-          </w:p>
-        </w:tc>
-        <w:tc>
-          <w:p>
-            <w:pPr>
-              <w:pStyle w:val="Compact"/>
-              <w:jc w:val="left"/>
-            </w:pPr>
-            <w:r>
-              <w:t xml:space="preserve">0.610</w:t>
-            </w:r>
-          </w:p>
-        </w:tc>
-      </w:tr>
-      <w:tr>
-        <w:tc>
-          <w:p>
-            <w:pPr>
-              <w:pStyle w:val="Compact"/>
-              <w:jc w:val="left"/>
-            </w:pPr>
-            <w:r>
-              <w:t xml:space="preserve">2,733–5,288</w:t>
-            </w:r>
-          </w:p>
-        </w:tc>
-        <w:tc>
-          <w:p>
-            <w:pPr>
-              <w:pStyle w:val="Compact"/>
-              <w:jc w:val="left"/>
-            </w:pPr>
-            <w:r>
-              <w:t xml:space="preserve">1,701</w:t>
-            </w:r>
-          </w:p>
-        </w:tc>
-        <w:tc>
-          <w:p>
-            <w:pPr>
-              <w:pStyle w:val="Compact"/>
-              <w:jc w:val="left"/>
-            </w:pPr>
-            <w:r>
-              <w:t xml:space="preserve">0.578</w:t>
-            </w:r>
-          </w:p>
-        </w:tc>
-      </w:tr>
-    </w:tbl>
-    <w:p>
-      <w:pPr>
-        <w:pStyle w:val="BodyText"/>
-      </w:pPr>
-      <w:r>
-        <w:t xml:space="preserve">AUC ranged from 0.578 to 0.610 across quintiles without a monotonic trend. This does not establish independence from record volume; differing case mix and imprecision within strata limit interpretation.</w:t>
-      </w:r>
-    </w:p>
-    <w:p>
-      <w:pPr>
-        <w:pStyle w:val="BodyText"/>
-      </w:pPr>
-      <w:r>
-        <w:t xml:space="preserve">The stratification covers neighbor prediction only, not the trained classifiers. Each quintile contained about 1,700 patients. An analysis by embedding-neighborhood density was not interpretable because 3 of 5 bins were empty.</w:t>
-      </w:r>
-    </w:p>
-    <w:bookmarkEnd w:id="67"/>
-    <w:bookmarkStart w:id="68" w:name="s8-training-and-test-characteristics"/>
-    <w:p>
-      <w:pPr>
-        <w:pStyle w:val="Heading1"/>
-      </w:pPr>
-      <w:r>
-        <w:t xml:space="preserve">S8 Training and Test Characteristics</w:t>
-      </w:r>
-    </w:p>
-    <w:p>
-      <w:pPr>
-        <w:pStyle w:val="FirstParagraph"/>
-      </w:pPr>
-      <w:r>
-        <w:t xml:space="preserve">Table S9 compares selected characteristics in the shared training and test split.</w:t>
-      </w:r>
-    </w:p>
-    <w:p>
-      <w:pPr>
-        <w:pStyle w:val="BodyText"/>
-      </w:pPr>
-      <w:r>
-        <w:t xml:space="preserve">Across 100 predictor rows, maximum absolute SMD was 0.036. The largest value involved a social-determinant flag present in 22 training patients and no test patient. Outcome rates match because the split was stratified.</w:t>
-      </w:r>
-    </w:p>
-    <w:p>
-      <w:pPr>
-        <w:pStyle w:val="BodyText"/>
-      </w:pPr>
-      <w:r>
-        <w:t xml:space="preserve">Table S9. Held-out patients against training patients on the characteristics reported in Table 1. Continuous variables are median (IQR); categorical and boolean entries are n (%). SMD is training minus held-out, in pooled standard deviations. Vital signs are shown because they describe the cohort, but they are rendered only in the narrative representation and are absent from the feature matrix as published (Supplement S10).</w:t>
-      </w:r>
-    </w:p>
-    <w:tbl>
-      <w:tblPr>
-        <w:tblStyle w:val="Table"/>
-        <w:tblW w:type="pct" w:w="0.0"/>
-        <w:tblLook w:firstRow="1" w:lastRow="0" w:firstColumn="0" w:lastColumn="0" w:noHBand="0" w:noVBand="0" w:val="0020"/>
-      </w:tblPr>
-      <w:tblGrid/>
-      <w:tr>
-        <w:tc>
-          <w:p>
-            <w:pPr>
-              <w:pStyle w:val="Compact"/>
-              <w:jc w:val="left"/>
-            </w:pPr>
-            <w:r>
-              <w:rPr>
-                <w:bCs/>
-                <w:b/>
-              </w:rPr>
               <w:t xml:space="preserve">Characteristic</w:t>
             </w:r>
           </w:p>
@@ -9769,8 +10818,8 @@
         <w:t xml:space="preserve">The measured balance supports internal comparability. It does not establish distributional identity or representativeness of the health system, because both partitions inherit the same sampling design.</w:t>
       </w:r>
     </w:p>
-    <w:bookmarkEnd w:id="68"/>
-    <w:bookmarkStart w:id="74" w:name="s9-subgroup-performance"/>
+    <w:bookmarkEnd w:id="76"/>
+    <w:bookmarkStart w:id="82" w:name="s9-subgroup-performance"/>
     <w:p>
       <w:pPr>
         <w:pStyle w:val="Heading1"/>
@@ -9787,7 +10836,7 @@
         <w:t xml:space="preserve">Subgroup analyses address performance differences, a question distinct from direct-input reliance under permutation. They do not establish fairness of the outcome label or of a proposed clinical decision.</w:t>
       </w:r>
     </w:p>
-    <w:bookmarkStart w:id="69" w:name="s9-1-design"/>
+    <w:bookmarkStart w:id="77" w:name="s9-1-design"/>
     <w:p>
       <w:pPr>
         <w:pStyle w:val="Heading2"/>
@@ -9809,7 +10858,7 @@
         <w:pStyle w:val="BodyText"/>
       </w:pPr>
       <w:r>
-        <w:t xml:space="preserve">The analysis included 4 FEATURE classifiers, 4 EMBEDDED classifiers, and 4 neighbor configurations: nearest retrieval under plain cosine similarity (k = 50) and under importance-weighted similarity (best k, 295), and the random and farthest controls. Between-group contrasts included the 2 nearest-neighbor configurations and excluded the controls.</w:t>
+        <w:t xml:space="preserve">The analysis included 4 FEATURE classifiers, 4 EMBEDDED classifiers, and 4 neighbor configurations, each at its own best k from section S6: nearest retrieval under plain cosine similarity (k = 757) and under importance-weighted similarity (k = 295), and 2 controls, uniform random retrieval (k = 32,720) and farthest retrieval (k = 50). Between-group contrasts included the 2 nearest-neighbor configurations and excluded the controls. The best k was chosen on all test patients, not within each subgroup.</w:t>
       </w:r>
     </w:p>
     <w:p>
@@ -9872,8 +10921,8 @@
         <w:t xml:space="preserve">to identify the quantity actually calculated. This is not a logistic calibration intercept. Both differ from the binned-curve parameters in section S3.</w:t>
       </w:r>
     </w:p>
-    <w:bookmarkEnd w:id="69"/>
-    <w:bookmarkStart w:id="70" w:name="s9-2-sociodemographic-strata"/>
+    <w:bookmarkEnd w:id="77"/>
+    <w:bookmarkStart w:id="78" w:name="s9-2-sociodemographic-strata"/>
     <w:p>
       <w:pPr>
         <w:pStyle w:val="Heading2"/>
@@ -16247,8 +17296,8 @@
         <w:t xml:space="preserve">E LR: embedded logistic regression; F LR: feature-vector logistic regression; N WTD: importance-weighted nearest-neighbor prediction (k = 295). Events denotes positive TRD proxy outcomes. Mean risk difference is mean predicted probability minus observed frequency.</w:t>
       </w:r>
     </w:p>
-    <w:bookmarkEnd w:id="70"/>
-    <w:bookmarkStart w:id="71" w:name="s9-3-clinical-strata"/>
+    <w:bookmarkEnd w:id="78"/>
+    <w:bookmarkStart w:id="79" w:name="s9-3-clinical-strata"/>
     <w:p>
       <w:pPr>
         <w:pStyle w:val="Heading2"/>
@@ -19112,8 +20161,8 @@
         <w:t xml:space="preserve">E LR: embedded logistic regression; F LR: feature-vector logistic regression; N WTD: importance-weighted nearest-neighbor prediction (k = 295). Events denotes positive TRD proxy outcomes. Mean risk difference is mean predicted probability minus observed frequency.</w:t>
       </w:r>
     </w:p>
-    <w:bookmarkEnd w:id="71"/>
-    <w:bookmarkStart w:id="73" w:name="s9-4-adjusted-subgroup-comparisons"/>
+    <w:bookmarkEnd w:id="79"/>
+    <w:bookmarkStart w:id="81" w:name="s9-4-adjusted-subgroup-comparisons"/>
     <w:p>
       <w:pPr>
         <w:pStyle w:val="Heading2"/>
@@ -19127,7 +20176,7 @@
         <w:pStyle w:val="FirstParagraph"/>
       </w:pPr>
       <w:r>
-        <w:t xml:space="preserve">Of 240 contrasts, 60 had unadjusted CIs excluding zero and 24 survived Benjamini–Hochberg adjustment (Table S12).</w:t>
+        <w:t xml:space="preserve">Of 240 contrasts, 58 had unadjusted CIs excluding zero and 23 survived Benjamini–Hochberg adjustment (Table S12).</w:t>
       </w:r>
     </w:p>
     <w:p>
@@ -19287,18 +20336,18 @@
               <w:jc w:val="left"/>
             </w:pPr>
             <w:r>
-              <w:t xml:space="preserve">-0.068</w:t>
-            </w:r>
-          </w:p>
-        </w:tc>
-        <w:tc>
-          <w:p>
-            <w:pPr>
-              <w:pStyle w:val="Compact"/>
-              <w:jc w:val="left"/>
-            </w:pPr>
-            <w:r>
-              <w:t xml:space="preserve">0.040</w:t>
+              <w:t xml:space="preserve">-0.068 (95% CI -0.117 to -0.022)</w:t>
+            </w:r>
+          </w:p>
+        </w:tc>
+        <w:tc>
+          <w:p>
+            <w:pPr>
+              <w:pStyle w:val="Compact"/>
+              <w:jc w:val="left"/>
+            </w:pPr>
+            <w:r>
+              <w:t xml:space="preserve">0.042</w:t>
             </w:r>
           </w:p>
         </w:tc>
@@ -19355,7 +20404,7 @@
               <w:jc w:val="left"/>
             </w:pPr>
             <w:r>
-              <w:t xml:space="preserve">0.014</w:t>
+              <w:t xml:space="preserve">0.015</w:t>
             </w:r>
           </w:p>
         </w:tc>
@@ -19412,7 +20461,7 @@
               <w:jc w:val="left"/>
             </w:pPr>
             <w:r>
-              <w:t xml:space="preserve">0.014</w:t>
+              <w:t xml:space="preserve">0.015</w:t>
             </w:r>
           </w:p>
         </w:tc>
@@ -19458,18 +20507,18 @@
               <w:jc w:val="left"/>
             </w:pPr>
             <w:r>
-              <w:t xml:space="preserve">+0.060 to +0.076</w:t>
-            </w:r>
-          </w:p>
-        </w:tc>
-        <w:tc>
-          <w:p>
-            <w:pPr>
-              <w:pStyle w:val="Compact"/>
-              <w:jc w:val="left"/>
-            </w:pPr>
-            <w:r>
-              <w:t xml:space="preserve">0.014</w:t>
+              <w:t xml:space="preserve">+0.053 to +0.060</w:t>
+            </w:r>
+          </w:p>
+        </w:tc>
+        <w:tc>
+          <w:p>
+            <w:pPr>
+              <w:pStyle w:val="Compact"/>
+              <w:jc w:val="left"/>
+            </w:pPr>
+            <w:r>
+              <w:t xml:space="preserve">0.015</w:t>
             </w:r>
           </w:p>
         </w:tc>
@@ -19526,7 +20575,7 @@
               <w:jc w:val="left"/>
             </w:pPr>
             <w:r>
-              <w:t xml:space="preserve">0.014</w:t>
+              <w:t xml:space="preserve">0.015</w:t>
             </w:r>
           </w:p>
         </w:tc>
@@ -19583,7 +20632,7 @@
               <w:jc w:val="left"/>
             </w:pPr>
             <w:r>
-              <w:t xml:space="preserve">0.025</w:t>
+              <w:t xml:space="preserve">0.027</w:t>
             </w:r>
           </w:p>
         </w:tc>
@@ -19629,31 +20678,88 @@
               <w:jc w:val="left"/>
             </w:pPr>
             <w:r>
-              <w:t xml:space="preserve">-0.074 to -0.058</w:t>
-            </w:r>
-          </w:p>
-        </w:tc>
-        <w:tc>
-          <w:p>
-            <w:pPr>
-              <w:pStyle w:val="Compact"/>
-              <w:jc w:val="left"/>
-            </w:pPr>
-            <w:r>
-              <w:t xml:space="preserve">0.014</w:t>
-            </w:r>
-          </w:p>
-        </w:tc>
-      </w:tr>
-      <w:tr>
-        <w:tc>
-          <w:p>
-            <w:pPr>
-              <w:pStyle w:val="Compact"/>
-              <w:jc w:val="left"/>
-            </w:pPr>
-            <w:r>
-              <w:t xml:space="preserve">MDD severity: Severe vs rest</w:t>
+              <w:t xml:space="preserve">-0.058 to -0.047</w:t>
+            </w:r>
+          </w:p>
+        </w:tc>
+        <w:tc>
+          <w:p>
+            <w:pPr>
+              <w:pStyle w:val="Compact"/>
+              <w:jc w:val="left"/>
+            </w:pPr>
+            <w:r>
+              <w:t xml:space="preserve">0.027</w:t>
+            </w:r>
+          </w:p>
+        </w:tc>
+      </w:tr>
+      <w:tr>
+        <w:tc>
+          <w:p>
+            <w:pPr>
+              <w:pStyle w:val="Compact"/>
+              <w:jc w:val="left"/>
+            </w:pPr>
+            <w:r>
+              <w:t xml:space="preserve">Marital status: Never Married vs rest</w:t>
+            </w:r>
+          </w:p>
+        </w:tc>
+        <w:tc>
+          <w:p>
+            <w:pPr>
+              <w:pStyle w:val="Compact"/>
+              <w:jc w:val="left"/>
+            </w:pPr>
+            <w:r>
+              <w:t xml:space="preserve">Embedded</w:t>
+            </w:r>
+          </w:p>
+        </w:tc>
+        <w:tc>
+          <w:p>
+            <w:pPr>
+              <w:pStyle w:val="Compact"/>
+              <w:jc w:val="left"/>
+            </w:pPr>
+            <w:r>
+              <w:t xml:space="preserve">2 of 4</w:t>
+            </w:r>
+          </w:p>
+        </w:tc>
+        <w:tc>
+          <w:p>
+            <w:pPr>
+              <w:pStyle w:val="Compact"/>
+              <w:jc w:val="left"/>
+            </w:pPr>
+            <w:r>
+              <w:t xml:space="preserve">-0.054 to -0.051</w:t>
+            </w:r>
+          </w:p>
+        </w:tc>
+        <w:tc>
+          <w:p>
+            <w:pPr>
+              <w:pStyle w:val="Compact"/>
+              <w:jc w:val="left"/>
+            </w:pPr>
+            <w:r>
+              <w:t xml:space="preserve">0.015</w:t>
+            </w:r>
+          </w:p>
+        </w:tc>
+      </w:tr>
+      <w:tr>
+        <w:tc>
+          <w:p>
+            <w:pPr>
+              <w:pStyle w:val="Compact"/>
+              <w:jc w:val="left"/>
+            </w:pPr>
+            <w:r>
+              <w:t xml:space="preserve">Marital status: Never Married vs rest</w:t>
             </w:r>
           </w:p>
         </w:tc>
@@ -19686,132 +20792,18 @@
               <w:jc w:val="left"/>
             </w:pPr>
             <w:r>
-              <w:t xml:space="preserve">+0.087</w:t>
-            </w:r>
-          </w:p>
-        </w:tc>
-        <w:tc>
-          <w:p>
-            <w:pPr>
-              <w:pStyle w:val="Compact"/>
-              <w:jc w:val="left"/>
-            </w:pPr>
-            <w:r>
-              <w:t xml:space="preserve">0.040</w:t>
-            </w:r>
-          </w:p>
-        </w:tc>
-      </w:tr>
-      <w:tr>
-        <w:tc>
-          <w:p>
-            <w:pPr>
-              <w:pStyle w:val="Compact"/>
-              <w:jc w:val="left"/>
-            </w:pPr>
-            <w:r>
-              <w:t xml:space="preserve">Marital status: Never Married vs rest</w:t>
-            </w:r>
-          </w:p>
-        </w:tc>
-        <w:tc>
-          <w:p>
-            <w:pPr>
-              <w:pStyle w:val="Compact"/>
-              <w:jc w:val="left"/>
-            </w:pPr>
-            <w:r>
-              <w:t xml:space="preserve">Embedded</w:t>
-            </w:r>
-          </w:p>
-        </w:tc>
-        <w:tc>
-          <w:p>
-            <w:pPr>
-              <w:pStyle w:val="Compact"/>
-              <w:jc w:val="left"/>
-            </w:pPr>
-            <w:r>
-              <w:t xml:space="preserve">2 of 4</w:t>
-            </w:r>
-          </w:p>
-        </w:tc>
-        <w:tc>
-          <w:p>
-            <w:pPr>
-              <w:pStyle w:val="Compact"/>
-              <w:jc w:val="left"/>
-            </w:pPr>
-            <w:r>
-              <w:t xml:space="preserve">-0.054 to -0.051</w:t>
-            </w:r>
-          </w:p>
-        </w:tc>
-        <w:tc>
-          <w:p>
-            <w:pPr>
-              <w:pStyle w:val="Compact"/>
-              <w:jc w:val="left"/>
-            </w:pPr>
-            <w:r>
-              <w:t xml:space="preserve">0.014</w:t>
-            </w:r>
-          </w:p>
-        </w:tc>
-      </w:tr>
-      <w:tr>
-        <w:tc>
-          <w:p>
-            <w:pPr>
-              <w:pStyle w:val="Compact"/>
-              <w:jc w:val="left"/>
-            </w:pPr>
-            <w:r>
-              <w:t xml:space="preserve">Marital status: Never Married vs rest</w:t>
-            </w:r>
-          </w:p>
-        </w:tc>
-        <w:tc>
-          <w:p>
-            <w:pPr>
-              <w:pStyle w:val="Compact"/>
-              <w:jc w:val="left"/>
-            </w:pPr>
-            <w:r>
-              <w:t xml:space="preserve">Nearest neighbors</w:t>
-            </w:r>
-          </w:p>
-        </w:tc>
-        <w:tc>
-          <w:p>
-            <w:pPr>
-              <w:pStyle w:val="Compact"/>
-              <w:jc w:val="left"/>
-            </w:pPr>
-            <w:r>
-              <w:t xml:space="preserve">1 of 2</w:t>
-            </w:r>
-          </w:p>
-        </w:tc>
-        <w:tc>
-          <w:p>
-            <w:pPr>
-              <w:pStyle w:val="Compact"/>
-              <w:jc w:val="left"/>
-            </w:pPr>
-            <w:r>
-              <w:t xml:space="preserve">-0.047</w:t>
-            </w:r>
-          </w:p>
-        </w:tc>
-        <w:tc>
-          <w:p>
-            <w:pPr>
-              <w:pStyle w:val="Compact"/>
-              <w:jc w:val="left"/>
-            </w:pPr>
-            <w:r>
-              <w:t xml:space="preserve">0.040</w:t>
+              <w:t xml:space="preserve">-0.047 (95% CI -0.079 to -0.011)</w:t>
+            </w:r>
+          </w:p>
+        </w:tc>
+        <w:tc>
+          <w:p>
+            <w:pPr>
+              <w:pStyle w:val="Compact"/>
+              <w:jc w:val="left"/>
+            </w:pPr>
+            <w:r>
+              <w:t xml:space="preserve">0.042</w:t>
             </w:r>
           </w:p>
         </w:tc>
@@ -19822,6 +20814,14 @@
         <w:pStyle w:val="BodyText"/>
       </w:pPr>
       <w:r>
+        <w:t xml:space="preserve">Ranges span the surviving models’ point estimates. Every surviving contrast’s own 95% CI excludes zero; 2 single-model rows show theirs.</w:t>
+      </w:r>
+    </w:p>
+    <w:p>
+      <w:pPr>
+        <w:pStyle w:val="BodyText"/>
+      </w:pPr>
+      <w:r>
         <w:t xml:space="preserve">All 10 male-minus-female AUC contrasts included zero; the largest absolute point difference was 0.012. This does not establish equivalent performance.</w:t>
       </w:r>
     </w:p>
@@ -19830,7 +20830,7 @@
         <w:pStyle w:val="BodyText"/>
       </w:pPr>
       <w:r>
-        <w:t xml:space="preserve">All 10 White-minus-non-White AUC contrasts were positive (0.005–0.052); 5 excluded zero before adjustment, but none survived adjustment (minimum adjusted P=.11). For FEATURE logistic regression, calibration slopes were 0.98 in White patients and 0.79 in patients with other recorded racial categories.</w:t>
+        <w:t xml:space="preserve">All 10 White-minus-non-White AUC contrasts were positive (0.005–0.046); 5 excluded zero before adjustment, but none survived adjustment (minimum adjusted P=.15). For FEATURE logistic regression, calibration slopes were 0.98 in White patients and 0.79 in patients with other recorded racial categories.</w:t>
       </w:r>
     </w:p>
     <w:p>
@@ -19846,7 +20846,7 @@
         <w:pStyle w:val="BodyText"/>
       </w:pPr>
       <w:r>
-        <w:t xml:space="preserve">Nineteen of the 24 adjusted contrasts involved recurrence. Recurrent coding was associated with higher discrimination in all 10 contrasted models (differences 0.059–0.076), and single-episode coding with lower discrimination (−0.074 to −0.054), which survived adjustment in 9. In plain-cosine nearest-neighbor prediction, severe coding was associated with higher discrimination (+0.087; adjusted P=.04).</w:t>
+        <w:t xml:space="preserve">Nineteen of the 23 adjusted contrasts involved recurrence. Recurrent coding was associated with higher discrimination in all 10 contrasted models (differences 0.053–0.072), and single-episode coding with lower discrimination (−0.071 to −0.047), which survived adjustment in 9. Severe coding did not survive adjustment in either retrieval arm at its best k (plain cosine +0.053, adjusted P=.26; importance-weighted +0.064, adjusted P=.18).</w:t>
       </w:r>
     </w:p>
     <w:p>
@@ -19854,7 +20854,7 @@
         <w:pStyle w:val="BodyText"/>
       </w:pPr>
       <w:r>
-        <w:t xml:space="preserve">The remaining 4 adjusted contrasts indicated lower discrimination among never-married patients in 2 EMBEDDED classifiers (−0.054 to −0.051; minimum adjusted P=.014) and in importance-weighted retrieval (−0.047; adjusted P=.04), and at ages 18–29 in FEATURE XGBoost (−0.068; adjusted P=.04). Their causes were not established.</w:t>
+        <w:t xml:space="preserve">The remaining 4 adjusted contrasts indicated lower discrimination among never-married patients in 2 EMBEDDED classifiers (−0.054 to −0.051; minimum adjusted P=.015) and in importance-weighted retrieval (−0.047; adjusted P=.04), and at ages 18–29 in FEATURE XGBoost (−0.068; adjusted P=.04). Their causes were not established.</w:t>
       </w:r>
     </w:p>
     <w:p>
@@ -19877,7 +20877,7 @@
                     </pic:cNvPicPr>
                   </pic:nvPicPr>
                   <pic:blipFill>
-                    <a:blip r:embed="rId72"/>
+                    <a:blip r:embed="rId80"/>
                     <a:stretch>
                       <a:fillRect/>
                     </a:stretch>
@@ -19912,9 +20912,9 @@
         <w:t xml:space="preserve">Figure S11. Subgroup discrimination across sociodemographic strata, one representative model per arm, with 95% bootstrap confidence intervals. The dotted line marks chance. Strata declared not estimable are omitted.</w:t>
       </w:r>
     </w:p>
-    <w:bookmarkEnd w:id="73"/>
-    <w:bookmarkEnd w:id="74"/>
-    <w:bookmarkStart w:id="75" w:name="s10-representation-field-crosswalk"/>
+    <w:bookmarkEnd w:id="81"/>
+    <w:bookmarkEnd w:id="82"/>
+    <w:bookmarkStart w:id="83" w:name="s10-representation-field-crosswalk"/>
     <w:p>
       <w:pPr>
         <w:pStyle w:val="Heading1"/>
@@ -21652,8 +22652,8 @@
         <w:t xml:space="preserve">A sensitivity analysis added vital signs to FEATURE using missingness indicators and within-fold median imputation and added recorded history length to the narratives. The best-model contrast was reported to remain nonsignificant. These changes address selected asymmetries, not all differences listed above. Quantitative results are not included here and are available from the corresponding author.</w:t>
       </w:r>
     </w:p>
-    <w:bookmarkEnd w:id="75"/>
-    <w:bookmarkStart w:id="76" w:name="X3a518fb6f86db204292aaffc1ae02b02d401201"/>
+    <w:bookmarkEnd w:id="83"/>
+    <w:bookmarkStart w:id="84" w:name="X3a518fb6f86db204292aaffc1ae02b02d401201"/>
     <w:p>
       <w:pPr>
         <w:pStyle w:val="Heading1"/>
@@ -24158,8 +25158,8 @@
         </w:tc>
       </w:tr>
     </w:tbl>
-    <w:bookmarkEnd w:id="76"/>
-    <w:bookmarkStart w:id="89" w:name="X3b319a28540a2eebde7c4dc81a578fb022a8db8"/>
+    <w:bookmarkEnd w:id="84"/>
+    <w:bookmarkStart w:id="97" w:name="X3b319a28540a2eebde7c4dc81a578fb022a8db8"/>
     <w:p>
       <w:pPr>
         <w:pStyle w:val="Heading1"/>
@@ -24168,7 +25168,7 @@
         <w:t xml:space="preserve">S12 Additional Model Diagnostics and Encoder Estimates</w:t>
       </w:r>
     </w:p>
-    <w:bookmarkStart w:id="81" w:name="X00e30ecfb038ab3091c351365833ec0b278f913"/>
+    <w:bookmarkStart w:id="89" w:name="X00e30ecfb038ab3091c351365833ec0b278f913"/>
     <w:p>
       <w:pPr>
         <w:pStyle w:val="Heading2"/>
@@ -24213,7 +25213,7 @@
                     </pic:cNvPicPr>
                   </pic:nvPicPr>
                   <pic:blipFill>
-                    <a:blip r:embed="rId77"/>
+                    <a:blip r:embed="rId85"/>
                     <a:stretch>
                       <a:fillRect/>
                     </a:stretch>
@@ -24268,7 +25268,7 @@
                     </pic:cNvPicPr>
                   </pic:nvPicPr>
                   <pic:blipFill>
-                    <a:blip r:embed="rId78"/>
+                    <a:blip r:embed="rId86"/>
                     <a:stretch>
                       <a:fillRect/>
                     </a:stretch>
@@ -24331,7 +25331,7 @@
                     </pic:cNvPicPr>
                   </pic:nvPicPr>
                   <pic:blipFill>
-                    <a:blip r:embed="rId79"/>
+                    <a:blip r:embed="rId87"/>
                     <a:stretch>
                       <a:fillRect/>
                     </a:stretch>
@@ -24386,7 +25386,7 @@
                     </pic:cNvPicPr>
                   </pic:nvPicPr>
                   <pic:blipFill>
-                    <a:blip r:embed="rId80"/>
+                    <a:blip r:embed="rId88"/>
                     <a:stretch>
                       <a:fillRect/>
                     </a:stretch>
@@ -24421,8 +25421,8 @@
         <w:t xml:space="preserve">Figure S13. Confusion matrices at test-selected Youden J thresholds for embedded logistic regression (A) and feature-vector XGBoost (B). TRD refers to the treatment-switching proxy.</w:t>
       </w:r>
     </w:p>
-    <w:bookmarkEnd w:id="81"/>
-    <w:bookmarkStart w:id="86" w:name="s12-2-structured-feature-importance"/>
+    <w:bookmarkEnd w:id="89"/>
+    <w:bookmarkStart w:id="94" w:name="s12-2-structured-feature-importance"/>
     <w:p>
       <w:pPr>
         <w:pStyle w:val="Heading2"/>
@@ -24467,7 +25467,7 @@
                     </pic:cNvPicPr>
                   </pic:nvPicPr>
                   <pic:blipFill>
-                    <a:blip r:embed="rId82"/>
+                    <a:blip r:embed="rId90"/>
                     <a:stretch>
                       <a:fillRect/>
                     </a:stretch>
@@ -24522,7 +25522,7 @@
                     </pic:cNvPicPr>
                   </pic:nvPicPr>
                   <pic:blipFill>
-                    <a:blip r:embed="rId83"/>
+                    <a:blip r:embed="rId91"/>
                     <a:stretch>
                       <a:fillRect/>
                     </a:stretch>
@@ -24585,7 +25585,7 @@
                     </pic:cNvPicPr>
                   </pic:nvPicPr>
                   <pic:blipFill>
-                    <a:blip r:embed="rId84"/>
+                    <a:blip r:embed="rId92"/>
                     <a:stretch>
                       <a:fillRect/>
                     </a:stretch>
@@ -24640,7 +25640,7 @@
                     </pic:cNvPicPr>
                   </pic:nvPicPr>
                   <pic:blipFill>
-                    <a:blip r:embed="rId85"/>
+                    <a:blip r:embed="rId93"/>
                     <a:stretch>
                       <a:fillRect/>
                     </a:stretch>
@@ -24675,8 +25675,8 @@
         <w:t xml:space="preserve">Figure S14. Structured feature importance for logistic regression (A), random forest (B), gradient boosting (C), and XGBoost (D). Logistic-regression bars show signed coefficients. Tree bars show native importance; colors reflect univariate associations, not conditional model effects or causal directions.</w:t>
       </w:r>
     </w:p>
-    <w:bookmarkEnd w:id="86"/>
-    <w:bookmarkStart w:id="88" w:name="X5343ccf87f9e5b60c8211f4797e1b4998f32523"/>
+    <w:bookmarkEnd w:id="94"/>
+    <w:bookmarkStart w:id="96" w:name="X5343ccf87f9e5b60c8211f4797e1b4998f32523"/>
     <w:p>
       <w:pPr>
         <w:pStyle w:val="Heading2"/>
@@ -24713,7 +25713,7 @@
                     </pic:cNvPicPr>
                   </pic:nvPicPr>
                   <pic:blipFill>
-                    <a:blip r:embed="rId87"/>
+                    <a:blip r:embed="rId95"/>
                     <a:stretch>
                       <a:fillRect/>
                     </a:stretch>
@@ -25018,9 +26018,9 @@
         </w:tc>
       </w:tr>
     </w:tbl>
-    <w:bookmarkEnd w:id="88"/>
-    <w:bookmarkEnd w:id="89"/>
-    <w:bookmarkStart w:id="90" w:name="references"/>
+    <w:bookmarkEnd w:id="96"/>
+    <w:bookmarkEnd w:id="97"/>
+    <w:bookmarkStart w:id="98" w:name="references"/>
     <w:p>
       <w:pPr>
         <w:pStyle w:val="Heading1"/>
@@ -25149,7 +26149,7 @@
         <w:t xml:space="preserve">15. Varma S, Simon R. Bias in error estimation when using cross-validation for model selection. BMC Bioinformatics. 2006;7:91. doi:10.1186/1471-2105-7-91.</w:t>
       </w:r>
     </w:p>
-    <w:bookmarkEnd w:id="90"/>
+    <w:bookmarkEnd w:id="98"/>
     <w:sectPr>
       <w:pgSz w:h="15840" w:w="12240"/>
       <w:pgMar w:bottom="1440" w:footer="708" w:gutter="0" w:header="708" w:left="1800" w:right="1800" w:top="1440"/>

--- a/research/TRD-EHR/paper1-trd-prediction/supplement.docx
+++ b/research/TRD-EHR/paper1-trd-prediction/supplement.docx
@@ -2067,7 +2067,7 @@
         <w:pStyle w:val="BodyText"/>
       </w:pPr>
       <w:r>
-        <w:t xml:space="preserve">Two similarity metrics were compared. Plain cosine similarity used the raw embeddings. Importance-weighted cosine similarity standardized each dimension with the embedded logistic regression’s own scaler,</w:t>
+        <w:t xml:space="preserve">Two similarity metrics were compared. Plain cosine similarity used the raw embeddings. Logistic-regression-weighted cosine similarity standardized each dimension with the embedded logistic regression’s own scaler,</w:t>
       </w:r>
       <w:r>
         <w:t xml:space="preserve"> </w:t>
@@ -2638,7 +2638,7 @@
         <w:t xml:space="preserve"> </w:t>
       </w:r>
       <w:r>
-        <w:t xml:space="preserve">= 1, 2, and 5. Nearest retrieval selected the k most similar training patients. Each metric was reported at its best k, the k with the highest test AUC, the smallest on a tie: 295 for importance-weighted and 757 for plain cosine similarity, under</w:t>
+        <w:t xml:space="preserve">= 1, 2, and 5. Nearest retrieval selected the k most similar training patients. Each metric was reported at its best k, the k with the highest test AUC, the smallest on a tie: 295 for logistic-regression-weighted and 757 for plain cosine similarity, under</w:t>
       </w:r>
       <w:r>
         <w:t xml:space="preserve"> </w:t>
@@ -2762,7 +2762,7 @@
         <w:pStyle w:val="FirstParagraph"/>
       </w:pPr>
       <w:r>
-        <w:t xml:space="preserve">Standard classifiers, encoder comparisons, and concept permutations used the full cohort and common test split. The primary Qwen3-Embedding-8B encoder received both similarity metrics, the negative controls, and the neighborhood-size sweep. Retrieval results for the other encoders are not reported; both similarity metrics and the sweep describe the primary encoder only.</w:t>
+        <w:t xml:space="preserve">Standard classifiers, encoder comparisons, and concept permutations used the full cohort and common test split. The primary Qwen3-Embedding-8B encoder received both similarity metrics, the negative controls, and the neighborhood-size sweep. The other 3 encoders received both similarity metrics and the neighborhood-size sweep under the same rules, each weighted by its own embedded logistic regression (manuscript, Nearest-Neighbor Retrieval Across Encoders; Figure 5). Paired contrasts, farthest retrieval, the best-k panels reported here, and the subgroup analyses describe the primary encoder only.</w:t>
       </w:r>
     </w:p>
     <w:bookmarkEnd w:id="32"/>
@@ -3256,7 +3256,7 @@
         <w:pStyle w:val="BodyText"/>
       </w:pPr>
       <w:r>
-        <w:t xml:space="preserve">AUPRC remained modest across models (Tables S1–S2; Figure S4). The leading embedded and feature models achieved 0.302 (95% CI 0.281–0.325) and 0.298 (95% CI 0.276–0.322), respectively. These values are also summarized in Table 2. At each retrieval arm’s best k, AUPRC was 0.272 (95% CI 0.251–0.294) for importance-weighted, 0.264 (95% CI 0.244–0.286) for plain cosine, and 0.176 (95% CI 0.165–0.188) for random retrieval. Random retrieval therefore sat at the no-skill reference. The best k was chosen on the test patients by ROC AUC, so these values are optimistic.</w:t>
+        <w:t xml:space="preserve">AUPRC remained modest across models (Tables S1–S2; Figure S4). The leading embedded and feature models achieved 0.302 (95% CI 0.281–0.325) and 0.298 (95% CI 0.276–0.322), respectively. These values are also summarized in Table 2. At each retrieval arm’s best k, AUPRC was 0.272 (95% CI 0.251–0.294) for logistic-regression-weighted, 0.264 (95% CI 0.244–0.286) for plain cosine, and 0.176 (95% CI 0.165–0.188) for random retrieval. Random retrieval therefore sat at the no-skill reference. The best k was chosen on the test patients by ROC AUC, so these values are optimistic.</w:t>
       </w:r>
     </w:p>
     <w:p>
@@ -3620,7 +3620,7 @@
               <w:jc w:val="left"/>
             </w:pPr>
             <w:r>
-              <w:t xml:space="preserve">Importance-weighted cosine, k = 295</w:t>
+              <w:t xml:space="preserve">Logistic-regression-weighted cosine, k = 295</w:t>
             </w:r>
           </w:p>
         </w:tc>
@@ -3966,7 +3966,7 @@
         <w:pStyle w:val="BodyText"/>
       </w:pPr>
       <w:r>
-        <w:t xml:space="preserve">C Importance-weighted nearest retrieval, k = 295</w:t>
+        <w:t xml:space="preserve">C Logistic-regression-weighted nearest retrieval, k = 295</w:t>
       </w:r>
     </w:p>
     <w:p>
@@ -4621,7 +4621,7 @@
               <w:jc w:val="left"/>
             </w:pPr>
             <w:r>
-              <w:t xml:space="preserve">Importance-weighted cosine, k = 295</w:t>
+              <w:t xml:space="preserve">Logistic-regression-weighted cosine, k = 295</w:t>
             </w:r>
           </w:p>
         </w:tc>
@@ -5218,7 +5218,7 @@
               <w:jc w:val="left"/>
             </w:pPr>
             <w:r>
-              <w:t xml:space="preserve">Importance-weighted cosine, k = 295</w:t>
+              <w:t xml:space="preserve">Logistic-regression-weighted cosine, k = 295</w:t>
             </w:r>
           </w:p>
         </w:tc>
@@ -5453,7 +5453,7 @@
         <w:pStyle w:val="BodyText"/>
       </w:pPr>
       <w:r>
-        <w:t xml:space="preserve">C Importance-weighted nearest retrieval, k = 295</w:t>
+        <w:t xml:space="preserve">C Logistic-regression-weighted nearest retrieval, k = 295</w:t>
       </w:r>
     </w:p>
     <w:p>
@@ -7529,7 +7529,7 @@
         <w:pStyle w:val="FirstParagraph"/>
       </w:pPr>
       <w:r>
-        <w:t xml:space="preserve">Retrieval over the embedding carried outcome information but did not reach the trained classifiers. Random retrieval stayed at chance at every k: its band across draws covered 0.5 at all 34,063. Its best k, 32,720, reached 0.500 (2.5th–97.5th percentile across draws 0.484–0.515), and that k is noise. Farthest retrieval reached 0.432 (95% CI 0.416–0.449) (Table S7). At their best k, importance-weighted retrieval exceeded random by 0.125 (95% CI 0.103–0.147) and plain cosine by 0.118 (95% CI 0.096–0.140). These intervals combine bootstrap resampling of the test patients with the spread across the 1,000 random draws. AUPRC at each arm’s best k was 0.272 (95% CI 0.251–0.294) for importance-weighted, 0.264 (95% CI 0.244–0.286) for plain cosine, and 0.176 (95% CI 0.165–0.188) for random retrieval, against an outcome rate of 0.175 (95% CI 0.167–0.183) (section S2). Calibration is in section S3.</w:t>
+        <w:t xml:space="preserve">Retrieval over the embedding carried outcome information but did not reach the trained classifiers. Random retrieval stayed at chance at every k: its band across draws covered 0.5 at all 34,063. Its best k, 32,720, reached 0.500 (2.5th–97.5th percentile across draws 0.484–0.515), and that k is noise. Farthest retrieval reached 0.432 (95% CI 0.416–0.449) (Table S7). At their best k, logistic-regression-weighted retrieval exceeded random by 0.125 (95% CI 0.103–0.147) and plain cosine by 0.118 (95% CI 0.096–0.140). These intervals combine bootstrap resampling of the test patients with the spread across the 1,000 random draws. AUPRC at each arm’s best k was 0.272 (95% CI 0.251–0.294) for logistic-regression-weighted, 0.264 (95% CI 0.244–0.286) for plain cosine, and 0.176 (95% CI 0.165–0.188) for random retrieval, against an outcome rate of 0.175 (95% CI 0.167–0.183) (section S2). Calibration is in section S3.</w:t>
       </w:r>
     </w:p>
     <w:p>
@@ -7537,7 +7537,7 @@
         <w:pStyle w:val="BodyText"/>
       </w:pPr>
       <w:r>
-        <w:t xml:space="preserve">Neighborhood size mattered more than the metric. Both curves rose with k up to a few hundred neighbors (manuscript Figure 4). From k = 261 onward, importance-weighted retrieval stayed inside the interval at its best k. Plain cosine retrieval peaked at k = 757 and then drifted down, to 0.605 (95% CI 0.589–0.620) at k = 16,988, still inside the interval at its best k. Each metric at its own best k differed by 0.007 (95% CI −0.001 to 0.014). The best k was selected on test patients, so those maxima are optimistic. Using every training patient as a neighbor involves no selection and gave 0.624 (95% CI 0.607–0.639) for the importance-weighted metric and 0.608 (95% CI 0.592–0.624) for plain cosine. The sharpening exponent changed the maxima by at most 0.002.</w:t>
+        <w:t xml:space="preserve">Neighborhood size mattered more than the metric. Both curves rose with k up to a few hundred neighbors (manuscript Figure 4). From k = 261 onward, logistic-regression-weighted retrieval stayed inside the interval at its best k. Plain cosine retrieval peaked at k = 757 and then drifted down, to 0.605 (95% CI 0.589–0.620) at k = 16,988, still inside the interval at its best k. Each metric at its own best k differed by 0.007 (95% CI −0.001 to 0.014). The best k was selected on test patients, so those maxima are optimistic. Using every training patient as a neighbor involves no selection and gave 0.624 (95% CI 0.607–0.639) for the logistic-regression-weighted metric and 0.608 (95% CI 0.592–0.624) for plain cosine. The sharpening exponent changed the maxima by at most 0.002.</w:t>
       </w:r>
     </w:p>
     <w:p>
@@ -7545,7 +7545,7 @@
         <w:pStyle w:val="BodyText"/>
       </w:pPr>
       <w:r>
-        <w:t xml:space="preserve">The best retrieval result over every k and exponent was importance-weighted retrieval with</w:t>
+        <w:t xml:space="preserve">The best retrieval result over every k and exponent was logistic-regression-weighted retrieval with</w:t>
       </w:r>
       <w:r>
         <w:t xml:space="preserve"> </w:t>
@@ -7732,7 +7732,7 @@
               <w:jc w:val="left"/>
             </w:pPr>
             <w:r>
-              <w:t xml:space="preserve">Importance-weighted</w:t>
+              <w:t xml:space="preserve">Logistic-regression-weighted</w:t>
             </w:r>
           </w:p>
         </w:tc>
@@ -7824,7 +7824,7 @@
               <w:jc w:val="left"/>
             </w:pPr>
             <w:r>
-              <w:t xml:space="preserve">Importance-weighted</w:t>
+              <w:t xml:space="preserve">Logistic-regression-weighted</w:t>
             </w:r>
           </w:p>
         </w:tc>
@@ -7949,7 +7949,7 @@
         <w:pStyle w:val="BodyText"/>
       </w:pPr>
       <w:r>
-        <w:t xml:space="preserve">A Importance-weighted nearest retrieval, k = 295</w:t>
+        <w:t xml:space="preserve">A Logistic-regression-weighted nearest retrieval, k = 295</w:t>
       </w:r>
     </w:p>
     <w:p>
@@ -8114,7 +8114,7 @@
         <w:pStyle w:val="BodyText"/>
       </w:pPr>
       <w:r>
-        <w:t xml:space="preserve">Figure S8. ROC curves for importance-weighted (A) and plain-cosine (B) nearest retrieval and uniform random retrieval (C), each at its own test-selected best k, with</w:t>
+        <w:t xml:space="preserve">Figure S8. ROC curves for logistic-regression-weighted (A) and plain-cosine (B) nearest retrieval and uniform random retrieval (C), each at its own test-selected best k, with</w:t>
       </w:r>
       <w:r>
         <w:t xml:space="preserve"> </w:t>
@@ -8136,7 +8136,7 @@
         <w:pStyle w:val="BodyText"/>
       </w:pPr>
       <w:r>
-        <w:t xml:space="preserve">A Importance-weighted nearest retrieval, k = 295</w:t>
+        <w:t xml:space="preserve">A Logistic-regression-weighted nearest retrieval, k = 295</w:t>
       </w:r>
     </w:p>
     <w:p>
@@ -8593,7 +8593,7 @@
         <w:t xml:space="preserve"> </w:t>
       </w:r>
       <w:r>
-        <w:t xml:space="preserve">= 1), with bootstrap 95% CIs within each quintile. Days are the quintile’s bounds of pre-index history. Weighted: importance-weighted cosine; plain: plain cosine. Random retrieval uses uniform weights and the draw whose AUC at its best k is closest to the mean of 1,000 draws.</w:t>
+        <w:t xml:space="preserve">= 1), with bootstrap 95% CIs within each quintile. Days are the quintile’s bounds of pre-index history. Weighted: logistic-regression-weighted cosine; plain: plain cosine. Random retrieval uses uniform weights and the draw whose AUC at its best k is closest to the mean of 1,000 draws.</w:t>
       </w:r>
     </w:p>
     <w:tbl>
@@ -9048,7 +9048,7 @@
         <w:pStyle w:val="BodyText"/>
       </w:pPr>
       <w:r>
-        <w:t xml:space="preserve">AUC ranged from 0.600 to 0.633 for importance-weighted and 0.598 to 0.626 for plain cosine retrieval, without a monotonic trend, and every quintile’s interval overlapped the others. Random retrieval stayed near 0.5, and its interval included 0.5 in every quintile. This does not establish independence from record volume; differing case mix and imprecision within strata limit interpretation.</w:t>
+        <w:t xml:space="preserve">AUC ranged from 0.600 to 0.633 for logistic-regression-weighted and 0.598 to 0.626 for plain cosine retrieval, without a monotonic trend, and every quintile’s interval overlapped the others. Random retrieval stayed near 0.5, and its interval included 0.5 in every quintile. This does not establish independence from record volume; differing case mix and imprecision within strata limit interpretation.</w:t>
       </w:r>
     </w:p>
     <w:p>
@@ -10815,7 +10815,7 @@
         <w:pStyle w:val="BodyText"/>
       </w:pPr>
       <w:r>
-        <w:t xml:space="preserve">The analysis included 4 FEATURE classifiers, 4 EMBEDDED classifiers, and 4 neighbor configurations, each at its own best k from section S6: nearest retrieval under plain cosine similarity (k = 757) and under importance-weighted similarity (k = 295), and 2 controls, uniform random retrieval (k = 32,720) and farthest retrieval (k = 50). Between-group contrasts included the 2 nearest-neighbor configurations and excluded the controls. The best k was chosen on all test patients, not within each subgroup.</w:t>
+        <w:t xml:space="preserve">The analysis included 4 FEATURE classifiers, 4 EMBEDDED classifiers, and 4 neighbor configurations, each at its own best k from section S6: nearest retrieval under plain cosine similarity (k = 757) and under logistic-regression-weighted similarity (k = 295), and 2 controls, uniform random retrieval (k = 32,720) and farthest retrieval (k = 50). Between-group contrasts included the 2 nearest-neighbor configurations and excluded the controls. The best k was chosen on all test patients, not within each subgroup.</w:t>
       </w:r>
     </w:p>
     <w:p>
@@ -17250,7 +17250,7 @@
         <w:pStyle w:val="BodyText"/>
       </w:pPr>
       <w:r>
-        <w:t xml:space="preserve">E LR: embedded logistic regression; F LR: feature-vector logistic regression; N WTD: importance-weighted nearest-neighbor prediction (k = 295). Events denotes positive TRD proxy outcomes. Mean risk difference is mean predicted probability minus observed frequency.</w:t>
+        <w:t xml:space="preserve">E LR: embedded logistic regression; F LR: feature-vector logistic regression; N WTD: logistic-regression-weighted nearest-neighbor prediction (k = 295). Events denotes positive TRD proxy outcomes. Mean risk difference is mean predicted probability minus observed frequency.</w:t>
       </w:r>
     </w:p>
     <w:bookmarkEnd w:id="78"/>
@@ -20115,7 +20115,7 @@
         <w:pStyle w:val="BodyText"/>
       </w:pPr>
       <w:r>
-        <w:t xml:space="preserve">E LR: embedded logistic regression; F LR: feature-vector logistic regression; N WTD: importance-weighted nearest-neighbor prediction (k = 295). Events denotes positive TRD proxy outcomes. Mean risk difference is mean predicted probability minus observed frequency.</w:t>
+        <w:t xml:space="preserve">E LR: embedded logistic regression; F LR: feature-vector logistic regression; N WTD: logistic-regression-weighted nearest-neighbor prediction (k = 295). Events denotes positive TRD proxy outcomes. Mean risk difference is mean predicted probability minus observed frequency.</w:t>
       </w:r>
     </w:p>
     <w:bookmarkEnd w:id="79"/>
@@ -20803,7 +20803,7 @@
         <w:pStyle w:val="BodyText"/>
       </w:pPr>
       <w:r>
-        <w:t xml:space="preserve">Nineteen of the 23 adjusted contrasts involved recurrence. Recurrent coding was associated with higher discrimination in all 10 contrasted models (differences 0.053–0.072), and single-episode coding with lower discrimination (−0.071 to −0.047), which survived adjustment in 9. Severe coding did not survive adjustment in either retrieval arm at its best k (plain cosine +0.053, adjusted P=.26; importance-weighted +0.064, adjusted P=.18).</w:t>
+        <w:t xml:space="preserve">Nineteen of the 23 adjusted contrasts involved recurrence. Recurrent coding was associated with higher discrimination in all 10 contrasted models (differences 0.053–0.072), and single-episode coding with lower discrimination (−0.071 to −0.047), which survived adjustment in 9. Severe coding did not survive adjustment in either retrieval arm at its best k (plain cosine +0.053, adjusted P=.26; logistic-regression-weighted +0.064, adjusted P=.18).</w:t>
       </w:r>
     </w:p>
     <w:p>
@@ -20811,7 +20811,7 @@
         <w:pStyle w:val="BodyText"/>
       </w:pPr>
       <w:r>
-        <w:t xml:space="preserve">The remaining 4 adjusted contrasts indicated lower discrimination among never-married patients in 2 EMBEDDED classifiers (−0.054 to −0.051; minimum adjusted P=.015) and in importance-weighted retrieval (−0.047; adjusted P=.04), and at ages 18–29 in FEATURE XGBoost (−0.068; adjusted P=.04). Their causes were not established.</w:t>
+        <w:t xml:space="preserve">The remaining 4 adjusted contrasts indicated lower discrimination among never-married patients in 2 EMBEDDED classifiers (−0.054 to −0.051; minimum adjusted P=.015) and in logistic-regression-weighted retrieval (−0.047; adjusted P=.04), and at ages 18–29 in FEATURE XGBoost (−0.068; adjusted P=.04). Their causes were not established.</w:t>
       </w:r>
     </w:p>
     <w:p>
